--- a/offline_eval/Offline_Model_Evaluation_Report.docx
+++ b/offline_eval/Offline_Model_Evaluation_Report.docx
@@ -4,54 +4,36 @@
   <w:body>
     <w:p>
       <w:pPr>
-        <w:jc w:val="center"/>
+        <w:jc w:val="left"/>
       </w:pPr>
       <w:r>
         <w:rPr>
           <w:b/>
+          <w:color w:val="1F3A5F"/>
           <w:sz w:val="40"/>
         </w:rPr>
-        <w:t>Offline &amp; Benchmark Model Evaluation</w:t>
+        <w:t>Offline &amp; Cloud Model Evaluation for the AI Tutor</w:t>
       </w:r>
     </w:p>
     <w:p>
-      <w:pPr>
-        <w:jc w:val="center"/>
-      </w:pPr>
       <w:r>
         <w:rPr>
           <w:i/>
           <w:color w:val="555555"/>
-          <w:sz w:val="24"/>
+          <w:sz w:val="23"/>
         </w:rPr>
-        <w:t>Selecting an open-source tutor model for offline, low-connectivity deployment</w:t>
+        <w:t>Ranking 44 tutor models — local open-source, cloud open-weight (Vertex Model Garden), and proprietary — on the real production tutoring engine</w:t>
       </w:r>
     </w:p>
     <w:p>
-      <w:pPr>
-        <w:jc w:val="center"/>
-      </w:pPr>
       <w:r>
         <w:rPr>
-          <w:color w:val="888888"/>
-          <w:sz w:val="20"/>
+          <w:color w:val="555555"/>
+          <w:sz w:val="19"/>
         </w:rPr>
-        <w:t>Nyansapo Labs — AI Tutor   ·   30 models scored   ·   June 2026</w:t>
+        <w:t>Pixel Design Labs LLC — AI Tutor   ·   44 models scored   ·   June 2026</w:t>
       </w:r>
     </w:p>
-    <w:p>
-      <w:pPr>
-        <w:jc w:val="center"/>
-      </w:pPr>
-      <w:r>
-        <w:rPr>
-          <w:color w:val="888888"/>
-          <w:sz w:val="20"/>
-        </w:rPr>
-        <w:t>Branch: pixeldesignlabs-dev-portuguese   ·   Context: Mozambique / Tanzania pilots</w:t>
-      </w:r>
-    </w:p>
-    <w:p/>
     <w:p>
       <w:pPr>
         <w:pStyle w:val="Heading1"/>
@@ -61,21 +43,207 @@
       </w:r>
     </w:p>
     <w:p>
+      <w:pPr>
+        <w:spacing w:after="120"/>
+      </w:pPr>
       <w:r>
         <w:rPr>
           <w:b w:val="0"/>
           <w:i w:val="0"/>
         </w:rPr>
-        <w:t>The AI Tutor pilot runs on a hosted Anthropic model. For data residency and use in low-connectivity schools, we need a tutor model that can run locally — on a phone/tablet or a modest school server — with no cloud dependency. This study measured how well 23 open-source models and 7 proprietary benchmarks drive the real production tutoring engine, scored by the same trusted Anthropic-based harness across an identical 60-scenario test set.</w:t>
+        <w:t xml:space="preserve">We evaluated </w:t>
       </w:r>
-    </w:p>
-    <w:p>
+      <w:r>
+        <w:rPr>
+          <w:b/>
+          <w:i w:val="0"/>
+        </w:rPr>
+        <w:t>44 candidate tutor models</w:t>
+      </w:r>
       <w:r>
         <w:rPr>
           <w:b w:val="0"/>
           <w:i w:val="0"/>
         </w:rPr>
-        <w:t>The proprietary ceiling is Claude Opus 4.7 at a 90% pass rate. The best open-source model, Qwen2.5-14B, reaches 55% — about 61% of that ceiling — while a 7B Qwen runs on a laptop at 52% with the highest teaching-quality score of any open model (0.71), rivalling Gemini 3.5 Flash. A 3B Qwen that fits a phone/tablet scores 45%. The headline: a capable offline tutor is viable today, the Qwen2.5 family leads at every size, and the remaining gap to the cloud ceiling is realistically closable with tutor-specific tuning. These are stock models — no prompt or fine-tuning has been applied yet.</w:t>
+        <w:t xml:space="preserve"> on the AI Tutor's real production tutoring engine, using one identical harness of 60 single-turn lesson scenarios. Every model drives the tutor end-to-end (posing questions, grading answers, and advancing through a lesson via tool-calls); scoring is held constant on Anthropic models and is cross-family, so no model grades itself. </w:t>
+      </w:r>
+      <w:r>
+        <w:rPr>
+          <w:b/>
+          <w:i w:val="0"/>
+        </w:rPr>
+        <w:t>0 scenarios errored</w:t>
+      </w:r>
+      <w:r>
+        <w:rPr>
+          <w:b w:val="0"/>
+          <w:i w:val="0"/>
+        </w:rPr>
+        <w:t xml:space="preserve"> across the final dataset.</w:t>
+      </w:r>
+    </w:p>
+    <w:p>
+      <w:pPr>
+        <w:spacing w:after="120"/>
+      </w:pPr>
+      <w:r>
+        <w:rPr>
+          <w:b w:val="0"/>
+          <w:i w:val="0"/>
+        </w:rPr>
+        <w:t xml:space="preserve">The frontier ceiling is </w:t>
+      </w:r>
+      <w:r>
+        <w:rPr>
+          <w:b/>
+          <w:i w:val="0"/>
+        </w:rPr>
+        <w:t>Claude Opus 4.7 at 90%</w:t>
+      </w:r>
+      <w:r>
+        <w:rPr>
+          <w:b w:val="0"/>
+          <w:i w:val="0"/>
+        </w:rPr>
+        <w:t xml:space="preserve">. The strongest non-Anthropic model is </w:t>
+      </w:r>
+      <w:r>
+        <w:rPr>
+          <w:b/>
+          <w:i w:val="0"/>
+        </w:rPr>
+        <w:t>Grok 4.1-fast (reasoning) at 72%</w:t>
+      </w:r>
+      <w:r>
+        <w:rPr>
+          <w:b w:val="0"/>
+          <w:i w:val="0"/>
+        </w:rPr>
+        <w:t xml:space="preserve"> — served as open-weight Model-as-a-Service through Google Vertex AI Model Garden — which beats every Gemini variant and trails only the three Claude models. A dense band of </w:t>
+      </w:r>
+      <w:r>
+        <w:rPr>
+          <w:b/>
+          <w:i w:val="0"/>
+        </w:rPr>
+        <w:t>cloud-hosted open-weight</w:t>
+      </w:r>
+      <w:r>
+        <w:rPr>
+          <w:b w:val="0"/>
+          <w:i w:val="0"/>
+        </w:rPr>
+        <w:t xml:space="preserve"> models follows: </w:t>
+      </w:r>
+      <w:r>
+        <w:rPr>
+          <w:b/>
+          <w:i w:val="0"/>
+        </w:rPr>
+        <w:t>Qwen3-Coder 480B (68%)</w:t>
+      </w:r>
+      <w:r>
+        <w:rPr>
+          <w:b w:val="0"/>
+          <w:i w:val="0"/>
+        </w:rPr>
+        <w:t xml:space="preserve">, </w:t>
+      </w:r>
+      <w:r>
+        <w:rPr>
+          <w:b/>
+          <w:i w:val="0"/>
+        </w:rPr>
+        <w:t>GLM-4.7 (67%)</w:t>
+      </w:r>
+      <w:r>
+        <w:rPr>
+          <w:b w:val="0"/>
+          <w:i w:val="0"/>
+        </w:rPr>
+        <w:t xml:space="preserve">, </w:t>
+      </w:r>
+      <w:r>
+        <w:rPr>
+          <w:b/>
+          <w:i w:val="0"/>
+        </w:rPr>
+        <w:t>Qwen3-Next-80B-Instruct (65%)</w:t>
+      </w:r>
+      <w:r>
+        <w:rPr>
+          <w:b w:val="0"/>
+          <w:i w:val="0"/>
+        </w:rPr>
+        <w:t xml:space="preserve">, and </w:t>
+      </w:r>
+      <w:r>
+        <w:rPr>
+          <w:b/>
+          <w:i w:val="0"/>
+        </w:rPr>
+        <w:t>Qwen3-235B (63%)</w:t>
+      </w:r>
+      <w:r>
+        <w:rPr>
+          <w:b w:val="0"/>
+          <w:i w:val="0"/>
+        </w:rPr>
+        <w:t xml:space="preserve"> — all of which beat the best locally-run open model.</w:t>
+      </w:r>
+    </w:p>
+    <w:p>
+      <w:pPr>
+        <w:spacing w:after="120"/>
+      </w:pPr>
+      <w:r>
+        <w:rPr>
+          <w:b w:val="0"/>
+          <w:i w:val="0"/>
+        </w:rPr>
+        <w:t xml:space="preserve">For </w:t>
+      </w:r>
+      <w:r>
+        <w:rPr>
+          <w:b/>
+          <w:i w:val="0"/>
+        </w:rPr>
+        <w:t>on-device</w:t>
+      </w:r>
+      <w:r>
+        <w:rPr>
+          <w:b w:val="0"/>
+          <w:i w:val="0"/>
+        </w:rPr>
+        <w:t xml:space="preserve"> deployment in low-connectivity schools, the picks are </w:t>
+      </w:r>
+      <w:r>
+        <w:rPr>
+          <w:b/>
+          <w:i w:val="0"/>
+        </w:rPr>
+        <w:t>qwen2.5:3b (45%)</w:t>
+      </w:r>
+      <w:r>
+        <w:rPr>
+          <w:b w:val="0"/>
+          <w:i w:val="0"/>
+        </w:rPr>
+        <w:t xml:space="preserve"> for phone/tablet and </w:t>
+      </w:r>
+      <w:r>
+        <w:rPr>
+          <w:b/>
+          <w:i w:val="0"/>
+        </w:rPr>
+        <w:t>qwen2.5:7b (52%, rubric 0.71)</w:t>
+      </w:r>
+      <w:r>
+        <w:rPr>
+          <w:b w:val="0"/>
+          <w:i w:val="0"/>
+        </w:rPr>
+        <w:t xml:space="preserve"> for a laptop or school server. These are stock models with no tutor-specific tuning — a baseline, and the gap to the ceiling is the target for prompt/fine-tuning.</w:t>
       </w:r>
     </w:p>
     <w:p>
@@ -87,12 +255,134 @@
       </w:r>
     </w:p>
     <w:p>
+      <w:pPr>
+        <w:spacing w:after="120"/>
+      </w:pPr>
       <w:r>
         <w:rPr>
           <w:b w:val="0"/>
           <w:i w:val="0"/>
         </w:rPr>
-        <w:t>Two pilots (Mozambique, Tanzania) operate in settings where reliable internet cannot be assumed and where data-residency expectations favour on-device inference. The question this evaluation answers is concrete: which locally-runnable model best drives our actual tutoring pedagogy, and how far is it from the quality our cloud model delivers today? We deliberately ranked models on the real engine rather than a generic benchmark, because tool-use reliability and pedagogical behaviour — not raw language ability — determine tutoring quality.</w:t>
+        <w:t xml:space="preserve">The pilot runs on a hosted Anthropic model. For </w:t>
+      </w:r>
+      <w:r>
+        <w:rPr>
+          <w:b/>
+          <w:i w:val="0"/>
+        </w:rPr>
+        <w:t>data-residency</w:t>
+      </w:r>
+      <w:r>
+        <w:rPr>
+          <w:b w:val="0"/>
+          <w:i w:val="0"/>
+        </w:rPr>
+        <w:t xml:space="preserve"> and </w:t>
+      </w:r>
+      <w:r>
+        <w:rPr>
+          <w:b/>
+          <w:i w:val="0"/>
+        </w:rPr>
+        <w:t>offline use</w:t>
+      </w:r>
+      <w:r>
+        <w:rPr>
+          <w:b w:val="0"/>
+          <w:i w:val="0"/>
+        </w:rPr>
+        <w:t xml:space="preserve"> in low-connectivity schools (Mozambique, Tanzania), we need to know which models can drive the tutor well — both models small enough to run </w:t>
+      </w:r>
+      <w:r>
+        <w:rPr>
+          <w:b/>
+          <w:i w:val="0"/>
+        </w:rPr>
+        <w:t>on-device</w:t>
+      </w:r>
+      <w:r>
+        <w:rPr>
+          <w:b w:val="0"/>
+          <w:i w:val="0"/>
+        </w:rPr>
+        <w:t xml:space="preserve"> and large open-weight models we could host ourselves or reach cheaply via cloud Model-as-a-Service (MaaS). This study ranks them on how well they run our </w:t>
+      </w:r>
+      <w:r>
+        <w:rPr>
+          <w:b/>
+          <w:i w:val="0"/>
+        </w:rPr>
+        <w:t>real tutoring engine</w:t>
+      </w:r>
+      <w:r>
+        <w:rPr>
+          <w:b w:val="0"/>
+          <w:i w:val="0"/>
+        </w:rPr>
+        <w:t>, not a toy benchmark.</w:t>
+      </w:r>
+    </w:p>
+    <w:p>
+      <w:pPr>
+        <w:spacing w:after="120"/>
+      </w:pPr>
+      <w:r>
+        <w:rPr>
+          <w:b w:val="0"/>
+          <w:i w:val="0"/>
+        </w:rPr>
+        <w:t>Three serving modes are compared head-to-head on the same harness:</w:t>
+      </w:r>
+    </w:p>
+    <w:p>
+      <w:pPr>
+        <w:pStyle w:val="ListBullet"/>
+      </w:pPr>
+      <w:r>
+        <w:rPr>
+          <w:b/>
+        </w:rPr>
+        <w:t>Proprietary</w:t>
+      </w:r>
+      <w:r>
+        <w:rPr>
+          <w:b w:val="0"/>
+        </w:rPr>
+        <w:t xml:space="preserve"> — hosted vendor APIs (Anthropic Claude, Google Gemini).</w:t>
+      </w:r>
+    </w:p>
+    <w:p>
+      <w:pPr>
+        <w:pStyle w:val="ListBullet"/>
+      </w:pPr>
+      <w:r>
+        <w:rPr>
+          <w:b/>
+        </w:rPr>
+        <w:t>Cloud MaaS</w:t>
+      </w:r>
+      <w:r>
+        <w:rPr>
+          <w:b w:val="0"/>
+        </w:rPr>
+        <w:t xml:space="preserve"> — open-weight models served pay-per-token through Google Vertex AI Model Garden's OpenAI-compatible endpoint (DeepSeek, Kimi, Qwen3, Grok, GLM). No GPU endpoints are deployed; billing is per-token only.</w:t>
+      </w:r>
+    </w:p>
+    <w:p>
+      <w:pPr>
+        <w:pStyle w:val="ListBullet"/>
+      </w:pPr>
+      <w:r>
+        <w:rPr>
+          <w:b/>
+        </w:rPr>
+        <w:t>Local OSS</w:t>
+      </w:r>
+      <w:r>
+        <w:rPr>
+          <w:b w:val="0"/>
+        </w:rPr>
+        <w:t xml:space="preserve"> — open-source models run locally via Ollama on an 8 GB CPU laptop (≤9B) or a free Google Colab T4 GPU (7–14B), the realistic offline deployment targets.</w:t>
       </w:r>
     </w:p>
     <w:p>
@@ -104,66 +394,153 @@
       </w:r>
     </w:p>
     <w:p>
+      <w:pPr>
+        <w:pStyle w:val="ListBullet"/>
+      </w:pPr>
+      <w:r>
+        <w:rPr>
+          <w:b/>
+        </w:rPr>
+        <w:t>Tutor under test:</w:t>
+      </w:r>
       <w:r>
         <w:rPr>
           <w:b w:val="0"/>
-          <w:i w:val="0"/>
         </w:rPr>
-        <w:t>Each model under test was swapped in as the tutor while the judge and the student-simulator were held constant on our production Anthropic models — a fixed, high-quality yardstick. Every model ran the identical set of 60 single-turn lesson scenarios (math and reading, across five student personas) and was scored on a pass/fail verdict plus a 0-1 teaching-quality rubric.</w:t>
+        <w:t xml:space="preserve"> each model drives the production `simple_tutor` engine, controlling pedagogy through tool-calls (pose question → grade answer → advance).</w:t>
       </w:r>
     </w:p>
     <w:p>
+      <w:pPr>
+        <w:pStyle w:val="ListBullet"/>
+      </w:pPr>
       <w:r>
         <w:rPr>
           <w:b/>
-          <w:i w:val="0"/>
         </w:rPr>
-        <w:t>Cross-family judging.</w:t>
+        <w:t>Scorers held constant on Anthropic</w:t>
+      </w:r>
+      <w:r>
+        <w:rPr>
+          <w:b w:val="0"/>
+        </w:rPr>
+        <w:t xml:space="preserve"> (our trusted reference): the rubric </w:t>
+      </w:r>
+      <w:r>
+        <w:rPr>
+          <w:b/>
+        </w:rPr>
+        <w:t>judge</w:t>
+      </w:r>
+      <w:r>
+        <w:rPr>
+          <w:b w:val="0"/>
+        </w:rPr>
+        <w:t xml:space="preserve"> (claude-haiku-4-5) and the </w:t>
+      </w:r>
+      <w:r>
+        <w:rPr>
+          <w:b/>
+        </w:rPr>
+        <w:t>student-simulator</w:t>
+      </w:r>
+      <w:r>
+        <w:rPr>
+          <w:b w:val="0"/>
+        </w:rPr>
+        <w:t xml:space="preserve"> are the same models used in production, so every tutor model is graded on an identical, high-quality yardstick.</w:t>
       </w:r>
     </w:p>
     <w:p>
+      <w:pPr>
+        <w:pStyle w:val="ListBullet"/>
+      </w:pPr>
+      <w:r>
+        <w:rPr>
+          <w:b/>
+        </w:rPr>
+        <w:t>Cross-family grading:</w:t>
+      </w:r>
       <w:r>
         <w:rPr>
           <w:b w:val="0"/>
-          <w:i w:val="0"/>
         </w:rPr>
-        <w:t>The pass/fail grader excludes the tutor's own vendor, so no model ever grades itself — the headline pass rate is cross-family for all 30 models. Only secondary rubric/label layers can be same-vendor when a Claude or Gemini model is the tutor; those columns should be read with that in mind.</w:t>
+        <w:t xml:space="preserve"> the pass/fail grader excludes the tutor's own vendor, so a model never grades itself.</w:t>
       </w:r>
     </w:p>
     <w:p>
+      <w:pPr>
+        <w:pStyle w:val="ListBullet"/>
+      </w:pPr>
       <w:r>
         <w:rPr>
           <w:b/>
-          <w:i w:val="0"/>
         </w:rPr>
-        <w:t>Engine changes required to run open models.</w:t>
+        <w:t>Test set:</w:t>
+      </w:r>
+      <w:r>
+        <w:rPr>
+          <w:b w:val="0"/>
+        </w:rPr>
+        <w:t xml:space="preserve"> 60 single-turn lesson scenarios (math + reading, multiple student personas), each scored </w:t>
+      </w:r>
+      <w:r>
+        <w:rPr>
+          <w:b/>
+        </w:rPr>
+        <w:t>pass/fail</w:t>
+      </w:r>
+      <w:r>
+        <w:rPr>
+          <w:b w:val="0"/>
+        </w:rPr>
+        <w:t xml:space="preserve"> plus a </w:t>
+      </w:r>
+      <w:r>
+        <w:rPr>
+          <w:b/>
+        </w:rPr>
+        <w:t>0–1 rubric</w:t>
+      </w:r>
+      <w:r>
+        <w:rPr>
+          <w:b w:val="0"/>
+        </w:rPr>
+        <w:t xml:space="preserve"> quality score.</w:t>
       </w:r>
     </w:p>
     <w:p>
+      <w:pPr>
+        <w:pStyle w:val="ListBullet"/>
+      </w:pPr>
+      <w:r>
+        <w:rPr>
+          <w:b/>
+        </w:rPr>
+        <w:t>Provider abstraction:</w:t>
+      </w:r>
       <w:r>
         <w:rPr>
           <w:b w:val="0"/>
-          <w:i w:val="0"/>
         </w:rPr>
-        <w:t>Two changes were needed (the production Anthropic path is unchanged). First, the engine was hard-wired to the Anthropic SDK; it now routes any provider through our pluggable client layer, so local models (via Ollama) can drive the same tool-based pedagogy. Second, several open models emit their tool calls as text rather than through the structured channel; the client now parses those leaks. This second fix mattered: GLM-4 would have scored ~0% as a pure artifact before it, and recovered to 43% once parsed correctly.</w:t>
+        <w:t xml:space="preserve"> the engine routes any provider through a pluggable client layer (`apps/llm/client.py`). Cloud MaaS models reach Vertex through `VertexModelGardenClient` (OpenAI-compatible endpoint, Application Default Credentials, per-region routing); local models go through the Ollama client.</w:t>
       </w:r>
     </w:p>
     <w:p>
+      <w:pPr>
+        <w:pStyle w:val="ListBullet"/>
+      </w:pPr>
       <w:r>
         <w:rPr>
           <w:b/>
-          <w:i w:val="0"/>
         </w:rPr>
-        <w:t>Hardware tiers.</w:t>
+        <w:t>Hardware:</w:t>
       </w:r>
-    </w:p>
-    <w:p>
       <w:r>
         <w:rPr>
           <w:b w:val="0"/>
-          <w:i w:val="0"/>
         </w:rPr>
-        <w:t>Small models (&lt;=9B) ran on a local 8 GB CPU-only laptop; 7-14B models ran on a free Google Colab T4 GPU; the proprietary benchmarks ran via API. The same harness and scenarios were used throughout, so scores are directly comparable across tiers.</w:t>
+        <w:t xml:space="preserve"> ≤9B local models on an 8 GB CPU laptop; 7–14B local models on a free Colab T4 GPU; cloud + MaaS models via API. Same scenarios throughout → directly comparable.</w:t>
       </w:r>
     </w:p>
     <w:p>
@@ -171,7 +548,4021 @@
         <w:pStyle w:val="Heading1"/>
       </w:pPr>
       <w:r>
-        <w:t>4. Results</w:t>
+        <w:t>4. Combined Leaderboard — all 44 models</w:t>
+      </w:r>
+    </w:p>
+    <w:p>
+      <w:pPr>
+        <w:spacing w:after="120"/>
+      </w:pPr>
+      <w:r>
+        <w:rPr>
+          <w:b w:val="0"/>
+          <w:i w:val="0"/>
+        </w:rPr>
+        <w:t xml:space="preserve">Single ranking by pass rate. </w:t>
+      </w:r>
+      <w:r>
+        <w:rPr>
+          <w:b/>
+          <w:i w:val="0"/>
+        </w:rPr>
+        <w:t>Pass</w:t>
+      </w:r>
+      <w:r>
+        <w:rPr>
+          <w:b w:val="0"/>
+          <w:i w:val="0"/>
+        </w:rPr>
+        <w:t xml:space="preserve"> = cross-family pass rate (primary metric). </w:t>
+      </w:r>
+      <w:r>
+        <w:rPr>
+          <w:b/>
+          <w:i w:val="0"/>
+        </w:rPr>
+        <w:t>Rubric</w:t>
+      </w:r>
+      <w:r>
+        <w:rPr>
+          <w:b w:val="0"/>
+          <w:i w:val="0"/>
+        </w:rPr>
+        <w:t xml:space="preserve"> = mean 0–1 teaching-quality score (Anthropic-Haiku judge). </w:t>
+      </w:r>
+      <w:r>
+        <w:rPr>
+          <w:b/>
+          <w:i w:val="0"/>
+        </w:rPr>
+        <w:t>Top failure</w:t>
+      </w:r>
+      <w:r>
+        <w:rPr>
+          <w:b w:val="0"/>
+          <w:i w:val="0"/>
+        </w:rPr>
+        <w:t xml:space="preserve"> = the single biggest bottleneck category for that model, with its count. Every model ran the identical 60-scenario harness with </w:t>
+      </w:r>
+      <w:r>
+        <w:rPr>
+          <w:b/>
+          <w:i w:val="0"/>
+        </w:rPr>
+        <w:t>0 errors</w:t>
+      </w:r>
+      <w:r>
+        <w:rPr>
+          <w:b w:val="0"/>
+          <w:i w:val="0"/>
+        </w:rPr>
+        <w:t>.</w:t>
+      </w:r>
+    </w:p>
+    <w:tbl>
+      <w:tblPr>
+        <w:tblStyle w:val="LightGrid-Accent1"/>
+        <w:tblW w:type="auto" w:w="0"/>
+        <w:tblLook w:firstColumn="1" w:firstRow="1" w:lastColumn="0" w:lastRow="0" w:noHBand="0" w:noVBand="1" w:val="04A0"/>
+      </w:tblPr>
+      <w:tblGrid>
+        <w:gridCol w:w="1440"/>
+        <w:gridCol w:w="1440"/>
+        <w:gridCol w:w="1440"/>
+        <w:gridCol w:w="1440"/>
+        <w:gridCol w:w="1440"/>
+        <w:gridCol w:w="1440"/>
+      </w:tblGrid>
+      <w:tr>
+        <w:tc>
+          <w:tcPr>
+            <w:tcW w:type="dxa" w:w="504"/>
+          </w:tcPr>
+          <w:p>
+            <w:r/>
+            <w:r>
+              <w:rPr>
+                <w:b/>
+                <w:sz w:val="18"/>
+              </w:rPr>
+              <w:t>#</w:t>
+            </w:r>
+          </w:p>
+        </w:tc>
+        <w:tc>
+          <w:tcPr>
+            <w:tcW w:type="dxa" w:w="2808"/>
+          </w:tcPr>
+          <w:p>
+            <w:r/>
+            <w:r>
+              <w:rPr>
+                <w:b/>
+                <w:sz w:val="18"/>
+              </w:rPr>
+              <w:t>Model</w:t>
+            </w:r>
+          </w:p>
+        </w:tc>
+        <w:tc>
+          <w:tcPr>
+            <w:tcW w:type="dxa" w:w="2448"/>
+          </w:tcPr>
+          <w:p>
+            <w:r/>
+            <w:r>
+              <w:rPr>
+                <w:b/>
+                <w:sz w:val="18"/>
+              </w:rPr>
+              <w:t>Type · Vendor</w:t>
+            </w:r>
+          </w:p>
+        </w:tc>
+        <w:tc>
+          <w:tcPr>
+            <w:tcW w:type="dxa" w:w="1008"/>
+          </w:tcPr>
+          <w:p>
+            <w:r/>
+            <w:r>
+              <w:rPr>
+                <w:b/>
+                <w:sz w:val="18"/>
+              </w:rPr>
+              <w:t>Pass</w:t>
+            </w:r>
+          </w:p>
+        </w:tc>
+        <w:tc>
+          <w:tcPr>
+            <w:tcW w:type="dxa" w:w="864"/>
+          </w:tcPr>
+          <w:p>
+            <w:r/>
+            <w:r>
+              <w:rPr>
+                <w:b/>
+                <w:sz w:val="18"/>
+              </w:rPr>
+              <w:t>Rubric</w:t>
+            </w:r>
+          </w:p>
+        </w:tc>
+        <w:tc>
+          <w:tcPr>
+            <w:tcW w:type="dxa" w:w="2016"/>
+          </w:tcPr>
+          <w:p>
+            <w:r/>
+            <w:r>
+              <w:rPr>
+                <w:b/>
+                <w:sz w:val="18"/>
+              </w:rPr>
+              <w:t>Top failure</w:t>
+            </w:r>
+          </w:p>
+        </w:tc>
+      </w:tr>
+      <w:tr>
+        <w:tc>
+          <w:tcPr>
+            <w:tcW w:type="dxa" w:w="504"/>
+          </w:tcPr>
+          <w:p>
+            <w:r/>
+            <w:r>
+              <w:rPr>
+                <w:sz w:val="18"/>
+              </w:rPr>
+              <w:t>1</w:t>
+            </w:r>
+          </w:p>
+        </w:tc>
+        <w:tc>
+          <w:tcPr>
+            <w:tcW w:type="dxa" w:w="2808"/>
+          </w:tcPr>
+          <w:p>
+            <w:r/>
+            <w:r>
+              <w:rPr>
+                <w:sz w:val="18"/>
+              </w:rPr>
+              <w:t>claude-opus-4-7</w:t>
+            </w:r>
+          </w:p>
+        </w:tc>
+        <w:tc>
+          <w:tcPr>
+            <w:tcW w:type="dxa" w:w="2448"/>
+          </w:tcPr>
+          <w:p>
+            <w:r/>
+            <w:r>
+              <w:rPr>
+                <w:sz w:val="18"/>
+              </w:rPr>
+              <w:t>Proprietary · Anthropic</w:t>
+            </w:r>
+          </w:p>
+        </w:tc>
+        <w:tc>
+          <w:tcPr>
+            <w:tcW w:type="dxa" w:w="1008"/>
+          </w:tcPr>
+          <w:p>
+            <w:r/>
+            <w:r>
+              <w:rPr>
+                <w:sz w:val="18"/>
+              </w:rPr>
+              <w:t>90%</w:t>
+            </w:r>
+          </w:p>
+        </w:tc>
+        <w:tc>
+          <w:tcPr>
+            <w:tcW w:type="dxa" w:w="864"/>
+          </w:tcPr>
+          <w:p>
+            <w:r/>
+            <w:r>
+              <w:rPr>
+                <w:sz w:val="18"/>
+              </w:rPr>
+              <w:t>0.88</w:t>
+            </w:r>
+          </w:p>
+        </w:tc>
+        <w:tc>
+          <w:tcPr>
+            <w:tcW w:type="dxa" w:w="2016"/>
+          </w:tcPr>
+          <w:p>
+            <w:r/>
+            <w:r>
+              <w:rPr>
+                <w:sz w:val="18"/>
+              </w:rPr>
+              <w:t>persona handling (3)</w:t>
+            </w:r>
+          </w:p>
+        </w:tc>
+      </w:tr>
+      <w:tr>
+        <w:tc>
+          <w:tcPr>
+            <w:tcW w:type="dxa" w:w="504"/>
+          </w:tcPr>
+          <w:p>
+            <w:r/>
+            <w:r>
+              <w:rPr>
+                <w:sz w:val="18"/>
+              </w:rPr>
+              <w:t>2</w:t>
+            </w:r>
+          </w:p>
+        </w:tc>
+        <w:tc>
+          <w:tcPr>
+            <w:tcW w:type="dxa" w:w="2808"/>
+          </w:tcPr>
+          <w:p>
+            <w:r/>
+            <w:r>
+              <w:rPr>
+                <w:sz w:val="18"/>
+              </w:rPr>
+              <w:t>claude-haiku-4-5</w:t>
+            </w:r>
+          </w:p>
+        </w:tc>
+        <w:tc>
+          <w:tcPr>
+            <w:tcW w:type="dxa" w:w="2448"/>
+          </w:tcPr>
+          <w:p>
+            <w:r/>
+            <w:r>
+              <w:rPr>
+                <w:sz w:val="18"/>
+              </w:rPr>
+              <w:t>Proprietary · Anthropic</w:t>
+            </w:r>
+          </w:p>
+        </w:tc>
+        <w:tc>
+          <w:tcPr>
+            <w:tcW w:type="dxa" w:w="1008"/>
+          </w:tcPr>
+          <w:p>
+            <w:r/>
+            <w:r>
+              <w:rPr>
+                <w:sz w:val="18"/>
+              </w:rPr>
+              <w:t>82%</w:t>
+            </w:r>
+          </w:p>
+        </w:tc>
+        <w:tc>
+          <w:tcPr>
+            <w:tcW w:type="dxa" w:w="864"/>
+          </w:tcPr>
+          <w:p>
+            <w:r/>
+            <w:r>
+              <w:rPr>
+                <w:sz w:val="18"/>
+              </w:rPr>
+              <w:t>0.86</w:t>
+            </w:r>
+          </w:p>
+        </w:tc>
+        <w:tc>
+          <w:tcPr>
+            <w:tcW w:type="dxa" w:w="2016"/>
+          </w:tcPr>
+          <w:p>
+            <w:r/>
+            <w:r>
+              <w:rPr>
+                <w:sz w:val="18"/>
+              </w:rPr>
+              <w:t>math (5)</w:t>
+            </w:r>
+          </w:p>
+        </w:tc>
+      </w:tr>
+      <w:tr>
+        <w:tc>
+          <w:tcPr>
+            <w:tcW w:type="dxa" w:w="504"/>
+          </w:tcPr>
+          <w:p>
+            <w:r/>
+            <w:r>
+              <w:rPr>
+                <w:sz w:val="18"/>
+              </w:rPr>
+              <w:t>3</w:t>
+            </w:r>
+          </w:p>
+        </w:tc>
+        <w:tc>
+          <w:tcPr>
+            <w:tcW w:type="dxa" w:w="2808"/>
+          </w:tcPr>
+          <w:p>
+            <w:r/>
+            <w:r>
+              <w:rPr>
+                <w:sz w:val="18"/>
+              </w:rPr>
+              <w:t>claude-sonnet-4-6</w:t>
+            </w:r>
+          </w:p>
+        </w:tc>
+        <w:tc>
+          <w:tcPr>
+            <w:tcW w:type="dxa" w:w="2448"/>
+          </w:tcPr>
+          <w:p>
+            <w:r/>
+            <w:r>
+              <w:rPr>
+                <w:sz w:val="18"/>
+              </w:rPr>
+              <w:t>Proprietary · Anthropic</w:t>
+            </w:r>
+          </w:p>
+        </w:tc>
+        <w:tc>
+          <w:tcPr>
+            <w:tcW w:type="dxa" w:w="1008"/>
+          </w:tcPr>
+          <w:p>
+            <w:r/>
+            <w:r>
+              <w:rPr>
+                <w:sz w:val="18"/>
+              </w:rPr>
+              <w:t>78%</w:t>
+            </w:r>
+          </w:p>
+        </w:tc>
+        <w:tc>
+          <w:tcPr>
+            <w:tcW w:type="dxa" w:w="864"/>
+          </w:tcPr>
+          <w:p>
+            <w:r/>
+            <w:r>
+              <w:rPr>
+                <w:sz w:val="18"/>
+              </w:rPr>
+              <w:t>0.82</w:t>
+            </w:r>
+          </w:p>
+        </w:tc>
+        <w:tc>
+          <w:tcPr>
+            <w:tcW w:type="dxa" w:w="2016"/>
+          </w:tcPr>
+          <w:p>
+            <w:r/>
+            <w:r>
+              <w:rPr>
+                <w:sz w:val="18"/>
+              </w:rPr>
+              <w:t>persona handling (6)</w:t>
+            </w:r>
+          </w:p>
+        </w:tc>
+      </w:tr>
+      <w:tr>
+        <w:tc>
+          <w:tcPr>
+            <w:tcW w:type="dxa" w:w="504"/>
+          </w:tcPr>
+          <w:p>
+            <w:r/>
+            <w:r>
+              <w:rPr>
+                <w:sz w:val="18"/>
+              </w:rPr>
+              <w:t>4</w:t>
+            </w:r>
+          </w:p>
+        </w:tc>
+        <w:tc>
+          <w:tcPr>
+            <w:tcW w:type="dxa" w:w="2808"/>
+          </w:tcPr>
+          <w:p>
+            <w:r/>
+            <w:r>
+              <w:rPr>
+                <w:sz w:val="18"/>
+              </w:rPr>
+              <w:t>grok-4.1-fast-reasoning</w:t>
+            </w:r>
+          </w:p>
+        </w:tc>
+        <w:tc>
+          <w:tcPr>
+            <w:tcW w:type="dxa" w:w="2448"/>
+          </w:tcPr>
+          <w:p>
+            <w:r/>
+            <w:r>
+              <w:rPr>
+                <w:sz w:val="18"/>
+              </w:rPr>
+              <w:t>Cloud MaaS · xAI</w:t>
+            </w:r>
+          </w:p>
+        </w:tc>
+        <w:tc>
+          <w:tcPr>
+            <w:tcW w:type="dxa" w:w="1008"/>
+          </w:tcPr>
+          <w:p>
+            <w:r/>
+            <w:r>
+              <w:rPr>
+                <w:sz w:val="18"/>
+              </w:rPr>
+              <w:t>72%</w:t>
+            </w:r>
+          </w:p>
+        </w:tc>
+        <w:tc>
+          <w:tcPr>
+            <w:tcW w:type="dxa" w:w="864"/>
+          </w:tcPr>
+          <w:p>
+            <w:r/>
+            <w:r>
+              <w:rPr>
+                <w:sz w:val="18"/>
+              </w:rPr>
+              <w:t>0.8</w:t>
+            </w:r>
+          </w:p>
+        </w:tc>
+        <w:tc>
+          <w:tcPr>
+            <w:tcW w:type="dxa" w:w="2016"/>
+          </w:tcPr>
+          <w:p>
+            <w:r/>
+            <w:r>
+              <w:rPr>
+                <w:sz w:val="18"/>
+              </w:rPr>
+              <w:t>math (7)</w:t>
+            </w:r>
+          </w:p>
+        </w:tc>
+      </w:tr>
+      <w:tr>
+        <w:tc>
+          <w:tcPr>
+            <w:tcW w:type="dxa" w:w="504"/>
+          </w:tcPr>
+          <w:p>
+            <w:r/>
+            <w:r>
+              <w:rPr>
+                <w:sz w:val="18"/>
+              </w:rPr>
+              <w:t>5</w:t>
+            </w:r>
+          </w:p>
+        </w:tc>
+        <w:tc>
+          <w:tcPr>
+            <w:tcW w:type="dxa" w:w="2808"/>
+          </w:tcPr>
+          <w:p>
+            <w:r/>
+            <w:r>
+              <w:rPr>
+                <w:sz w:val="18"/>
+              </w:rPr>
+              <w:t>qwen3-coder-480b</w:t>
+            </w:r>
+          </w:p>
+        </w:tc>
+        <w:tc>
+          <w:tcPr>
+            <w:tcW w:type="dxa" w:w="2448"/>
+          </w:tcPr>
+          <w:p>
+            <w:r/>
+            <w:r>
+              <w:rPr>
+                <w:sz w:val="18"/>
+              </w:rPr>
+              <w:t>Cloud MaaS · Qwen</w:t>
+            </w:r>
+          </w:p>
+        </w:tc>
+        <w:tc>
+          <w:tcPr>
+            <w:tcW w:type="dxa" w:w="1008"/>
+          </w:tcPr>
+          <w:p>
+            <w:r/>
+            <w:r>
+              <w:rPr>
+                <w:sz w:val="18"/>
+              </w:rPr>
+              <w:t>68%</w:t>
+            </w:r>
+          </w:p>
+        </w:tc>
+        <w:tc>
+          <w:tcPr>
+            <w:tcW w:type="dxa" w:w="864"/>
+          </w:tcPr>
+          <w:p>
+            <w:r/>
+            <w:r>
+              <w:rPr>
+                <w:sz w:val="18"/>
+              </w:rPr>
+              <w:t>0.76</w:t>
+            </w:r>
+          </w:p>
+        </w:tc>
+        <w:tc>
+          <w:tcPr>
+            <w:tcW w:type="dxa" w:w="2016"/>
+          </w:tcPr>
+          <w:p>
+            <w:r/>
+            <w:r>
+              <w:rPr>
+                <w:sz w:val="18"/>
+              </w:rPr>
+              <w:t>math (8)</w:t>
+            </w:r>
+          </w:p>
+        </w:tc>
+      </w:tr>
+      <w:tr>
+        <w:tc>
+          <w:tcPr>
+            <w:tcW w:type="dxa" w:w="504"/>
+          </w:tcPr>
+          <w:p>
+            <w:r/>
+            <w:r>
+              <w:rPr>
+                <w:sz w:val="18"/>
+              </w:rPr>
+              <w:t>6</w:t>
+            </w:r>
+          </w:p>
+        </w:tc>
+        <w:tc>
+          <w:tcPr>
+            <w:tcW w:type="dxa" w:w="2808"/>
+          </w:tcPr>
+          <w:p>
+            <w:r/>
+            <w:r>
+              <w:rPr>
+                <w:sz w:val="18"/>
+              </w:rPr>
+              <w:t>glm-4.7</w:t>
+            </w:r>
+          </w:p>
+        </w:tc>
+        <w:tc>
+          <w:tcPr>
+            <w:tcW w:type="dxa" w:w="2448"/>
+          </w:tcPr>
+          <w:p>
+            <w:r/>
+            <w:r>
+              <w:rPr>
+                <w:sz w:val="18"/>
+              </w:rPr>
+              <w:t>Cloud MaaS · Zhipu</w:t>
+            </w:r>
+          </w:p>
+        </w:tc>
+        <w:tc>
+          <w:tcPr>
+            <w:tcW w:type="dxa" w:w="1008"/>
+          </w:tcPr>
+          <w:p>
+            <w:r/>
+            <w:r>
+              <w:rPr>
+                <w:sz w:val="18"/>
+              </w:rPr>
+              <w:t>67%</w:t>
+            </w:r>
+          </w:p>
+        </w:tc>
+        <w:tc>
+          <w:tcPr>
+            <w:tcW w:type="dxa" w:w="864"/>
+          </w:tcPr>
+          <w:p>
+            <w:r/>
+            <w:r>
+              <w:rPr>
+                <w:sz w:val="18"/>
+              </w:rPr>
+              <w:t>0.75</w:t>
+            </w:r>
+          </w:p>
+        </w:tc>
+        <w:tc>
+          <w:tcPr>
+            <w:tcW w:type="dxa" w:w="2016"/>
+          </w:tcPr>
+          <w:p>
+            <w:r/>
+            <w:r>
+              <w:rPr>
+                <w:sz w:val="18"/>
+              </w:rPr>
+              <w:t>math (8)</w:t>
+            </w:r>
+          </w:p>
+        </w:tc>
+      </w:tr>
+      <w:tr>
+        <w:tc>
+          <w:tcPr>
+            <w:tcW w:type="dxa" w:w="504"/>
+          </w:tcPr>
+          <w:p>
+            <w:r/>
+            <w:r>
+              <w:rPr>
+                <w:sz w:val="18"/>
+              </w:rPr>
+              <w:t>7</w:t>
+            </w:r>
+          </w:p>
+        </w:tc>
+        <w:tc>
+          <w:tcPr>
+            <w:tcW w:type="dxa" w:w="2808"/>
+          </w:tcPr>
+          <w:p>
+            <w:r/>
+            <w:r>
+              <w:rPr>
+                <w:sz w:val="18"/>
+              </w:rPr>
+              <w:t>gemini-2.5-flash</w:t>
+            </w:r>
+          </w:p>
+        </w:tc>
+        <w:tc>
+          <w:tcPr>
+            <w:tcW w:type="dxa" w:w="2448"/>
+          </w:tcPr>
+          <w:p>
+            <w:r/>
+            <w:r>
+              <w:rPr>
+                <w:sz w:val="18"/>
+              </w:rPr>
+              <w:t>Proprietary · Google</w:t>
+            </w:r>
+          </w:p>
+        </w:tc>
+        <w:tc>
+          <w:tcPr>
+            <w:tcW w:type="dxa" w:w="1008"/>
+          </w:tcPr>
+          <w:p>
+            <w:r/>
+            <w:r>
+              <w:rPr>
+                <w:sz w:val="18"/>
+              </w:rPr>
+              <w:t>65%</w:t>
+            </w:r>
+          </w:p>
+        </w:tc>
+        <w:tc>
+          <w:tcPr>
+            <w:tcW w:type="dxa" w:w="864"/>
+          </w:tcPr>
+          <w:p>
+            <w:r/>
+            <w:r>
+              <w:rPr>
+                <w:sz w:val="18"/>
+              </w:rPr>
+              <w:t>0.74</w:t>
+            </w:r>
+          </w:p>
+        </w:tc>
+        <w:tc>
+          <w:tcPr>
+            <w:tcW w:type="dxa" w:w="2016"/>
+          </w:tcPr>
+          <w:p>
+            <w:r/>
+            <w:r>
+              <w:rPr>
+                <w:sz w:val="18"/>
+              </w:rPr>
+              <w:t>math (9)</w:t>
+            </w:r>
+          </w:p>
+        </w:tc>
+      </w:tr>
+      <w:tr>
+        <w:tc>
+          <w:tcPr>
+            <w:tcW w:type="dxa" w:w="504"/>
+          </w:tcPr>
+          <w:p>
+            <w:r/>
+            <w:r>
+              <w:rPr>
+                <w:sz w:val="18"/>
+              </w:rPr>
+              <w:t>8</w:t>
+            </w:r>
+          </w:p>
+        </w:tc>
+        <w:tc>
+          <w:tcPr>
+            <w:tcW w:type="dxa" w:w="2808"/>
+          </w:tcPr>
+          <w:p>
+            <w:r/>
+            <w:r>
+              <w:rPr>
+                <w:sz w:val="18"/>
+              </w:rPr>
+              <w:t>qwen3-next-80b-instruct</w:t>
+            </w:r>
+          </w:p>
+        </w:tc>
+        <w:tc>
+          <w:tcPr>
+            <w:tcW w:type="dxa" w:w="2448"/>
+          </w:tcPr>
+          <w:p>
+            <w:r/>
+            <w:r>
+              <w:rPr>
+                <w:sz w:val="18"/>
+              </w:rPr>
+              <w:t>Cloud MaaS · Qwen</w:t>
+            </w:r>
+          </w:p>
+        </w:tc>
+        <w:tc>
+          <w:tcPr>
+            <w:tcW w:type="dxa" w:w="1008"/>
+          </w:tcPr>
+          <w:p>
+            <w:r/>
+            <w:r>
+              <w:rPr>
+                <w:sz w:val="18"/>
+              </w:rPr>
+              <w:t>65%</w:t>
+            </w:r>
+          </w:p>
+        </w:tc>
+        <w:tc>
+          <w:tcPr>
+            <w:tcW w:type="dxa" w:w="864"/>
+          </w:tcPr>
+          <w:p>
+            <w:r/>
+            <w:r>
+              <w:rPr>
+                <w:sz w:val="18"/>
+              </w:rPr>
+              <w:t>0.71</w:t>
+            </w:r>
+          </w:p>
+        </w:tc>
+        <w:tc>
+          <w:tcPr>
+            <w:tcW w:type="dxa" w:w="2016"/>
+          </w:tcPr>
+          <w:p>
+            <w:r/>
+            <w:r>
+              <w:rPr>
+                <w:sz w:val="18"/>
+              </w:rPr>
+              <w:t>math (12)</w:t>
+            </w:r>
+          </w:p>
+        </w:tc>
+      </w:tr>
+      <w:tr>
+        <w:tc>
+          <w:tcPr>
+            <w:tcW w:type="dxa" w:w="504"/>
+          </w:tcPr>
+          <w:p>
+            <w:r/>
+            <w:r>
+              <w:rPr>
+                <w:sz w:val="18"/>
+              </w:rPr>
+              <w:t>9</w:t>
+            </w:r>
+          </w:p>
+        </w:tc>
+        <w:tc>
+          <w:tcPr>
+            <w:tcW w:type="dxa" w:w="2808"/>
+          </w:tcPr>
+          <w:p>
+            <w:r/>
+            <w:r>
+              <w:rPr>
+                <w:sz w:val="18"/>
+              </w:rPr>
+              <w:t>qwen3-235b-instruct</w:t>
+            </w:r>
+          </w:p>
+        </w:tc>
+        <w:tc>
+          <w:tcPr>
+            <w:tcW w:type="dxa" w:w="2448"/>
+          </w:tcPr>
+          <w:p>
+            <w:r/>
+            <w:r>
+              <w:rPr>
+                <w:sz w:val="18"/>
+              </w:rPr>
+              <w:t>Cloud MaaS · Qwen</w:t>
+            </w:r>
+          </w:p>
+        </w:tc>
+        <w:tc>
+          <w:tcPr>
+            <w:tcW w:type="dxa" w:w="1008"/>
+          </w:tcPr>
+          <w:p>
+            <w:r/>
+            <w:r>
+              <w:rPr>
+                <w:sz w:val="18"/>
+              </w:rPr>
+              <w:t>63%</w:t>
+            </w:r>
+          </w:p>
+        </w:tc>
+        <w:tc>
+          <w:tcPr>
+            <w:tcW w:type="dxa" w:w="864"/>
+          </w:tcPr>
+          <w:p>
+            <w:r/>
+            <w:r>
+              <w:rPr>
+                <w:sz w:val="18"/>
+              </w:rPr>
+              <w:t>0.74</w:t>
+            </w:r>
+          </w:p>
+        </w:tc>
+        <w:tc>
+          <w:tcPr>
+            <w:tcW w:type="dxa" w:w="2016"/>
+          </w:tcPr>
+          <w:p>
+            <w:r/>
+            <w:r>
+              <w:rPr>
+                <w:sz w:val="18"/>
+              </w:rPr>
+              <w:t>diagnostic (7)</w:t>
+            </w:r>
+          </w:p>
+        </w:tc>
+      </w:tr>
+      <w:tr>
+        <w:tc>
+          <w:tcPr>
+            <w:tcW w:type="dxa" w:w="504"/>
+          </w:tcPr>
+          <w:p>
+            <w:r/>
+            <w:r>
+              <w:rPr>
+                <w:sz w:val="18"/>
+              </w:rPr>
+              <w:t>10</w:t>
+            </w:r>
+          </w:p>
+        </w:tc>
+        <w:tc>
+          <w:tcPr>
+            <w:tcW w:type="dxa" w:w="2808"/>
+          </w:tcPr>
+          <w:p>
+            <w:r/>
+            <w:r>
+              <w:rPr>
+                <w:sz w:val="18"/>
+              </w:rPr>
+              <w:t>deepseek-v3.2</w:t>
+            </w:r>
+          </w:p>
+        </w:tc>
+        <w:tc>
+          <w:tcPr>
+            <w:tcW w:type="dxa" w:w="2448"/>
+          </w:tcPr>
+          <w:p>
+            <w:r/>
+            <w:r>
+              <w:rPr>
+                <w:sz w:val="18"/>
+              </w:rPr>
+              <w:t>Cloud MaaS · DeepSeek</w:t>
+            </w:r>
+          </w:p>
+        </w:tc>
+        <w:tc>
+          <w:tcPr>
+            <w:tcW w:type="dxa" w:w="1008"/>
+          </w:tcPr>
+          <w:p>
+            <w:r/>
+            <w:r>
+              <w:rPr>
+                <w:sz w:val="18"/>
+              </w:rPr>
+              <w:t>58%</w:t>
+            </w:r>
+          </w:p>
+        </w:tc>
+        <w:tc>
+          <w:tcPr>
+            <w:tcW w:type="dxa" w:w="864"/>
+          </w:tcPr>
+          <w:p>
+            <w:r/>
+            <w:r>
+              <w:rPr>
+                <w:sz w:val="18"/>
+              </w:rPr>
+              <w:t>0.71</w:t>
+            </w:r>
+          </w:p>
+        </w:tc>
+        <w:tc>
+          <w:tcPr>
+            <w:tcW w:type="dxa" w:w="2016"/>
+          </w:tcPr>
+          <w:p>
+            <w:r/>
+            <w:r>
+              <w:rPr>
+                <w:sz w:val="18"/>
+              </w:rPr>
+              <w:t>math (8)</w:t>
+            </w:r>
+          </w:p>
+        </w:tc>
+      </w:tr>
+      <w:tr>
+        <w:tc>
+          <w:tcPr>
+            <w:tcW w:type="dxa" w:w="504"/>
+          </w:tcPr>
+          <w:p>
+            <w:r/>
+            <w:r>
+              <w:rPr>
+                <w:sz w:val="18"/>
+              </w:rPr>
+              <w:t>11</w:t>
+            </w:r>
+          </w:p>
+        </w:tc>
+        <w:tc>
+          <w:tcPr>
+            <w:tcW w:type="dxa" w:w="2808"/>
+          </w:tcPr>
+          <w:p>
+            <w:r/>
+            <w:r>
+              <w:rPr>
+                <w:sz w:val="18"/>
+              </w:rPr>
+              <w:t>gemini-3.1-pro</w:t>
+            </w:r>
+          </w:p>
+        </w:tc>
+        <w:tc>
+          <w:tcPr>
+            <w:tcW w:type="dxa" w:w="2448"/>
+          </w:tcPr>
+          <w:p>
+            <w:r/>
+            <w:r>
+              <w:rPr>
+                <w:sz w:val="18"/>
+              </w:rPr>
+              <w:t>Proprietary · Google</w:t>
+            </w:r>
+          </w:p>
+        </w:tc>
+        <w:tc>
+          <w:tcPr>
+            <w:tcW w:type="dxa" w:w="1008"/>
+          </w:tcPr>
+          <w:p>
+            <w:r/>
+            <w:r>
+              <w:rPr>
+                <w:sz w:val="18"/>
+              </w:rPr>
+              <w:t>58%</w:t>
+            </w:r>
+          </w:p>
+        </w:tc>
+        <w:tc>
+          <w:tcPr>
+            <w:tcW w:type="dxa" w:w="864"/>
+          </w:tcPr>
+          <w:p>
+            <w:r/>
+            <w:r>
+              <w:rPr>
+                <w:sz w:val="18"/>
+              </w:rPr>
+              <w:t>0.71</w:t>
+            </w:r>
+          </w:p>
+        </w:tc>
+        <w:tc>
+          <w:tcPr>
+            <w:tcW w:type="dxa" w:w="2016"/>
+          </w:tcPr>
+          <w:p>
+            <w:r/>
+            <w:r>
+              <w:rPr>
+                <w:sz w:val="18"/>
+              </w:rPr>
+              <w:t>math (9)</w:t>
+            </w:r>
+          </w:p>
+        </w:tc>
+      </w:tr>
+      <w:tr>
+        <w:tc>
+          <w:tcPr>
+            <w:tcW w:type="dxa" w:w="504"/>
+          </w:tcPr>
+          <w:p>
+            <w:r/>
+            <w:r>
+              <w:rPr>
+                <w:sz w:val="18"/>
+              </w:rPr>
+              <w:t>12</w:t>
+            </w:r>
+          </w:p>
+        </w:tc>
+        <w:tc>
+          <w:tcPr>
+            <w:tcW w:type="dxa" w:w="2808"/>
+          </w:tcPr>
+          <w:p>
+            <w:r/>
+            <w:r>
+              <w:rPr>
+                <w:sz w:val="18"/>
+              </w:rPr>
+              <w:t>glm-5</w:t>
+            </w:r>
+          </w:p>
+        </w:tc>
+        <w:tc>
+          <w:tcPr>
+            <w:tcW w:type="dxa" w:w="2448"/>
+          </w:tcPr>
+          <w:p>
+            <w:r/>
+            <w:r>
+              <w:rPr>
+                <w:sz w:val="18"/>
+              </w:rPr>
+              <w:t>Cloud MaaS · Zhipu</w:t>
+            </w:r>
+          </w:p>
+        </w:tc>
+        <w:tc>
+          <w:tcPr>
+            <w:tcW w:type="dxa" w:w="1008"/>
+          </w:tcPr>
+          <w:p>
+            <w:r/>
+            <w:r>
+              <w:rPr>
+                <w:sz w:val="18"/>
+              </w:rPr>
+              <w:t>57%</w:t>
+            </w:r>
+          </w:p>
+        </w:tc>
+        <w:tc>
+          <w:tcPr>
+            <w:tcW w:type="dxa" w:w="864"/>
+          </w:tcPr>
+          <w:p>
+            <w:r/>
+            <w:r>
+              <w:rPr>
+                <w:sz w:val="18"/>
+              </w:rPr>
+              <w:t>0.73</w:t>
+            </w:r>
+          </w:p>
+        </w:tc>
+        <w:tc>
+          <w:tcPr>
+            <w:tcW w:type="dxa" w:w="2016"/>
+          </w:tcPr>
+          <w:p>
+            <w:r/>
+            <w:r>
+              <w:rPr>
+                <w:sz w:val="18"/>
+              </w:rPr>
+              <w:t>math (9)</w:t>
+            </w:r>
+          </w:p>
+        </w:tc>
+      </w:tr>
+      <w:tr>
+        <w:tc>
+          <w:tcPr>
+            <w:tcW w:type="dxa" w:w="504"/>
+          </w:tcPr>
+          <w:p>
+            <w:r/>
+            <w:r>
+              <w:rPr>
+                <w:sz w:val="18"/>
+              </w:rPr>
+              <w:t>13</w:t>
+            </w:r>
+          </w:p>
+        </w:tc>
+        <w:tc>
+          <w:tcPr>
+            <w:tcW w:type="dxa" w:w="2808"/>
+          </w:tcPr>
+          <w:p>
+            <w:r/>
+            <w:r>
+              <w:rPr>
+                <w:sz w:val="18"/>
+              </w:rPr>
+              <w:t>grok-4.1-fast-non-reasoning</w:t>
+            </w:r>
+          </w:p>
+        </w:tc>
+        <w:tc>
+          <w:tcPr>
+            <w:tcW w:type="dxa" w:w="2448"/>
+          </w:tcPr>
+          <w:p>
+            <w:r/>
+            <w:r>
+              <w:rPr>
+                <w:sz w:val="18"/>
+              </w:rPr>
+              <w:t>Cloud MaaS · xAI</w:t>
+            </w:r>
+          </w:p>
+        </w:tc>
+        <w:tc>
+          <w:tcPr>
+            <w:tcW w:type="dxa" w:w="1008"/>
+          </w:tcPr>
+          <w:p>
+            <w:r/>
+            <w:r>
+              <w:rPr>
+                <w:sz w:val="18"/>
+              </w:rPr>
+              <w:t>57%</w:t>
+            </w:r>
+          </w:p>
+        </w:tc>
+        <w:tc>
+          <w:tcPr>
+            <w:tcW w:type="dxa" w:w="864"/>
+          </w:tcPr>
+          <w:p>
+            <w:r/>
+            <w:r>
+              <w:rPr>
+                <w:sz w:val="18"/>
+              </w:rPr>
+              <w:t>0.72</w:t>
+            </w:r>
+          </w:p>
+        </w:tc>
+        <w:tc>
+          <w:tcPr>
+            <w:tcW w:type="dxa" w:w="2016"/>
+          </w:tcPr>
+          <w:p>
+            <w:r/>
+            <w:r>
+              <w:rPr>
+                <w:sz w:val="18"/>
+              </w:rPr>
+              <w:t>math (10)</w:t>
+            </w:r>
+          </w:p>
+        </w:tc>
+      </w:tr>
+      <w:tr>
+        <w:tc>
+          <w:tcPr>
+            <w:tcW w:type="dxa" w:w="504"/>
+          </w:tcPr>
+          <w:p>
+            <w:r/>
+            <w:r>
+              <w:rPr>
+                <w:sz w:val="18"/>
+              </w:rPr>
+              <w:t>14</w:t>
+            </w:r>
+          </w:p>
+        </w:tc>
+        <w:tc>
+          <w:tcPr>
+            <w:tcW w:type="dxa" w:w="2808"/>
+          </w:tcPr>
+          <w:p>
+            <w:r/>
+            <w:r>
+              <w:rPr>
+                <w:sz w:val="18"/>
+              </w:rPr>
+              <w:t>kimi-k2-thinking</w:t>
+            </w:r>
+          </w:p>
+        </w:tc>
+        <w:tc>
+          <w:tcPr>
+            <w:tcW w:type="dxa" w:w="2448"/>
+          </w:tcPr>
+          <w:p>
+            <w:r/>
+            <w:r>
+              <w:rPr>
+                <w:sz w:val="18"/>
+              </w:rPr>
+              <w:t>Cloud MaaS · Moonshot</w:t>
+            </w:r>
+          </w:p>
+        </w:tc>
+        <w:tc>
+          <w:tcPr>
+            <w:tcW w:type="dxa" w:w="1008"/>
+          </w:tcPr>
+          <w:p>
+            <w:r/>
+            <w:r>
+              <w:rPr>
+                <w:sz w:val="18"/>
+              </w:rPr>
+              <w:t>57%</w:t>
+            </w:r>
+          </w:p>
+        </w:tc>
+        <w:tc>
+          <w:tcPr>
+            <w:tcW w:type="dxa" w:w="864"/>
+          </w:tcPr>
+          <w:p>
+            <w:r/>
+            <w:r>
+              <w:rPr>
+                <w:sz w:val="18"/>
+              </w:rPr>
+              <w:t>0.68</w:t>
+            </w:r>
+          </w:p>
+        </w:tc>
+        <w:tc>
+          <w:tcPr>
+            <w:tcW w:type="dxa" w:w="2016"/>
+          </w:tcPr>
+          <w:p>
+            <w:r/>
+            <w:r>
+              <w:rPr>
+                <w:sz w:val="18"/>
+              </w:rPr>
+              <w:t>math (12)</w:t>
+            </w:r>
+          </w:p>
+        </w:tc>
+      </w:tr>
+      <w:tr>
+        <w:tc>
+          <w:tcPr>
+            <w:tcW w:type="dxa" w:w="504"/>
+          </w:tcPr>
+          <w:p>
+            <w:r/>
+            <w:r>
+              <w:rPr>
+                <w:sz w:val="18"/>
+              </w:rPr>
+              <w:t>15</w:t>
+            </w:r>
+          </w:p>
+        </w:tc>
+        <w:tc>
+          <w:tcPr>
+            <w:tcW w:type="dxa" w:w="2808"/>
+          </w:tcPr>
+          <w:p>
+            <w:r/>
+            <w:r>
+              <w:rPr>
+                <w:sz w:val="18"/>
+              </w:rPr>
+              <w:t>qwen2.5:14b</w:t>
+            </w:r>
+          </w:p>
+        </w:tc>
+        <w:tc>
+          <w:tcPr>
+            <w:tcW w:type="dxa" w:w="2448"/>
+          </w:tcPr>
+          <w:p>
+            <w:r/>
+            <w:r>
+              <w:rPr>
+                <w:sz w:val="18"/>
+              </w:rPr>
+              <w:t>Local OSS · Qwen</w:t>
+            </w:r>
+          </w:p>
+        </w:tc>
+        <w:tc>
+          <w:tcPr>
+            <w:tcW w:type="dxa" w:w="1008"/>
+          </w:tcPr>
+          <w:p>
+            <w:r/>
+            <w:r>
+              <w:rPr>
+                <w:sz w:val="18"/>
+              </w:rPr>
+              <w:t>55%</w:t>
+            </w:r>
+          </w:p>
+        </w:tc>
+        <w:tc>
+          <w:tcPr>
+            <w:tcW w:type="dxa" w:w="864"/>
+          </w:tcPr>
+          <w:p>
+            <w:r/>
+            <w:r>
+              <w:rPr>
+                <w:sz w:val="18"/>
+              </w:rPr>
+              <w:t>0.66</w:t>
+            </w:r>
+          </w:p>
+        </w:tc>
+        <w:tc>
+          <w:tcPr>
+            <w:tcW w:type="dxa" w:w="2016"/>
+          </w:tcPr>
+          <w:p>
+            <w:r/>
+            <w:r>
+              <w:rPr>
+                <w:sz w:val="18"/>
+              </w:rPr>
+              <w:t>math (11)</w:t>
+            </w:r>
+          </w:p>
+        </w:tc>
+      </w:tr>
+      <w:tr>
+        <w:tc>
+          <w:tcPr>
+            <w:tcW w:type="dxa" w:w="504"/>
+          </w:tcPr>
+          <w:p>
+            <w:r/>
+            <w:r>
+              <w:rPr>
+                <w:sz w:val="18"/>
+              </w:rPr>
+              <w:t>16</w:t>
+            </w:r>
+          </w:p>
+        </w:tc>
+        <w:tc>
+          <w:tcPr>
+            <w:tcW w:type="dxa" w:w="2808"/>
+          </w:tcPr>
+          <w:p>
+            <w:r/>
+            <w:r>
+              <w:rPr>
+                <w:sz w:val="18"/>
+              </w:rPr>
+              <w:t>mistral-nemo:12b</w:t>
+            </w:r>
+          </w:p>
+        </w:tc>
+        <w:tc>
+          <w:tcPr>
+            <w:tcW w:type="dxa" w:w="2448"/>
+          </w:tcPr>
+          <w:p>
+            <w:r/>
+            <w:r>
+              <w:rPr>
+                <w:sz w:val="18"/>
+              </w:rPr>
+              <w:t>Local OSS · Mistral</w:t>
+            </w:r>
+          </w:p>
+        </w:tc>
+        <w:tc>
+          <w:tcPr>
+            <w:tcW w:type="dxa" w:w="1008"/>
+          </w:tcPr>
+          <w:p>
+            <w:r/>
+            <w:r>
+              <w:rPr>
+                <w:sz w:val="18"/>
+              </w:rPr>
+              <w:t>53%</w:t>
+            </w:r>
+          </w:p>
+        </w:tc>
+        <w:tc>
+          <w:tcPr>
+            <w:tcW w:type="dxa" w:w="864"/>
+          </w:tcPr>
+          <w:p>
+            <w:r/>
+            <w:r>
+              <w:rPr>
+                <w:sz w:val="18"/>
+              </w:rPr>
+              <w:t>0.67</w:t>
+            </w:r>
+          </w:p>
+        </w:tc>
+        <w:tc>
+          <w:tcPr>
+            <w:tcW w:type="dxa" w:w="2016"/>
+          </w:tcPr>
+          <w:p>
+            <w:r/>
+            <w:r>
+              <w:rPr>
+                <w:sz w:val="18"/>
+              </w:rPr>
+              <w:t>math (10)</w:t>
+            </w:r>
+          </w:p>
+        </w:tc>
+      </w:tr>
+      <w:tr>
+        <w:tc>
+          <w:tcPr>
+            <w:tcW w:type="dxa" w:w="504"/>
+          </w:tcPr>
+          <w:p>
+            <w:r/>
+            <w:r>
+              <w:rPr>
+                <w:sz w:val="18"/>
+              </w:rPr>
+              <w:t>17</w:t>
+            </w:r>
+          </w:p>
+        </w:tc>
+        <w:tc>
+          <w:tcPr>
+            <w:tcW w:type="dxa" w:w="2808"/>
+          </w:tcPr>
+          <w:p>
+            <w:r/>
+            <w:r>
+              <w:rPr>
+                <w:sz w:val="18"/>
+              </w:rPr>
+              <w:t>qwen2.5:7b</w:t>
+            </w:r>
+          </w:p>
+        </w:tc>
+        <w:tc>
+          <w:tcPr>
+            <w:tcW w:type="dxa" w:w="2448"/>
+          </w:tcPr>
+          <w:p>
+            <w:r/>
+            <w:r>
+              <w:rPr>
+                <w:sz w:val="18"/>
+              </w:rPr>
+              <w:t>Local OSS · Qwen</w:t>
+            </w:r>
+          </w:p>
+        </w:tc>
+        <w:tc>
+          <w:tcPr>
+            <w:tcW w:type="dxa" w:w="1008"/>
+          </w:tcPr>
+          <w:p>
+            <w:r/>
+            <w:r>
+              <w:rPr>
+                <w:sz w:val="18"/>
+              </w:rPr>
+              <w:t>52%</w:t>
+            </w:r>
+          </w:p>
+        </w:tc>
+        <w:tc>
+          <w:tcPr>
+            <w:tcW w:type="dxa" w:w="864"/>
+          </w:tcPr>
+          <w:p>
+            <w:r/>
+            <w:r>
+              <w:rPr>
+                <w:sz w:val="18"/>
+              </w:rPr>
+              <w:t>0.71</w:t>
+            </w:r>
+          </w:p>
+        </w:tc>
+        <w:tc>
+          <w:tcPr>
+            <w:tcW w:type="dxa" w:w="2016"/>
+          </w:tcPr>
+          <w:p>
+            <w:r/>
+            <w:r>
+              <w:rPr>
+                <w:sz w:val="18"/>
+              </w:rPr>
+              <w:t>crosscutting (9)</w:t>
+            </w:r>
+          </w:p>
+        </w:tc>
+      </w:tr>
+      <w:tr>
+        <w:tc>
+          <w:tcPr>
+            <w:tcW w:type="dxa" w:w="504"/>
+          </w:tcPr>
+          <w:p>
+            <w:r/>
+            <w:r>
+              <w:rPr>
+                <w:sz w:val="18"/>
+              </w:rPr>
+              <w:t>18</w:t>
+            </w:r>
+          </w:p>
+        </w:tc>
+        <w:tc>
+          <w:tcPr>
+            <w:tcW w:type="dxa" w:w="2808"/>
+          </w:tcPr>
+          <w:p>
+            <w:r/>
+            <w:r>
+              <w:rPr>
+                <w:sz w:val="18"/>
+              </w:rPr>
+              <w:t>gemini-3.5-flash</w:t>
+            </w:r>
+          </w:p>
+        </w:tc>
+        <w:tc>
+          <w:tcPr>
+            <w:tcW w:type="dxa" w:w="2448"/>
+          </w:tcPr>
+          <w:p>
+            <w:r/>
+            <w:r>
+              <w:rPr>
+                <w:sz w:val="18"/>
+              </w:rPr>
+              <w:t>Proprietary · Google</w:t>
+            </w:r>
+          </w:p>
+        </w:tc>
+        <w:tc>
+          <w:tcPr>
+            <w:tcW w:type="dxa" w:w="1008"/>
+          </w:tcPr>
+          <w:p>
+            <w:r/>
+            <w:r>
+              <w:rPr>
+                <w:sz w:val="18"/>
+              </w:rPr>
+              <w:t>50%</w:t>
+            </w:r>
+          </w:p>
+        </w:tc>
+        <w:tc>
+          <w:tcPr>
+            <w:tcW w:type="dxa" w:w="864"/>
+          </w:tcPr>
+          <w:p>
+            <w:r/>
+            <w:r>
+              <w:rPr>
+                <w:sz w:val="18"/>
+              </w:rPr>
+              <w:t>0.66</w:t>
+            </w:r>
+          </w:p>
+        </w:tc>
+        <w:tc>
+          <w:tcPr>
+            <w:tcW w:type="dxa" w:w="2016"/>
+          </w:tcPr>
+          <w:p>
+            <w:r/>
+            <w:r>
+              <w:rPr>
+                <w:sz w:val="18"/>
+              </w:rPr>
+              <w:t>crosscutting (8)</w:t>
+            </w:r>
+          </w:p>
+        </w:tc>
+      </w:tr>
+      <w:tr>
+        <w:tc>
+          <w:tcPr>
+            <w:tcW w:type="dxa" w:w="504"/>
+          </w:tcPr>
+          <w:p>
+            <w:r/>
+            <w:r>
+              <w:rPr>
+                <w:sz w:val="18"/>
+              </w:rPr>
+              <w:t>19</w:t>
+            </w:r>
+          </w:p>
+        </w:tc>
+        <w:tc>
+          <w:tcPr>
+            <w:tcW w:type="dxa" w:w="2808"/>
+          </w:tcPr>
+          <w:p>
+            <w:r/>
+            <w:r>
+              <w:rPr>
+                <w:sz w:val="18"/>
+              </w:rPr>
+              <w:t>grok-4.20-non-reasoning</w:t>
+            </w:r>
+          </w:p>
+        </w:tc>
+        <w:tc>
+          <w:tcPr>
+            <w:tcW w:type="dxa" w:w="2448"/>
+          </w:tcPr>
+          <w:p>
+            <w:r/>
+            <w:r>
+              <w:rPr>
+                <w:sz w:val="18"/>
+              </w:rPr>
+              <w:t>Cloud MaaS · xAI</w:t>
+            </w:r>
+          </w:p>
+        </w:tc>
+        <w:tc>
+          <w:tcPr>
+            <w:tcW w:type="dxa" w:w="1008"/>
+          </w:tcPr>
+          <w:p>
+            <w:r/>
+            <w:r>
+              <w:rPr>
+                <w:sz w:val="18"/>
+              </w:rPr>
+              <w:t>48%</w:t>
+            </w:r>
+          </w:p>
+        </w:tc>
+        <w:tc>
+          <w:tcPr>
+            <w:tcW w:type="dxa" w:w="864"/>
+          </w:tcPr>
+          <w:p>
+            <w:r/>
+            <w:r>
+              <w:rPr>
+                <w:sz w:val="18"/>
+              </w:rPr>
+              <w:t>0.64</w:t>
+            </w:r>
+          </w:p>
+        </w:tc>
+        <w:tc>
+          <w:tcPr>
+            <w:tcW w:type="dxa" w:w="2016"/>
+          </w:tcPr>
+          <w:p>
+            <w:r/>
+            <w:r>
+              <w:rPr>
+                <w:sz w:val="18"/>
+              </w:rPr>
+              <w:t>crosscutting (9)</w:t>
+            </w:r>
+          </w:p>
+        </w:tc>
+      </w:tr>
+      <w:tr>
+        <w:tc>
+          <w:tcPr>
+            <w:tcW w:type="dxa" w:w="504"/>
+          </w:tcPr>
+          <w:p>
+            <w:r/>
+            <w:r>
+              <w:rPr>
+                <w:sz w:val="18"/>
+              </w:rPr>
+              <w:t>20</w:t>
+            </w:r>
+          </w:p>
+        </w:tc>
+        <w:tc>
+          <w:tcPr>
+            <w:tcW w:type="dxa" w:w="2808"/>
+          </w:tcPr>
+          <w:p>
+            <w:r/>
+            <w:r>
+              <w:rPr>
+                <w:sz w:val="18"/>
+              </w:rPr>
+              <w:t>deepseek-v3.1</w:t>
+            </w:r>
+          </w:p>
+        </w:tc>
+        <w:tc>
+          <w:tcPr>
+            <w:tcW w:type="dxa" w:w="2448"/>
+          </w:tcPr>
+          <w:p>
+            <w:r/>
+            <w:r>
+              <w:rPr>
+                <w:sz w:val="18"/>
+              </w:rPr>
+              <w:t>Cloud MaaS · DeepSeek</w:t>
+            </w:r>
+          </w:p>
+        </w:tc>
+        <w:tc>
+          <w:tcPr>
+            <w:tcW w:type="dxa" w:w="1008"/>
+          </w:tcPr>
+          <w:p>
+            <w:r/>
+            <w:r>
+              <w:rPr>
+                <w:sz w:val="18"/>
+              </w:rPr>
+              <w:t>45%</w:t>
+            </w:r>
+          </w:p>
+        </w:tc>
+        <w:tc>
+          <w:tcPr>
+            <w:tcW w:type="dxa" w:w="864"/>
+          </w:tcPr>
+          <w:p>
+            <w:r/>
+            <w:r>
+              <w:rPr>
+                <w:sz w:val="18"/>
+              </w:rPr>
+              <w:t>0.62</w:t>
+            </w:r>
+          </w:p>
+        </w:tc>
+        <w:tc>
+          <w:tcPr>
+            <w:tcW w:type="dxa" w:w="2016"/>
+          </w:tcPr>
+          <w:p>
+            <w:r/>
+            <w:r>
+              <w:rPr>
+                <w:sz w:val="18"/>
+              </w:rPr>
+              <w:t>math (13)</w:t>
+            </w:r>
+          </w:p>
+        </w:tc>
+      </w:tr>
+      <w:tr>
+        <w:tc>
+          <w:tcPr>
+            <w:tcW w:type="dxa" w:w="504"/>
+          </w:tcPr>
+          <w:p>
+            <w:r/>
+            <w:r>
+              <w:rPr>
+                <w:sz w:val="18"/>
+              </w:rPr>
+              <w:t>21</w:t>
+            </w:r>
+          </w:p>
+        </w:tc>
+        <w:tc>
+          <w:tcPr>
+            <w:tcW w:type="dxa" w:w="2808"/>
+          </w:tcPr>
+          <w:p>
+            <w:r/>
+            <w:r>
+              <w:rPr>
+                <w:sz w:val="18"/>
+              </w:rPr>
+              <w:t>grok-4.20-reasoning</w:t>
+            </w:r>
+          </w:p>
+        </w:tc>
+        <w:tc>
+          <w:tcPr>
+            <w:tcW w:type="dxa" w:w="2448"/>
+          </w:tcPr>
+          <w:p>
+            <w:r/>
+            <w:r>
+              <w:rPr>
+                <w:sz w:val="18"/>
+              </w:rPr>
+              <w:t>Cloud MaaS · xAI</w:t>
+            </w:r>
+          </w:p>
+        </w:tc>
+        <w:tc>
+          <w:tcPr>
+            <w:tcW w:type="dxa" w:w="1008"/>
+          </w:tcPr>
+          <w:p>
+            <w:r/>
+            <w:r>
+              <w:rPr>
+                <w:sz w:val="18"/>
+              </w:rPr>
+              <w:t>45%</w:t>
+            </w:r>
+          </w:p>
+        </w:tc>
+        <w:tc>
+          <w:tcPr>
+            <w:tcW w:type="dxa" w:w="864"/>
+          </w:tcPr>
+          <w:p>
+            <w:r/>
+            <w:r>
+              <w:rPr>
+                <w:sz w:val="18"/>
+              </w:rPr>
+              <w:t>0.65</w:t>
+            </w:r>
+          </w:p>
+        </w:tc>
+        <w:tc>
+          <w:tcPr>
+            <w:tcW w:type="dxa" w:w="2016"/>
+          </w:tcPr>
+          <w:p>
+            <w:r/>
+            <w:r>
+              <w:rPr>
+                <w:sz w:val="18"/>
+              </w:rPr>
+              <w:t>math (11)</w:t>
+            </w:r>
+          </w:p>
+        </w:tc>
+      </w:tr>
+      <w:tr>
+        <w:tc>
+          <w:tcPr>
+            <w:tcW w:type="dxa" w:w="504"/>
+          </w:tcPr>
+          <w:p>
+            <w:r/>
+            <w:r>
+              <w:rPr>
+                <w:sz w:val="18"/>
+              </w:rPr>
+              <w:t>22</w:t>
+            </w:r>
+          </w:p>
+        </w:tc>
+        <w:tc>
+          <w:tcPr>
+            <w:tcW w:type="dxa" w:w="2808"/>
+          </w:tcPr>
+          <w:p>
+            <w:r/>
+            <w:r>
+              <w:rPr>
+                <w:sz w:val="18"/>
+              </w:rPr>
+              <w:t>qwen2.5:3b</w:t>
+            </w:r>
+          </w:p>
+        </w:tc>
+        <w:tc>
+          <w:tcPr>
+            <w:tcW w:type="dxa" w:w="2448"/>
+          </w:tcPr>
+          <w:p>
+            <w:r/>
+            <w:r>
+              <w:rPr>
+                <w:sz w:val="18"/>
+              </w:rPr>
+              <w:t>Local OSS · Qwen</w:t>
+            </w:r>
+          </w:p>
+        </w:tc>
+        <w:tc>
+          <w:tcPr>
+            <w:tcW w:type="dxa" w:w="1008"/>
+          </w:tcPr>
+          <w:p>
+            <w:r/>
+            <w:r>
+              <w:rPr>
+                <w:sz w:val="18"/>
+              </w:rPr>
+              <w:t>45%</w:t>
+            </w:r>
+          </w:p>
+        </w:tc>
+        <w:tc>
+          <w:tcPr>
+            <w:tcW w:type="dxa" w:w="864"/>
+          </w:tcPr>
+          <w:p>
+            <w:r/>
+            <w:r>
+              <w:rPr>
+                <w:sz w:val="18"/>
+              </w:rPr>
+              <w:t>0.61</w:t>
+            </w:r>
+          </w:p>
+        </w:tc>
+        <w:tc>
+          <w:tcPr>
+            <w:tcW w:type="dxa" w:w="2016"/>
+          </w:tcPr>
+          <w:p>
+            <w:r/>
+            <w:r>
+              <w:rPr>
+                <w:sz w:val="18"/>
+              </w:rPr>
+              <w:t>persona handling (11)</w:t>
+            </w:r>
+          </w:p>
+        </w:tc>
+      </w:tr>
+      <w:tr>
+        <w:tc>
+          <w:tcPr>
+            <w:tcW w:type="dxa" w:w="504"/>
+          </w:tcPr>
+          <w:p>
+            <w:r/>
+            <w:r>
+              <w:rPr>
+                <w:sz w:val="18"/>
+              </w:rPr>
+              <w:t>23</w:t>
+            </w:r>
+          </w:p>
+        </w:tc>
+        <w:tc>
+          <w:tcPr>
+            <w:tcW w:type="dxa" w:w="2808"/>
+          </w:tcPr>
+          <w:p>
+            <w:r/>
+            <w:r>
+              <w:rPr>
+                <w:sz w:val="18"/>
+              </w:rPr>
+              <w:t>gemini-2.5-pro</w:t>
+            </w:r>
+          </w:p>
+        </w:tc>
+        <w:tc>
+          <w:tcPr>
+            <w:tcW w:type="dxa" w:w="2448"/>
+          </w:tcPr>
+          <w:p>
+            <w:r/>
+            <w:r>
+              <w:rPr>
+                <w:sz w:val="18"/>
+              </w:rPr>
+              <w:t>Proprietary · Google</w:t>
+            </w:r>
+          </w:p>
+        </w:tc>
+        <w:tc>
+          <w:tcPr>
+            <w:tcW w:type="dxa" w:w="1008"/>
+          </w:tcPr>
+          <w:p>
+            <w:r/>
+            <w:r>
+              <w:rPr>
+                <w:sz w:val="18"/>
+              </w:rPr>
+              <w:t>43%*</w:t>
+            </w:r>
+          </w:p>
+        </w:tc>
+        <w:tc>
+          <w:tcPr>
+            <w:tcW w:type="dxa" w:w="864"/>
+          </w:tcPr>
+          <w:p>
+            <w:r/>
+            <w:r>
+              <w:rPr>
+                <w:sz w:val="18"/>
+              </w:rPr>
+              <w:t>0.64</w:t>
+            </w:r>
+          </w:p>
+        </w:tc>
+        <w:tc>
+          <w:tcPr>
+            <w:tcW w:type="dxa" w:w="2016"/>
+          </w:tcPr>
+          <w:p>
+            <w:r/>
+            <w:r>
+              <w:rPr>
+                <w:sz w:val="18"/>
+              </w:rPr>
+              <w:t>math (10)</w:t>
+            </w:r>
+          </w:p>
+        </w:tc>
+      </w:tr>
+      <w:tr>
+        <w:tc>
+          <w:tcPr>
+            <w:tcW w:type="dxa" w:w="504"/>
+          </w:tcPr>
+          <w:p>
+            <w:r/>
+            <w:r>
+              <w:rPr>
+                <w:sz w:val="18"/>
+              </w:rPr>
+              <w:t>24</w:t>
+            </w:r>
+          </w:p>
+        </w:tc>
+        <w:tc>
+          <w:tcPr>
+            <w:tcW w:type="dxa" w:w="2808"/>
+          </w:tcPr>
+          <w:p>
+            <w:r/>
+            <w:r>
+              <w:rPr>
+                <w:sz w:val="18"/>
+              </w:rPr>
+              <w:t>glm4:9b</w:t>
+            </w:r>
+          </w:p>
+        </w:tc>
+        <w:tc>
+          <w:tcPr>
+            <w:tcW w:type="dxa" w:w="2448"/>
+          </w:tcPr>
+          <w:p>
+            <w:r/>
+            <w:r>
+              <w:rPr>
+                <w:sz w:val="18"/>
+              </w:rPr>
+              <w:t>Local OSS · Zhipu</w:t>
+            </w:r>
+          </w:p>
+        </w:tc>
+        <w:tc>
+          <w:tcPr>
+            <w:tcW w:type="dxa" w:w="1008"/>
+          </w:tcPr>
+          <w:p>
+            <w:r/>
+            <w:r>
+              <w:rPr>
+                <w:sz w:val="18"/>
+              </w:rPr>
+              <w:t>43%</w:t>
+            </w:r>
+          </w:p>
+        </w:tc>
+        <w:tc>
+          <w:tcPr>
+            <w:tcW w:type="dxa" w:w="864"/>
+          </w:tcPr>
+          <w:p>
+            <w:r/>
+            <w:r>
+              <w:rPr>
+                <w:sz w:val="18"/>
+              </w:rPr>
+              <w:t>0.6</w:t>
+            </w:r>
+          </w:p>
+        </w:tc>
+        <w:tc>
+          <w:tcPr>
+            <w:tcW w:type="dxa" w:w="2016"/>
+          </w:tcPr>
+          <w:p>
+            <w:r/>
+            <w:r>
+              <w:rPr>
+                <w:sz w:val="18"/>
+              </w:rPr>
+              <w:t>crosscutting (9)</w:t>
+            </w:r>
+          </w:p>
+        </w:tc>
+      </w:tr>
+      <w:tr>
+        <w:tc>
+          <w:tcPr>
+            <w:tcW w:type="dxa" w:w="504"/>
+          </w:tcPr>
+          <w:p>
+            <w:r/>
+            <w:r>
+              <w:rPr>
+                <w:sz w:val="18"/>
+              </w:rPr>
+              <w:t>25</w:t>
+            </w:r>
+          </w:p>
+        </w:tc>
+        <w:tc>
+          <w:tcPr>
+            <w:tcW w:type="dxa" w:w="2808"/>
+          </w:tcPr>
+          <w:p>
+            <w:r/>
+            <w:r>
+              <w:rPr>
+                <w:sz w:val="18"/>
+              </w:rPr>
+              <w:t>granite3.1-dense:8b</w:t>
+            </w:r>
+          </w:p>
+        </w:tc>
+        <w:tc>
+          <w:tcPr>
+            <w:tcW w:type="dxa" w:w="2448"/>
+          </w:tcPr>
+          <w:p>
+            <w:r/>
+            <w:r>
+              <w:rPr>
+                <w:sz w:val="18"/>
+              </w:rPr>
+              <w:t>Local OSS · IBM</w:t>
+            </w:r>
+          </w:p>
+        </w:tc>
+        <w:tc>
+          <w:tcPr>
+            <w:tcW w:type="dxa" w:w="1008"/>
+          </w:tcPr>
+          <w:p>
+            <w:r/>
+            <w:r>
+              <w:rPr>
+                <w:sz w:val="18"/>
+              </w:rPr>
+              <w:t>33%</w:t>
+            </w:r>
+          </w:p>
+        </w:tc>
+        <w:tc>
+          <w:tcPr>
+            <w:tcW w:type="dxa" w:w="864"/>
+          </w:tcPr>
+          <w:p>
+            <w:r/>
+            <w:r>
+              <w:rPr>
+                <w:sz w:val="18"/>
+              </w:rPr>
+              <w:t>0.56</w:t>
+            </w:r>
+          </w:p>
+        </w:tc>
+        <w:tc>
+          <w:tcPr>
+            <w:tcW w:type="dxa" w:w="2016"/>
+          </w:tcPr>
+          <w:p>
+            <w:r/>
+            <w:r>
+              <w:rPr>
+                <w:sz w:val="18"/>
+              </w:rPr>
+              <w:t>math (13)</w:t>
+            </w:r>
+          </w:p>
+        </w:tc>
+      </w:tr>
+      <w:tr>
+        <w:tc>
+          <w:tcPr>
+            <w:tcW w:type="dxa" w:w="504"/>
+          </w:tcPr>
+          <w:p>
+            <w:r/>
+            <w:r>
+              <w:rPr>
+                <w:sz w:val="18"/>
+              </w:rPr>
+              <w:t>26</w:t>
+            </w:r>
+          </w:p>
+        </w:tc>
+        <w:tc>
+          <w:tcPr>
+            <w:tcW w:type="dxa" w:w="2808"/>
+          </w:tcPr>
+          <w:p>
+            <w:r/>
+            <w:r>
+              <w:rPr>
+                <w:sz w:val="18"/>
+              </w:rPr>
+              <w:t>llama3.1:8b</w:t>
+            </w:r>
+          </w:p>
+        </w:tc>
+        <w:tc>
+          <w:tcPr>
+            <w:tcW w:type="dxa" w:w="2448"/>
+          </w:tcPr>
+          <w:p>
+            <w:r/>
+            <w:r>
+              <w:rPr>
+                <w:sz w:val="18"/>
+              </w:rPr>
+              <w:t>Local OSS · Meta</w:t>
+            </w:r>
+          </w:p>
+        </w:tc>
+        <w:tc>
+          <w:tcPr>
+            <w:tcW w:type="dxa" w:w="1008"/>
+          </w:tcPr>
+          <w:p>
+            <w:r/>
+            <w:r>
+              <w:rPr>
+                <w:sz w:val="18"/>
+              </w:rPr>
+              <w:t>33%</w:t>
+            </w:r>
+          </w:p>
+        </w:tc>
+        <w:tc>
+          <w:tcPr>
+            <w:tcW w:type="dxa" w:w="864"/>
+          </w:tcPr>
+          <w:p>
+            <w:r/>
+            <w:r>
+              <w:rPr>
+                <w:sz w:val="18"/>
+              </w:rPr>
+              <w:t>0.53</w:t>
+            </w:r>
+          </w:p>
+        </w:tc>
+        <w:tc>
+          <w:tcPr>
+            <w:tcW w:type="dxa" w:w="2016"/>
+          </w:tcPr>
+          <w:p>
+            <w:r/>
+            <w:r>
+              <w:rPr>
+                <w:sz w:val="18"/>
+              </w:rPr>
+              <w:t>persona handling (13)</w:t>
+            </w:r>
+          </w:p>
+        </w:tc>
+      </w:tr>
+      <w:tr>
+        <w:tc>
+          <w:tcPr>
+            <w:tcW w:type="dxa" w:w="504"/>
+          </w:tcPr>
+          <w:p>
+            <w:r/>
+            <w:r>
+              <w:rPr>
+                <w:sz w:val="18"/>
+              </w:rPr>
+              <w:t>27</w:t>
+            </w:r>
+          </w:p>
+        </w:tc>
+        <w:tc>
+          <w:tcPr>
+            <w:tcW w:type="dxa" w:w="2808"/>
+          </w:tcPr>
+          <w:p>
+            <w:r/>
+            <w:r>
+              <w:rPr>
+                <w:sz w:val="18"/>
+              </w:rPr>
+              <w:t>mistral:7b</w:t>
+            </w:r>
+          </w:p>
+        </w:tc>
+        <w:tc>
+          <w:tcPr>
+            <w:tcW w:type="dxa" w:w="2448"/>
+          </w:tcPr>
+          <w:p>
+            <w:r/>
+            <w:r>
+              <w:rPr>
+                <w:sz w:val="18"/>
+              </w:rPr>
+              <w:t>Local OSS · Mistral</w:t>
+            </w:r>
+          </w:p>
+        </w:tc>
+        <w:tc>
+          <w:tcPr>
+            <w:tcW w:type="dxa" w:w="1008"/>
+          </w:tcPr>
+          <w:p>
+            <w:r/>
+            <w:r>
+              <w:rPr>
+                <w:sz w:val="18"/>
+              </w:rPr>
+              <w:t>32%</w:t>
+            </w:r>
+          </w:p>
+        </w:tc>
+        <w:tc>
+          <w:tcPr>
+            <w:tcW w:type="dxa" w:w="864"/>
+          </w:tcPr>
+          <w:p>
+            <w:r/>
+            <w:r>
+              <w:rPr>
+                <w:sz w:val="18"/>
+              </w:rPr>
+              <w:t>0.54</w:t>
+            </w:r>
+          </w:p>
+        </w:tc>
+        <w:tc>
+          <w:tcPr>
+            <w:tcW w:type="dxa" w:w="2016"/>
+          </w:tcPr>
+          <w:p>
+            <w:r/>
+            <w:r>
+              <w:rPr>
+                <w:sz w:val="18"/>
+              </w:rPr>
+              <w:t>math (15)</w:t>
+            </w:r>
+          </w:p>
+        </w:tc>
+      </w:tr>
+      <w:tr>
+        <w:tc>
+          <w:tcPr>
+            <w:tcW w:type="dxa" w:w="504"/>
+          </w:tcPr>
+          <w:p>
+            <w:r/>
+            <w:r>
+              <w:rPr>
+                <w:sz w:val="18"/>
+              </w:rPr>
+              <w:t>28</w:t>
+            </w:r>
+          </w:p>
+        </w:tc>
+        <w:tc>
+          <w:tcPr>
+            <w:tcW w:type="dxa" w:w="2808"/>
+          </w:tcPr>
+          <w:p>
+            <w:r/>
+            <w:r>
+              <w:rPr>
+                <w:sz w:val="18"/>
+              </w:rPr>
+              <w:t>llama3.2:3b</w:t>
+            </w:r>
+          </w:p>
+        </w:tc>
+        <w:tc>
+          <w:tcPr>
+            <w:tcW w:type="dxa" w:w="2448"/>
+          </w:tcPr>
+          <w:p>
+            <w:r/>
+            <w:r>
+              <w:rPr>
+                <w:sz w:val="18"/>
+              </w:rPr>
+              <w:t>Local OSS · Meta</w:t>
+            </w:r>
+          </w:p>
+        </w:tc>
+        <w:tc>
+          <w:tcPr>
+            <w:tcW w:type="dxa" w:w="1008"/>
+          </w:tcPr>
+          <w:p>
+            <w:r/>
+            <w:r>
+              <w:rPr>
+                <w:sz w:val="18"/>
+              </w:rPr>
+              <w:t>28%</w:t>
+            </w:r>
+          </w:p>
+        </w:tc>
+        <w:tc>
+          <w:tcPr>
+            <w:tcW w:type="dxa" w:w="864"/>
+          </w:tcPr>
+          <w:p>
+            <w:r/>
+            <w:r>
+              <w:rPr>
+                <w:sz w:val="18"/>
+              </w:rPr>
+              <w:t>0.46</w:t>
+            </w:r>
+          </w:p>
+        </w:tc>
+        <w:tc>
+          <w:tcPr>
+            <w:tcW w:type="dxa" w:w="2016"/>
+          </w:tcPr>
+          <w:p>
+            <w:r/>
+            <w:r>
+              <w:rPr>
+                <w:sz w:val="18"/>
+              </w:rPr>
+              <w:t>persona handling (13)</w:t>
+            </w:r>
+          </w:p>
+        </w:tc>
+      </w:tr>
+      <w:tr>
+        <w:tc>
+          <w:tcPr>
+            <w:tcW w:type="dxa" w:w="504"/>
+          </w:tcPr>
+          <w:p>
+            <w:r/>
+            <w:r>
+              <w:rPr>
+                <w:sz w:val="18"/>
+              </w:rPr>
+              <w:t>29</w:t>
+            </w:r>
+          </w:p>
+        </w:tc>
+        <w:tc>
+          <w:tcPr>
+            <w:tcW w:type="dxa" w:w="2808"/>
+          </w:tcPr>
+          <w:p>
+            <w:r/>
+            <w:r>
+              <w:rPr>
+                <w:sz w:val="18"/>
+              </w:rPr>
+              <w:t>qwen2.5:1.5b</w:t>
+            </w:r>
+          </w:p>
+        </w:tc>
+        <w:tc>
+          <w:tcPr>
+            <w:tcW w:type="dxa" w:w="2448"/>
+          </w:tcPr>
+          <w:p>
+            <w:r/>
+            <w:r>
+              <w:rPr>
+                <w:sz w:val="18"/>
+              </w:rPr>
+              <w:t>Local OSS · Qwen</w:t>
+            </w:r>
+          </w:p>
+        </w:tc>
+        <w:tc>
+          <w:tcPr>
+            <w:tcW w:type="dxa" w:w="1008"/>
+          </w:tcPr>
+          <w:p>
+            <w:r/>
+            <w:r>
+              <w:rPr>
+                <w:sz w:val="18"/>
+              </w:rPr>
+              <w:t>28%</w:t>
+            </w:r>
+          </w:p>
+        </w:tc>
+        <w:tc>
+          <w:tcPr>
+            <w:tcW w:type="dxa" w:w="864"/>
+          </w:tcPr>
+          <w:p>
+            <w:r/>
+            <w:r>
+              <w:rPr>
+                <w:sz w:val="18"/>
+              </w:rPr>
+              <w:t>0.5</w:t>
+            </w:r>
+          </w:p>
+        </w:tc>
+        <w:tc>
+          <w:tcPr>
+            <w:tcW w:type="dxa" w:w="2016"/>
+          </w:tcPr>
+          <w:p>
+            <w:r/>
+            <w:r>
+              <w:rPr>
+                <w:sz w:val="18"/>
+              </w:rPr>
+              <w:t>persona handling (13)</w:t>
+            </w:r>
+          </w:p>
+        </w:tc>
+      </w:tr>
+      <w:tr>
+        <w:tc>
+          <w:tcPr>
+            <w:tcW w:type="dxa" w:w="504"/>
+          </w:tcPr>
+          <w:p>
+            <w:r/>
+            <w:r>
+              <w:rPr>
+                <w:sz w:val="18"/>
+              </w:rPr>
+              <w:t>30</w:t>
+            </w:r>
+          </w:p>
+        </w:tc>
+        <w:tc>
+          <w:tcPr>
+            <w:tcW w:type="dxa" w:w="2808"/>
+          </w:tcPr>
+          <w:p>
+            <w:r/>
+            <w:r>
+              <w:rPr>
+                <w:sz w:val="18"/>
+              </w:rPr>
+              <w:t>deepseek-r1</w:t>
+            </w:r>
+          </w:p>
+        </w:tc>
+        <w:tc>
+          <w:tcPr>
+            <w:tcW w:type="dxa" w:w="2448"/>
+          </w:tcPr>
+          <w:p>
+            <w:r/>
+            <w:r>
+              <w:rPr>
+                <w:sz w:val="18"/>
+              </w:rPr>
+              <w:t>Cloud MaaS · DeepSeek</w:t>
+            </w:r>
+          </w:p>
+        </w:tc>
+        <w:tc>
+          <w:tcPr>
+            <w:tcW w:type="dxa" w:w="1008"/>
+          </w:tcPr>
+          <w:p>
+            <w:r/>
+            <w:r>
+              <w:rPr>
+                <w:sz w:val="18"/>
+              </w:rPr>
+              <w:t>22%†</w:t>
+            </w:r>
+          </w:p>
+        </w:tc>
+        <w:tc>
+          <w:tcPr>
+            <w:tcW w:type="dxa" w:w="864"/>
+          </w:tcPr>
+          <w:p>
+            <w:r/>
+            <w:r>
+              <w:rPr>
+                <w:sz w:val="18"/>
+              </w:rPr>
+              <w:t>0.41</w:t>
+            </w:r>
+          </w:p>
+        </w:tc>
+        <w:tc>
+          <w:tcPr>
+            <w:tcW w:type="dxa" w:w="2016"/>
+          </w:tcPr>
+          <w:p>
+            <w:r/>
+            <w:r>
+              <w:rPr>
+                <w:sz w:val="18"/>
+              </w:rPr>
+              <w:t>math (14)</w:t>
+            </w:r>
+          </w:p>
+        </w:tc>
+      </w:tr>
+      <w:tr>
+        <w:tc>
+          <w:tcPr>
+            <w:tcW w:type="dxa" w:w="504"/>
+          </w:tcPr>
+          <w:p>
+            <w:r/>
+            <w:r>
+              <w:rPr>
+                <w:sz w:val="18"/>
+              </w:rPr>
+              <w:t>31</w:t>
+            </w:r>
+          </w:p>
+        </w:tc>
+        <w:tc>
+          <w:tcPr>
+            <w:tcW w:type="dxa" w:w="2808"/>
+          </w:tcPr>
+          <w:p>
+            <w:r/>
+            <w:r>
+              <w:rPr>
+                <w:sz w:val="18"/>
+              </w:rPr>
+              <w:t>hermes3:8b</w:t>
+            </w:r>
+          </w:p>
+        </w:tc>
+        <w:tc>
+          <w:tcPr>
+            <w:tcW w:type="dxa" w:w="2448"/>
+          </w:tcPr>
+          <w:p>
+            <w:r/>
+            <w:r>
+              <w:rPr>
+                <w:sz w:val="18"/>
+              </w:rPr>
+              <w:t>Local OSS · Nous</w:t>
+            </w:r>
+          </w:p>
+        </w:tc>
+        <w:tc>
+          <w:tcPr>
+            <w:tcW w:type="dxa" w:w="1008"/>
+          </w:tcPr>
+          <w:p>
+            <w:r/>
+            <w:r>
+              <w:rPr>
+                <w:sz w:val="18"/>
+              </w:rPr>
+              <w:t>22%</w:t>
+            </w:r>
+          </w:p>
+        </w:tc>
+        <w:tc>
+          <w:tcPr>
+            <w:tcW w:type="dxa" w:w="864"/>
+          </w:tcPr>
+          <w:p>
+            <w:r/>
+            <w:r>
+              <w:rPr>
+                <w:sz w:val="18"/>
+              </w:rPr>
+              <w:t>0.43</w:t>
+            </w:r>
+          </w:p>
+        </w:tc>
+        <w:tc>
+          <w:tcPr>
+            <w:tcW w:type="dxa" w:w="2016"/>
+          </w:tcPr>
+          <w:p>
+            <w:r/>
+            <w:r>
+              <w:rPr>
+                <w:sz w:val="18"/>
+              </w:rPr>
+              <w:t>math (15)</w:t>
+            </w:r>
+          </w:p>
+        </w:tc>
+      </w:tr>
+      <w:tr>
+        <w:tc>
+          <w:tcPr>
+            <w:tcW w:type="dxa" w:w="504"/>
+          </w:tcPr>
+          <w:p>
+            <w:r/>
+            <w:r>
+              <w:rPr>
+                <w:sz w:val="18"/>
+              </w:rPr>
+              <w:t>32</w:t>
+            </w:r>
+          </w:p>
+        </w:tc>
+        <w:tc>
+          <w:tcPr>
+            <w:tcW w:type="dxa" w:w="2808"/>
+          </w:tcPr>
+          <w:p>
+            <w:r/>
+            <w:r>
+              <w:rPr>
+                <w:sz w:val="18"/>
+              </w:rPr>
+              <w:t>llama3-groq-tool-use:8b</w:t>
+            </w:r>
+          </w:p>
+        </w:tc>
+        <w:tc>
+          <w:tcPr>
+            <w:tcW w:type="dxa" w:w="2448"/>
+          </w:tcPr>
+          <w:p>
+            <w:r/>
+            <w:r>
+              <w:rPr>
+                <w:sz w:val="18"/>
+              </w:rPr>
+              <w:t>Local OSS · Meta/Groq</w:t>
+            </w:r>
+          </w:p>
+        </w:tc>
+        <w:tc>
+          <w:tcPr>
+            <w:tcW w:type="dxa" w:w="1008"/>
+          </w:tcPr>
+          <w:p>
+            <w:r/>
+            <w:r>
+              <w:rPr>
+                <w:sz w:val="18"/>
+              </w:rPr>
+              <w:t>22%</w:t>
+            </w:r>
+          </w:p>
+        </w:tc>
+        <w:tc>
+          <w:tcPr>
+            <w:tcW w:type="dxa" w:w="864"/>
+          </w:tcPr>
+          <w:p>
+            <w:r/>
+            <w:r>
+              <w:rPr>
+                <w:sz w:val="18"/>
+              </w:rPr>
+              <w:t>0.46</w:t>
+            </w:r>
+          </w:p>
+        </w:tc>
+        <w:tc>
+          <w:tcPr>
+            <w:tcW w:type="dxa" w:w="2016"/>
+          </w:tcPr>
+          <w:p>
+            <w:r/>
+            <w:r>
+              <w:rPr>
+                <w:sz w:val="18"/>
+              </w:rPr>
+              <w:t>math (13)</w:t>
+            </w:r>
+          </w:p>
+        </w:tc>
+      </w:tr>
+      <w:tr>
+        <w:tc>
+          <w:tcPr>
+            <w:tcW w:type="dxa" w:w="504"/>
+          </w:tcPr>
+          <w:p>
+            <w:r/>
+            <w:r>
+              <w:rPr>
+                <w:sz w:val="18"/>
+              </w:rPr>
+              <w:t>33</w:t>
+            </w:r>
+          </w:p>
+        </w:tc>
+        <w:tc>
+          <w:tcPr>
+            <w:tcW w:type="dxa" w:w="2808"/>
+          </w:tcPr>
+          <w:p>
+            <w:r/>
+            <w:r>
+              <w:rPr>
+                <w:sz w:val="18"/>
+              </w:rPr>
+              <w:t>command-r7b</w:t>
+            </w:r>
+          </w:p>
+        </w:tc>
+        <w:tc>
+          <w:tcPr>
+            <w:tcW w:type="dxa" w:w="2448"/>
+          </w:tcPr>
+          <w:p>
+            <w:r/>
+            <w:r>
+              <w:rPr>
+                <w:sz w:val="18"/>
+              </w:rPr>
+              <w:t>Local OSS · Cohere</w:t>
+            </w:r>
+          </w:p>
+        </w:tc>
+        <w:tc>
+          <w:tcPr>
+            <w:tcW w:type="dxa" w:w="1008"/>
+          </w:tcPr>
+          <w:p>
+            <w:r/>
+            <w:r>
+              <w:rPr>
+                <w:sz w:val="18"/>
+              </w:rPr>
+              <w:t>15%</w:t>
+            </w:r>
+          </w:p>
+        </w:tc>
+        <w:tc>
+          <w:tcPr>
+            <w:tcW w:type="dxa" w:w="864"/>
+          </w:tcPr>
+          <w:p>
+            <w:r/>
+            <w:r>
+              <w:rPr>
+                <w:sz w:val="18"/>
+              </w:rPr>
+              <w:t>0.42</w:t>
+            </w:r>
+          </w:p>
+        </w:tc>
+        <w:tc>
+          <w:tcPr>
+            <w:tcW w:type="dxa" w:w="2016"/>
+          </w:tcPr>
+          <w:p>
+            <w:r/>
+            <w:r>
+              <w:rPr>
+                <w:sz w:val="18"/>
+              </w:rPr>
+              <w:t>math (17)</w:t>
+            </w:r>
+          </w:p>
+        </w:tc>
+      </w:tr>
+      <w:tr>
+        <w:tc>
+          <w:tcPr>
+            <w:tcW w:type="dxa" w:w="504"/>
+          </w:tcPr>
+          <w:p>
+            <w:r/>
+            <w:r>
+              <w:rPr>
+                <w:sz w:val="18"/>
+              </w:rPr>
+              <w:t>34</w:t>
+            </w:r>
+          </w:p>
+        </w:tc>
+        <w:tc>
+          <w:tcPr>
+            <w:tcW w:type="dxa" w:w="2808"/>
+          </w:tcPr>
+          <w:p>
+            <w:r/>
+            <w:r>
+              <w:rPr>
+                <w:sz w:val="18"/>
+              </w:rPr>
+              <w:t>granite3.1-dense:2b</w:t>
+            </w:r>
+          </w:p>
+        </w:tc>
+        <w:tc>
+          <w:tcPr>
+            <w:tcW w:type="dxa" w:w="2448"/>
+          </w:tcPr>
+          <w:p>
+            <w:r/>
+            <w:r>
+              <w:rPr>
+                <w:sz w:val="18"/>
+              </w:rPr>
+              <w:t>Local OSS · IBM</w:t>
+            </w:r>
+          </w:p>
+        </w:tc>
+        <w:tc>
+          <w:tcPr>
+            <w:tcW w:type="dxa" w:w="1008"/>
+          </w:tcPr>
+          <w:p>
+            <w:r/>
+            <w:r>
+              <w:rPr>
+                <w:sz w:val="18"/>
+              </w:rPr>
+              <w:t>15%</w:t>
+            </w:r>
+          </w:p>
+        </w:tc>
+        <w:tc>
+          <w:tcPr>
+            <w:tcW w:type="dxa" w:w="864"/>
+          </w:tcPr>
+          <w:p>
+            <w:r/>
+            <w:r>
+              <w:rPr>
+                <w:sz w:val="18"/>
+              </w:rPr>
+              <w:t>0.41</w:t>
+            </w:r>
+          </w:p>
+        </w:tc>
+        <w:tc>
+          <w:tcPr>
+            <w:tcW w:type="dxa" w:w="2016"/>
+          </w:tcPr>
+          <w:p>
+            <w:r/>
+            <w:r>
+              <w:rPr>
+                <w:sz w:val="18"/>
+              </w:rPr>
+              <w:t>math (18)</w:t>
+            </w:r>
+          </w:p>
+        </w:tc>
+      </w:tr>
+      <w:tr>
+        <w:tc>
+          <w:tcPr>
+            <w:tcW w:type="dxa" w:w="504"/>
+          </w:tcPr>
+          <w:p>
+            <w:r/>
+            <w:r>
+              <w:rPr>
+                <w:sz w:val="18"/>
+              </w:rPr>
+              <w:t>35</w:t>
+            </w:r>
+          </w:p>
+        </w:tc>
+        <w:tc>
+          <w:tcPr>
+            <w:tcW w:type="dxa" w:w="2808"/>
+          </w:tcPr>
+          <w:p>
+            <w:r/>
+            <w:r>
+              <w:rPr>
+                <w:sz w:val="18"/>
+              </w:rPr>
+              <w:t>granite3.1-moe:3b</w:t>
+            </w:r>
+          </w:p>
+        </w:tc>
+        <w:tc>
+          <w:tcPr>
+            <w:tcW w:type="dxa" w:w="2448"/>
+          </w:tcPr>
+          <w:p>
+            <w:r/>
+            <w:r>
+              <w:rPr>
+                <w:sz w:val="18"/>
+              </w:rPr>
+              <w:t>Local OSS · IBM</w:t>
+            </w:r>
+          </w:p>
+        </w:tc>
+        <w:tc>
+          <w:tcPr>
+            <w:tcW w:type="dxa" w:w="1008"/>
+          </w:tcPr>
+          <w:p>
+            <w:r/>
+            <w:r>
+              <w:rPr>
+                <w:sz w:val="18"/>
+              </w:rPr>
+              <w:t>15%</w:t>
+            </w:r>
+          </w:p>
+        </w:tc>
+        <w:tc>
+          <w:tcPr>
+            <w:tcW w:type="dxa" w:w="864"/>
+          </w:tcPr>
+          <w:p>
+            <w:r/>
+            <w:r>
+              <w:rPr>
+                <w:sz w:val="18"/>
+              </w:rPr>
+              <w:t>0.37</w:t>
+            </w:r>
+          </w:p>
+        </w:tc>
+        <w:tc>
+          <w:tcPr>
+            <w:tcW w:type="dxa" w:w="2016"/>
+          </w:tcPr>
+          <w:p>
+            <w:r/>
+            <w:r>
+              <w:rPr>
+                <w:sz w:val="18"/>
+              </w:rPr>
+              <w:t>persona handling (16)</w:t>
+            </w:r>
+          </w:p>
+        </w:tc>
+      </w:tr>
+      <w:tr>
+        <w:tc>
+          <w:tcPr>
+            <w:tcW w:type="dxa" w:w="504"/>
+          </w:tcPr>
+          <w:p>
+            <w:r/>
+            <w:r>
+              <w:rPr>
+                <w:sz w:val="18"/>
+              </w:rPr>
+              <w:t>36</w:t>
+            </w:r>
+          </w:p>
+        </w:tc>
+        <w:tc>
+          <w:tcPr>
+            <w:tcW w:type="dxa" w:w="2808"/>
+          </w:tcPr>
+          <w:p>
+            <w:r/>
+            <w:r>
+              <w:rPr>
+                <w:sz w:val="18"/>
+              </w:rPr>
+              <w:t>aya-expanse:8b</w:t>
+            </w:r>
+          </w:p>
+        </w:tc>
+        <w:tc>
+          <w:tcPr>
+            <w:tcW w:type="dxa" w:w="2448"/>
+          </w:tcPr>
+          <w:p>
+            <w:r/>
+            <w:r>
+              <w:rPr>
+                <w:sz w:val="18"/>
+              </w:rPr>
+              <w:t>Local OSS · Cohere</w:t>
+            </w:r>
+          </w:p>
+        </w:tc>
+        <w:tc>
+          <w:tcPr>
+            <w:tcW w:type="dxa" w:w="1008"/>
+          </w:tcPr>
+          <w:p>
+            <w:r/>
+            <w:r>
+              <w:rPr>
+                <w:sz w:val="18"/>
+              </w:rPr>
+              <w:t>10%</w:t>
+            </w:r>
+          </w:p>
+        </w:tc>
+        <w:tc>
+          <w:tcPr>
+            <w:tcW w:type="dxa" w:w="864"/>
+          </w:tcPr>
+          <w:p>
+            <w:r/>
+            <w:r>
+              <w:rPr>
+                <w:sz w:val="18"/>
+              </w:rPr>
+              <w:t>0.38</w:t>
+            </w:r>
+          </w:p>
+        </w:tc>
+        <w:tc>
+          <w:tcPr>
+            <w:tcW w:type="dxa" w:w="2016"/>
+          </w:tcPr>
+          <w:p>
+            <w:r/>
+            <w:r>
+              <w:rPr>
+                <w:sz w:val="18"/>
+              </w:rPr>
+              <w:t>persona handling (17)</w:t>
+            </w:r>
+          </w:p>
+        </w:tc>
+      </w:tr>
+      <w:tr>
+        <w:tc>
+          <w:tcPr>
+            <w:tcW w:type="dxa" w:w="504"/>
+          </w:tcPr>
+          <w:p>
+            <w:r/>
+            <w:r>
+              <w:rPr>
+                <w:sz w:val="18"/>
+              </w:rPr>
+              <w:t>37</w:t>
+            </w:r>
+          </w:p>
+        </w:tc>
+        <w:tc>
+          <w:tcPr>
+            <w:tcW w:type="dxa" w:w="2808"/>
+          </w:tcPr>
+          <w:p>
+            <w:r/>
+            <w:r>
+              <w:rPr>
+                <w:sz w:val="18"/>
+              </w:rPr>
+              <w:t>llama3.2:1b</w:t>
+            </w:r>
+          </w:p>
+        </w:tc>
+        <w:tc>
+          <w:tcPr>
+            <w:tcW w:type="dxa" w:w="2448"/>
+          </w:tcPr>
+          <w:p>
+            <w:r/>
+            <w:r>
+              <w:rPr>
+                <w:sz w:val="18"/>
+              </w:rPr>
+              <w:t>Local OSS · Meta</w:t>
+            </w:r>
+          </w:p>
+        </w:tc>
+        <w:tc>
+          <w:tcPr>
+            <w:tcW w:type="dxa" w:w="1008"/>
+          </w:tcPr>
+          <w:p>
+            <w:r/>
+            <w:r>
+              <w:rPr>
+                <w:sz w:val="18"/>
+              </w:rPr>
+              <w:t>8%</w:t>
+            </w:r>
+          </w:p>
+        </w:tc>
+        <w:tc>
+          <w:tcPr>
+            <w:tcW w:type="dxa" w:w="864"/>
+          </w:tcPr>
+          <w:p>
+            <w:r/>
+            <w:r>
+              <w:rPr>
+                <w:sz w:val="18"/>
+              </w:rPr>
+              <w:t>0.29</w:t>
+            </w:r>
+          </w:p>
+        </w:tc>
+        <w:tc>
+          <w:tcPr>
+            <w:tcW w:type="dxa" w:w="2016"/>
+          </w:tcPr>
+          <w:p>
+            <w:r/>
+            <w:r>
+              <w:rPr>
+                <w:sz w:val="18"/>
+              </w:rPr>
+              <w:t>persona handling (17)</w:t>
+            </w:r>
+          </w:p>
+        </w:tc>
+      </w:tr>
+      <w:tr>
+        <w:tc>
+          <w:tcPr>
+            <w:tcW w:type="dxa" w:w="504"/>
+          </w:tcPr>
+          <w:p>
+            <w:r/>
+            <w:r>
+              <w:rPr>
+                <w:sz w:val="18"/>
+              </w:rPr>
+              <w:t>38</w:t>
+            </w:r>
+          </w:p>
+        </w:tc>
+        <w:tc>
+          <w:tcPr>
+            <w:tcW w:type="dxa" w:w="2808"/>
+          </w:tcPr>
+          <w:p>
+            <w:r/>
+            <w:r>
+              <w:rPr>
+                <w:sz w:val="18"/>
+              </w:rPr>
+              <w:t>nemotron-mini</w:t>
+            </w:r>
+          </w:p>
+        </w:tc>
+        <w:tc>
+          <w:tcPr>
+            <w:tcW w:type="dxa" w:w="2448"/>
+          </w:tcPr>
+          <w:p>
+            <w:r/>
+            <w:r>
+              <w:rPr>
+                <w:sz w:val="18"/>
+              </w:rPr>
+              <w:t>Local OSS · NVIDIA</w:t>
+            </w:r>
+          </w:p>
+        </w:tc>
+        <w:tc>
+          <w:tcPr>
+            <w:tcW w:type="dxa" w:w="1008"/>
+          </w:tcPr>
+          <w:p>
+            <w:r/>
+            <w:r>
+              <w:rPr>
+                <w:sz w:val="18"/>
+              </w:rPr>
+              <w:t>8%</w:t>
+            </w:r>
+          </w:p>
+        </w:tc>
+        <w:tc>
+          <w:tcPr>
+            <w:tcW w:type="dxa" w:w="864"/>
+          </w:tcPr>
+          <w:p>
+            <w:r/>
+            <w:r>
+              <w:rPr>
+                <w:sz w:val="18"/>
+              </w:rPr>
+              <w:t>0.39</w:t>
+            </w:r>
+          </w:p>
+        </w:tc>
+        <w:tc>
+          <w:tcPr>
+            <w:tcW w:type="dxa" w:w="2016"/>
+          </w:tcPr>
+          <w:p>
+            <w:r/>
+            <w:r>
+              <w:rPr>
+                <w:sz w:val="18"/>
+              </w:rPr>
+              <w:t>persona handling (16)</w:t>
+            </w:r>
+          </w:p>
+        </w:tc>
+      </w:tr>
+      <w:tr>
+        <w:tc>
+          <w:tcPr>
+            <w:tcW w:type="dxa" w:w="504"/>
+          </w:tcPr>
+          <w:p>
+            <w:r/>
+            <w:r>
+              <w:rPr>
+                <w:sz w:val="18"/>
+              </w:rPr>
+              <w:t>39</w:t>
+            </w:r>
+          </w:p>
+        </w:tc>
+        <w:tc>
+          <w:tcPr>
+            <w:tcW w:type="dxa" w:w="2808"/>
+          </w:tcPr>
+          <w:p>
+            <w:r/>
+            <w:r>
+              <w:rPr>
+                <w:sz w:val="18"/>
+              </w:rPr>
+              <w:t>qwen2.5:0.5b</w:t>
+            </w:r>
+          </w:p>
+        </w:tc>
+        <w:tc>
+          <w:tcPr>
+            <w:tcW w:type="dxa" w:w="2448"/>
+          </w:tcPr>
+          <w:p>
+            <w:r/>
+            <w:r>
+              <w:rPr>
+                <w:sz w:val="18"/>
+              </w:rPr>
+              <w:t>Local OSS · Qwen</w:t>
+            </w:r>
+          </w:p>
+        </w:tc>
+        <w:tc>
+          <w:tcPr>
+            <w:tcW w:type="dxa" w:w="1008"/>
+          </w:tcPr>
+          <w:p>
+            <w:r/>
+            <w:r>
+              <w:rPr>
+                <w:sz w:val="18"/>
+              </w:rPr>
+              <w:t>7%</w:t>
+            </w:r>
+          </w:p>
+        </w:tc>
+        <w:tc>
+          <w:tcPr>
+            <w:tcW w:type="dxa" w:w="864"/>
+          </w:tcPr>
+          <w:p>
+            <w:r/>
+            <w:r>
+              <w:rPr>
+                <w:sz w:val="18"/>
+              </w:rPr>
+              <w:t>0.37</w:t>
+            </w:r>
+          </w:p>
+        </w:tc>
+        <w:tc>
+          <w:tcPr>
+            <w:tcW w:type="dxa" w:w="2016"/>
+          </w:tcPr>
+          <w:p>
+            <w:r/>
+            <w:r>
+              <w:rPr>
+                <w:sz w:val="18"/>
+              </w:rPr>
+              <w:t>persona handling (17)</w:t>
+            </w:r>
+          </w:p>
+        </w:tc>
+      </w:tr>
+      <w:tr>
+        <w:tc>
+          <w:tcPr>
+            <w:tcW w:type="dxa" w:w="504"/>
+          </w:tcPr>
+          <w:p>
+            <w:r/>
+            <w:r>
+              <w:rPr>
+                <w:sz w:val="18"/>
+              </w:rPr>
+              <w:t>40</w:t>
+            </w:r>
+          </w:p>
+        </w:tc>
+        <w:tc>
+          <w:tcPr>
+            <w:tcW w:type="dxa" w:w="2808"/>
+          </w:tcPr>
+          <w:p>
+            <w:r/>
+            <w:r>
+              <w:rPr>
+                <w:sz w:val="18"/>
+              </w:rPr>
+              <w:t>hermes3:3b</w:t>
+            </w:r>
+          </w:p>
+        </w:tc>
+        <w:tc>
+          <w:tcPr>
+            <w:tcW w:type="dxa" w:w="2448"/>
+          </w:tcPr>
+          <w:p>
+            <w:r/>
+            <w:r>
+              <w:rPr>
+                <w:sz w:val="18"/>
+              </w:rPr>
+              <w:t>Local OSS · Nous</w:t>
+            </w:r>
+          </w:p>
+        </w:tc>
+        <w:tc>
+          <w:tcPr>
+            <w:tcW w:type="dxa" w:w="1008"/>
+          </w:tcPr>
+          <w:p>
+            <w:r/>
+            <w:r>
+              <w:rPr>
+                <w:sz w:val="18"/>
+              </w:rPr>
+              <w:t>3%</w:t>
+            </w:r>
+          </w:p>
+        </w:tc>
+        <w:tc>
+          <w:tcPr>
+            <w:tcW w:type="dxa" w:w="864"/>
+          </w:tcPr>
+          <w:p>
+            <w:r/>
+            <w:r>
+              <w:rPr>
+                <w:sz w:val="18"/>
+              </w:rPr>
+              <w:t>0.34</w:t>
+            </w:r>
+          </w:p>
+        </w:tc>
+        <w:tc>
+          <w:tcPr>
+            <w:tcW w:type="dxa" w:w="2016"/>
+          </w:tcPr>
+          <w:p>
+            <w:r/>
+            <w:r>
+              <w:rPr>
+                <w:sz w:val="18"/>
+              </w:rPr>
+              <w:t>persona handling (19)</w:t>
+            </w:r>
+          </w:p>
+        </w:tc>
+      </w:tr>
+      <w:tr>
+        <w:tc>
+          <w:tcPr>
+            <w:tcW w:type="dxa" w:w="504"/>
+          </w:tcPr>
+          <w:p>
+            <w:r/>
+            <w:r>
+              <w:rPr>
+                <w:sz w:val="18"/>
+              </w:rPr>
+              <w:t>41</w:t>
+            </w:r>
+          </w:p>
+        </w:tc>
+        <w:tc>
+          <w:tcPr>
+            <w:tcW w:type="dxa" w:w="2808"/>
+          </w:tcPr>
+          <w:p>
+            <w:r/>
+            <w:r>
+              <w:rPr>
+                <w:sz w:val="18"/>
+              </w:rPr>
+              <w:t>qwen3-next-80b-thinking</w:t>
+            </w:r>
+          </w:p>
+        </w:tc>
+        <w:tc>
+          <w:tcPr>
+            <w:tcW w:type="dxa" w:w="2448"/>
+          </w:tcPr>
+          <w:p>
+            <w:r/>
+            <w:r>
+              <w:rPr>
+                <w:sz w:val="18"/>
+              </w:rPr>
+              <w:t>Cloud MaaS · Qwen</w:t>
+            </w:r>
+          </w:p>
+        </w:tc>
+        <w:tc>
+          <w:tcPr>
+            <w:tcW w:type="dxa" w:w="1008"/>
+          </w:tcPr>
+          <w:p>
+            <w:r/>
+            <w:r>
+              <w:rPr>
+                <w:sz w:val="18"/>
+              </w:rPr>
+              <w:t>2%†</w:t>
+            </w:r>
+          </w:p>
+        </w:tc>
+        <w:tc>
+          <w:tcPr>
+            <w:tcW w:type="dxa" w:w="864"/>
+          </w:tcPr>
+          <w:p>
+            <w:r/>
+            <w:r>
+              <w:rPr>
+                <w:sz w:val="18"/>
+              </w:rPr>
+              <w:t>0.34</w:t>
+            </w:r>
+          </w:p>
+        </w:tc>
+        <w:tc>
+          <w:tcPr>
+            <w:tcW w:type="dxa" w:w="2016"/>
+          </w:tcPr>
+          <w:p>
+            <w:r/>
+            <w:r>
+              <w:rPr>
+                <w:sz w:val="18"/>
+              </w:rPr>
+              <w:t>persona handling (18)</w:t>
+            </w:r>
+          </w:p>
+        </w:tc>
+      </w:tr>
+      <w:tr>
+        <w:tc>
+          <w:tcPr>
+            <w:tcW w:type="dxa" w:w="504"/>
+          </w:tcPr>
+          <w:p>
+            <w:r/>
+            <w:r>
+              <w:rPr>
+                <w:sz w:val="18"/>
+              </w:rPr>
+              <w:t>42</w:t>
+            </w:r>
+          </w:p>
+        </w:tc>
+        <w:tc>
+          <w:tcPr>
+            <w:tcW w:type="dxa" w:w="2808"/>
+          </w:tcPr>
+          <w:p>
+            <w:r/>
+            <w:r>
+              <w:rPr>
+                <w:sz w:val="18"/>
+              </w:rPr>
+              <w:t>falcon3:10b</w:t>
+            </w:r>
+          </w:p>
+        </w:tc>
+        <w:tc>
+          <w:tcPr>
+            <w:tcW w:type="dxa" w:w="2448"/>
+          </w:tcPr>
+          <w:p>
+            <w:r/>
+            <w:r>
+              <w:rPr>
+                <w:sz w:val="18"/>
+              </w:rPr>
+              <w:t>Local OSS · TII</w:t>
+            </w:r>
+          </w:p>
+        </w:tc>
+        <w:tc>
+          <w:tcPr>
+            <w:tcW w:type="dxa" w:w="1008"/>
+          </w:tcPr>
+          <w:p>
+            <w:r/>
+            <w:r>
+              <w:rPr>
+                <w:sz w:val="18"/>
+              </w:rPr>
+              <w:t>0%‡</w:t>
+            </w:r>
+          </w:p>
+        </w:tc>
+        <w:tc>
+          <w:tcPr>
+            <w:tcW w:type="dxa" w:w="864"/>
+          </w:tcPr>
+          <w:p>
+            <w:r/>
+            <w:r>
+              <w:rPr>
+                <w:sz w:val="18"/>
+              </w:rPr>
+              <w:t>0.32</w:t>
+            </w:r>
+          </w:p>
+        </w:tc>
+        <w:tc>
+          <w:tcPr>
+            <w:tcW w:type="dxa" w:w="2016"/>
+          </w:tcPr>
+          <w:p>
+            <w:r/>
+            <w:r>
+              <w:rPr>
+                <w:sz w:val="18"/>
+              </w:rPr>
+              <w:t>persona handling (19)</w:t>
+            </w:r>
+          </w:p>
+        </w:tc>
+      </w:tr>
+      <w:tr>
+        <w:tc>
+          <w:tcPr>
+            <w:tcW w:type="dxa" w:w="504"/>
+          </w:tcPr>
+          <w:p>
+            <w:r/>
+            <w:r>
+              <w:rPr>
+                <w:sz w:val="18"/>
+              </w:rPr>
+              <w:t>43</w:t>
+            </w:r>
+          </w:p>
+        </w:tc>
+        <w:tc>
+          <w:tcPr>
+            <w:tcW w:type="dxa" w:w="2808"/>
+          </w:tcPr>
+          <w:p>
+            <w:r/>
+            <w:r>
+              <w:rPr>
+                <w:sz w:val="18"/>
+              </w:rPr>
+              <w:t>gemma2:2b</w:t>
+            </w:r>
+          </w:p>
+        </w:tc>
+        <w:tc>
+          <w:tcPr>
+            <w:tcW w:type="dxa" w:w="2448"/>
+          </w:tcPr>
+          <w:p>
+            <w:r/>
+            <w:r>
+              <w:rPr>
+                <w:sz w:val="18"/>
+              </w:rPr>
+              <w:t>Local OSS · Google</w:t>
+            </w:r>
+          </w:p>
+        </w:tc>
+        <w:tc>
+          <w:tcPr>
+            <w:tcW w:type="dxa" w:w="1008"/>
+          </w:tcPr>
+          <w:p>
+            <w:r/>
+            <w:r>
+              <w:rPr>
+                <w:sz w:val="18"/>
+              </w:rPr>
+              <w:t>0%‡</w:t>
+            </w:r>
+          </w:p>
+        </w:tc>
+        <w:tc>
+          <w:tcPr>
+            <w:tcW w:type="dxa" w:w="864"/>
+          </w:tcPr>
+          <w:p>
+            <w:r/>
+            <w:r>
+              <w:rPr>
+                <w:sz w:val="18"/>
+              </w:rPr>
+              <w:t>0.32</w:t>
+            </w:r>
+          </w:p>
+        </w:tc>
+        <w:tc>
+          <w:tcPr>
+            <w:tcW w:type="dxa" w:w="2016"/>
+          </w:tcPr>
+          <w:p>
+            <w:r/>
+            <w:r>
+              <w:rPr>
+                <w:sz w:val="18"/>
+              </w:rPr>
+              <w:t>persona handling (19)</w:t>
+            </w:r>
+          </w:p>
+        </w:tc>
+      </w:tr>
+      <w:tr>
+        <w:tc>
+          <w:tcPr>
+            <w:tcW w:type="dxa" w:w="504"/>
+          </w:tcPr>
+          <w:p>
+            <w:r/>
+            <w:r>
+              <w:rPr>
+                <w:sz w:val="18"/>
+              </w:rPr>
+              <w:t>44</w:t>
+            </w:r>
+          </w:p>
+        </w:tc>
+        <w:tc>
+          <w:tcPr>
+            <w:tcW w:type="dxa" w:w="2808"/>
+          </w:tcPr>
+          <w:p>
+            <w:r/>
+            <w:r>
+              <w:rPr>
+                <w:sz w:val="18"/>
+              </w:rPr>
+              <w:t>phi4</w:t>
+            </w:r>
+          </w:p>
+        </w:tc>
+        <w:tc>
+          <w:tcPr>
+            <w:tcW w:type="dxa" w:w="2448"/>
+          </w:tcPr>
+          <w:p>
+            <w:r/>
+            <w:r>
+              <w:rPr>
+                <w:sz w:val="18"/>
+              </w:rPr>
+              <w:t>Local OSS · Microsoft</w:t>
+            </w:r>
+          </w:p>
+        </w:tc>
+        <w:tc>
+          <w:tcPr>
+            <w:tcW w:type="dxa" w:w="1008"/>
+          </w:tcPr>
+          <w:p>
+            <w:r/>
+            <w:r>
+              <w:rPr>
+                <w:sz w:val="18"/>
+              </w:rPr>
+              <w:t>0%‡</w:t>
+            </w:r>
+          </w:p>
+        </w:tc>
+        <w:tc>
+          <w:tcPr>
+            <w:tcW w:type="dxa" w:w="864"/>
+          </w:tcPr>
+          <w:p>
+            <w:r/>
+            <w:r>
+              <w:rPr>
+                <w:sz w:val="18"/>
+              </w:rPr>
+              <w:t>0.33</w:t>
+            </w:r>
+          </w:p>
+        </w:tc>
+        <w:tc>
+          <w:tcPr>
+            <w:tcW w:type="dxa" w:w="2016"/>
+          </w:tcPr>
+          <w:p>
+            <w:r/>
+            <w:r>
+              <w:rPr>
+                <w:sz w:val="18"/>
+              </w:rPr>
+              <w:t>persona handling (19)</w:t>
+            </w:r>
+          </w:p>
+        </w:tc>
+      </w:tr>
+    </w:tbl>
+    <w:p>
+      <w:pPr>
+        <w:spacing w:after="40"/>
+      </w:pPr>
+    </w:p>
+    <w:p>
+      <w:pPr>
+        <w:spacing w:after="120"/>
+      </w:pPr>
+      <w:r>
+        <w:rPr>
+          <w:b w:val="0"/>
+          <w:i/>
+          <w:color w:val="555555"/>
+          <w:sz w:val="18"/>
+        </w:rPr>
+        <w:t>* gemini-2.5-pro suspect (Pro scores below Flash — likely a thinking-mode harness interaction, not true capability).</w:t>
+      </w:r>
+    </w:p>
+    <w:p>
+      <w:pPr>
+        <w:spacing w:after="120"/>
+      </w:pPr>
+      <w:r>
+        <w:rPr>
+          <w:b w:val="0"/>
+          <w:i/>
+          <w:color w:val="555555"/>
+          <w:sz w:val="18"/>
+        </w:rPr>
+        <w:t>† deepseek-r1 / qwen3-next-thinking: reasoning-token truncation before the tool call (task-fit artifact; their instruct siblings score far higher), not raw capability.</w:t>
+      </w:r>
+    </w:p>
+    <w:p>
+      <w:pPr>
+        <w:spacing w:after="120"/>
+      </w:pPr>
+      <w:r>
+        <w:rPr>
+          <w:b w:val="0"/>
+          <w:i/>
+          <w:color w:val="555555"/>
+          <w:sz w:val="18"/>
+        </w:rPr>
+        <w:t>‡ falcon3 / gemma2 / phi4: tool-protocol failures (no/garbled tool-calls), not teaching failures.</w:t>
+      </w:r>
+    </w:p>
+    <w:p>
+      <w:pPr>
+        <w:pStyle w:val="Heading1"/>
+      </w:pPr>
+      <w:r>
+        <w:t>5. Results by Tier</w:t>
       </w:r>
     </w:p>
     <w:p>
@@ -179,14 +4570,13 @@
         <w:pStyle w:val="Heading2"/>
       </w:pPr>
       <w:r>
-        <w:t>4.1 Proprietary benchmark ceiling</w:t>
+        <w:t>5.1 Proprietary benchmark ceiling</w:t>
       </w:r>
     </w:p>
     <w:tbl>
       <w:tblPr>
         <w:tblStyle w:val="LightGrid-Accent1"/>
         <w:tblW w:type="auto" w:w="0"/>
-        <w:jc w:val="left"/>
         <w:tblLook w:firstColumn="1" w:firstRow="1" w:lastColumn="0" w:lastRow="0" w:noHBand="0" w:noVBand="1" w:val="04A0"/>
       </w:tblPr>
       <w:tblGrid>
@@ -198,12 +4588,14 @@
       <w:tr>
         <w:tc>
           <w:tcPr>
-            <w:tcW w:type="dxa" w:w="2160"/>
-          </w:tcPr>
-          <w:p>
+            <w:tcW w:type="dxa" w:w="3168"/>
+          </w:tcPr>
+          <w:p>
+            <w:r/>
             <w:r>
               <w:rPr>
                 <w:b/>
+                <w:sz w:val="18"/>
               </w:rPr>
               <w:t>Model</w:t>
             </w:r>
@@ -211,12 +4603,14 @@
         </w:tc>
         <w:tc>
           <w:tcPr>
-            <w:tcW w:type="dxa" w:w="2160"/>
-          </w:tcPr>
-          <w:p>
+            <w:tcW w:type="dxa" w:w="2016"/>
+          </w:tcPr>
+          <w:p>
+            <w:r/>
             <w:r>
               <w:rPr>
                 <w:b/>
+                <w:sz w:val="18"/>
               </w:rPr>
               <w:t>Vendor</w:t>
             </w:r>
@@ -224,27 +4618,31 @@
         </w:tc>
         <w:tc>
           <w:tcPr>
-            <w:tcW w:type="dxa" w:w="2160"/>
-          </w:tcPr>
-          <w:p>
+            <w:tcW w:type="dxa" w:w="1296"/>
+          </w:tcPr>
+          <w:p>
+            <w:r/>
             <w:r>
               <w:rPr>
                 <w:b/>
-              </w:rPr>
-              <w:t>Pass rate</w:t>
-            </w:r>
-          </w:p>
-        </w:tc>
-        <w:tc>
-          <w:tcPr>
-            <w:tcW w:type="dxa" w:w="2160"/>
-          </w:tcPr>
-          <w:p>
+                <w:sz w:val="18"/>
+              </w:rPr>
+              <w:t>Pass</w:t>
+            </w:r>
+          </w:p>
+        </w:tc>
+        <w:tc>
+          <w:tcPr>
+            <w:tcW w:type="dxa" w:w="1296"/>
+          </w:tcPr>
+          <w:p>
+            <w:r/>
             <w:r>
               <w:rPr>
                 <w:b/>
-              </w:rPr>
-              <w:t>Rubric (0-1)</w:t>
+                <w:sz w:val="18"/>
+              </w:rPr>
+              <w:t>Rubric</w:t>
             </w:r>
           </w:p>
         </w:tc>
@@ -252,40 +4650,56 @@
       <w:tr>
         <w:tc>
           <w:tcPr>
-            <w:tcW w:type="dxa" w:w="2160"/>
-          </w:tcPr>
-          <w:p>
-            <w:r>
+            <w:tcW w:type="dxa" w:w="3168"/>
+          </w:tcPr>
+          <w:p>
+            <w:r/>
+            <w:r>
+              <w:rPr>
+                <w:sz w:val="18"/>
+              </w:rPr>
               <w:t>claude-opus-4-7</w:t>
             </w:r>
           </w:p>
         </w:tc>
         <w:tc>
           <w:tcPr>
-            <w:tcW w:type="dxa" w:w="2160"/>
-          </w:tcPr>
-          <w:p>
-            <w:r>
+            <w:tcW w:type="dxa" w:w="2016"/>
+          </w:tcPr>
+          <w:p>
+            <w:r/>
+            <w:r>
+              <w:rPr>
+                <w:sz w:val="18"/>
+              </w:rPr>
               <w:t>Anthropic</w:t>
             </w:r>
           </w:p>
         </w:tc>
         <w:tc>
           <w:tcPr>
-            <w:tcW w:type="dxa" w:w="2160"/>
-          </w:tcPr>
-          <w:p>
-            <w:r>
+            <w:tcW w:type="dxa" w:w="1296"/>
+          </w:tcPr>
+          <w:p>
+            <w:r/>
+            <w:r>
+              <w:rPr>
+                <w:sz w:val="18"/>
+              </w:rPr>
               <w:t>90%</w:t>
             </w:r>
           </w:p>
         </w:tc>
         <w:tc>
           <w:tcPr>
-            <w:tcW w:type="dxa" w:w="2160"/>
-          </w:tcPr>
-          <w:p>
-            <w:r>
+            <w:tcW w:type="dxa" w:w="1296"/>
+          </w:tcPr>
+          <w:p>
+            <w:r/>
+            <w:r>
+              <w:rPr>
+                <w:sz w:val="18"/>
+              </w:rPr>
               <w:t>0.88</w:t>
             </w:r>
           </w:p>
@@ -294,40 +4708,56 @@
       <w:tr>
         <w:tc>
           <w:tcPr>
-            <w:tcW w:type="dxa" w:w="2160"/>
-          </w:tcPr>
-          <w:p>
-            <w:r>
+            <w:tcW w:type="dxa" w:w="3168"/>
+          </w:tcPr>
+          <w:p>
+            <w:r/>
+            <w:r>
+              <w:rPr>
+                <w:sz w:val="18"/>
+              </w:rPr>
               <w:t>claude-haiku-4-5</w:t>
             </w:r>
           </w:p>
         </w:tc>
         <w:tc>
           <w:tcPr>
-            <w:tcW w:type="dxa" w:w="2160"/>
-          </w:tcPr>
-          <w:p>
-            <w:r>
+            <w:tcW w:type="dxa" w:w="2016"/>
+          </w:tcPr>
+          <w:p>
+            <w:r/>
+            <w:r>
+              <w:rPr>
+                <w:sz w:val="18"/>
+              </w:rPr>
               <w:t>Anthropic</w:t>
             </w:r>
           </w:p>
         </w:tc>
         <w:tc>
           <w:tcPr>
-            <w:tcW w:type="dxa" w:w="2160"/>
-          </w:tcPr>
-          <w:p>
-            <w:r>
+            <w:tcW w:type="dxa" w:w="1296"/>
+          </w:tcPr>
+          <w:p>
+            <w:r/>
+            <w:r>
+              <w:rPr>
+                <w:sz w:val="18"/>
+              </w:rPr>
               <w:t>82%</w:t>
             </w:r>
           </w:p>
         </w:tc>
         <w:tc>
           <w:tcPr>
-            <w:tcW w:type="dxa" w:w="2160"/>
-          </w:tcPr>
-          <w:p>
-            <w:r>
+            <w:tcW w:type="dxa" w:w="1296"/>
+          </w:tcPr>
+          <w:p>
+            <w:r/>
+            <w:r>
+              <w:rPr>
+                <w:sz w:val="18"/>
+              </w:rPr>
               <w:t>0.86</w:t>
             </w:r>
           </w:p>
@@ -336,40 +4766,56 @@
       <w:tr>
         <w:tc>
           <w:tcPr>
-            <w:tcW w:type="dxa" w:w="2160"/>
-          </w:tcPr>
-          <w:p>
-            <w:r>
+            <w:tcW w:type="dxa" w:w="3168"/>
+          </w:tcPr>
+          <w:p>
+            <w:r/>
+            <w:r>
+              <w:rPr>
+                <w:sz w:val="18"/>
+              </w:rPr>
               <w:t>claude-sonnet-4-6</w:t>
             </w:r>
           </w:p>
         </w:tc>
         <w:tc>
           <w:tcPr>
-            <w:tcW w:type="dxa" w:w="2160"/>
-          </w:tcPr>
-          <w:p>
-            <w:r>
+            <w:tcW w:type="dxa" w:w="2016"/>
+          </w:tcPr>
+          <w:p>
+            <w:r/>
+            <w:r>
+              <w:rPr>
+                <w:sz w:val="18"/>
+              </w:rPr>
               <w:t>Anthropic</w:t>
             </w:r>
           </w:p>
         </w:tc>
         <w:tc>
           <w:tcPr>
-            <w:tcW w:type="dxa" w:w="2160"/>
-          </w:tcPr>
-          <w:p>
-            <w:r>
+            <w:tcW w:type="dxa" w:w="1296"/>
+          </w:tcPr>
+          <w:p>
+            <w:r/>
+            <w:r>
+              <w:rPr>
+                <w:sz w:val="18"/>
+              </w:rPr>
               <w:t>78%</w:t>
             </w:r>
           </w:p>
         </w:tc>
         <w:tc>
           <w:tcPr>
-            <w:tcW w:type="dxa" w:w="2160"/>
-          </w:tcPr>
-          <w:p>
-            <w:r>
+            <w:tcW w:type="dxa" w:w="1296"/>
+          </w:tcPr>
+          <w:p>
+            <w:r/>
+            <w:r>
+              <w:rPr>
+                <w:sz w:val="18"/>
+              </w:rPr>
               <w:t>0.82</w:t>
             </w:r>
           </w:p>
@@ -378,40 +4824,56 @@
       <w:tr>
         <w:tc>
           <w:tcPr>
-            <w:tcW w:type="dxa" w:w="2160"/>
-          </w:tcPr>
-          <w:p>
-            <w:r>
+            <w:tcW w:type="dxa" w:w="3168"/>
+          </w:tcPr>
+          <w:p>
+            <w:r/>
+            <w:r>
+              <w:rPr>
+                <w:sz w:val="18"/>
+              </w:rPr>
               <w:t>gemini-2.5-flash</w:t>
             </w:r>
           </w:p>
         </w:tc>
         <w:tc>
           <w:tcPr>
-            <w:tcW w:type="dxa" w:w="2160"/>
-          </w:tcPr>
-          <w:p>
-            <w:r>
+            <w:tcW w:type="dxa" w:w="2016"/>
+          </w:tcPr>
+          <w:p>
+            <w:r/>
+            <w:r>
+              <w:rPr>
+                <w:sz w:val="18"/>
+              </w:rPr>
               <w:t>Google</w:t>
             </w:r>
           </w:p>
         </w:tc>
         <w:tc>
           <w:tcPr>
-            <w:tcW w:type="dxa" w:w="2160"/>
-          </w:tcPr>
-          <w:p>
-            <w:r>
+            <w:tcW w:type="dxa" w:w="1296"/>
+          </w:tcPr>
+          <w:p>
+            <w:r/>
+            <w:r>
+              <w:rPr>
+                <w:sz w:val="18"/>
+              </w:rPr>
               <w:t>65%</w:t>
             </w:r>
           </w:p>
         </w:tc>
         <w:tc>
           <w:tcPr>
-            <w:tcW w:type="dxa" w:w="2160"/>
-          </w:tcPr>
-          <w:p>
-            <w:r>
+            <w:tcW w:type="dxa" w:w="1296"/>
+          </w:tcPr>
+          <w:p>
+            <w:r/>
+            <w:r>
+              <w:rPr>
+                <w:sz w:val="18"/>
+              </w:rPr>
               <w:t>0.74</w:t>
             </w:r>
           </w:p>
@@ -420,40 +4882,56 @@
       <w:tr>
         <w:tc>
           <w:tcPr>
-            <w:tcW w:type="dxa" w:w="2160"/>
-          </w:tcPr>
-          <w:p>
-            <w:r>
-              <w:t>gemini-3.1-pro-preview</w:t>
-            </w:r>
-          </w:p>
-        </w:tc>
-        <w:tc>
-          <w:tcPr>
-            <w:tcW w:type="dxa" w:w="2160"/>
-          </w:tcPr>
-          <w:p>
-            <w:r>
+            <w:tcW w:type="dxa" w:w="3168"/>
+          </w:tcPr>
+          <w:p>
+            <w:r/>
+            <w:r>
+              <w:rPr>
+                <w:sz w:val="18"/>
+              </w:rPr>
+              <w:t>gemini-3.1-pro</w:t>
+            </w:r>
+          </w:p>
+        </w:tc>
+        <w:tc>
+          <w:tcPr>
+            <w:tcW w:type="dxa" w:w="2016"/>
+          </w:tcPr>
+          <w:p>
+            <w:r/>
+            <w:r>
+              <w:rPr>
+                <w:sz w:val="18"/>
+              </w:rPr>
               <w:t>Google</w:t>
             </w:r>
           </w:p>
         </w:tc>
         <w:tc>
           <w:tcPr>
-            <w:tcW w:type="dxa" w:w="2160"/>
-          </w:tcPr>
-          <w:p>
-            <w:r>
+            <w:tcW w:type="dxa" w:w="1296"/>
+          </w:tcPr>
+          <w:p>
+            <w:r/>
+            <w:r>
+              <w:rPr>
+                <w:sz w:val="18"/>
+              </w:rPr>
               <w:t>58%</w:t>
             </w:r>
           </w:p>
         </w:tc>
         <w:tc>
           <w:tcPr>
-            <w:tcW w:type="dxa" w:w="2160"/>
-          </w:tcPr>
-          <w:p>
-            <w:r>
+            <w:tcW w:type="dxa" w:w="1296"/>
+          </w:tcPr>
+          <w:p>
+            <w:r/>
+            <w:r>
+              <w:rPr>
+                <w:sz w:val="18"/>
+              </w:rPr>
               <w:t>0.71</w:t>
             </w:r>
           </w:p>
@@ -462,40 +4940,56 @@
       <w:tr>
         <w:tc>
           <w:tcPr>
-            <w:tcW w:type="dxa" w:w="2160"/>
-          </w:tcPr>
-          <w:p>
-            <w:r>
+            <w:tcW w:type="dxa" w:w="3168"/>
+          </w:tcPr>
+          <w:p>
+            <w:r/>
+            <w:r>
+              <w:rPr>
+                <w:sz w:val="18"/>
+              </w:rPr>
               <w:t>gemini-3.5-flash</w:t>
             </w:r>
           </w:p>
         </w:tc>
         <w:tc>
           <w:tcPr>
-            <w:tcW w:type="dxa" w:w="2160"/>
-          </w:tcPr>
-          <w:p>
-            <w:r>
+            <w:tcW w:type="dxa" w:w="2016"/>
+          </w:tcPr>
+          <w:p>
+            <w:r/>
+            <w:r>
+              <w:rPr>
+                <w:sz w:val="18"/>
+              </w:rPr>
               <w:t>Google</w:t>
             </w:r>
           </w:p>
         </w:tc>
         <w:tc>
           <w:tcPr>
-            <w:tcW w:type="dxa" w:w="2160"/>
-          </w:tcPr>
-          <w:p>
-            <w:r>
+            <w:tcW w:type="dxa" w:w="1296"/>
+          </w:tcPr>
+          <w:p>
+            <w:r/>
+            <w:r>
+              <w:rPr>
+                <w:sz w:val="18"/>
+              </w:rPr>
               <w:t>50%</w:t>
             </w:r>
           </w:p>
         </w:tc>
         <w:tc>
           <w:tcPr>
-            <w:tcW w:type="dxa" w:w="2160"/>
-          </w:tcPr>
-          <w:p>
-            <w:r>
+            <w:tcW w:type="dxa" w:w="1296"/>
+          </w:tcPr>
+          <w:p>
+            <w:r/>
+            <w:r>
+              <w:rPr>
+                <w:sz w:val="18"/>
+              </w:rPr>
               <w:t>0.66</w:t>
             </w:r>
           </w:p>
@@ -504,40 +4998,56 @@
       <w:tr>
         <w:tc>
           <w:tcPr>
-            <w:tcW w:type="dxa" w:w="2160"/>
-          </w:tcPr>
-          <w:p>
-            <w:r>
+            <w:tcW w:type="dxa" w:w="3168"/>
+          </w:tcPr>
+          <w:p>
+            <w:r/>
+            <w:r>
+              <w:rPr>
+                <w:sz w:val="18"/>
+              </w:rPr>
               <w:t>gemini-2.5-pro</w:t>
             </w:r>
           </w:p>
         </w:tc>
         <w:tc>
           <w:tcPr>
-            <w:tcW w:type="dxa" w:w="2160"/>
-          </w:tcPr>
-          <w:p>
-            <w:r>
+            <w:tcW w:type="dxa" w:w="2016"/>
+          </w:tcPr>
+          <w:p>
+            <w:r/>
+            <w:r>
+              <w:rPr>
+                <w:sz w:val="18"/>
+              </w:rPr>
               <w:t>Google</w:t>
             </w:r>
           </w:p>
         </w:tc>
         <w:tc>
           <w:tcPr>
-            <w:tcW w:type="dxa" w:w="2160"/>
-          </w:tcPr>
-          <w:p>
-            <w:r>
-              <w:t>43% *</w:t>
-            </w:r>
-          </w:p>
-        </w:tc>
-        <w:tc>
-          <w:tcPr>
-            <w:tcW w:type="dxa" w:w="2160"/>
-          </w:tcPr>
-          <w:p>
-            <w:r>
+            <w:tcW w:type="dxa" w:w="1296"/>
+          </w:tcPr>
+          <w:p>
+            <w:r/>
+            <w:r>
+              <w:rPr>
+                <w:sz w:val="18"/>
+              </w:rPr>
+              <w:t>43%*</w:t>
+            </w:r>
+          </w:p>
+        </w:tc>
+        <w:tc>
+          <w:tcPr>
+            <w:tcW w:type="dxa" w:w="1296"/>
+          </w:tcPr>
+          <w:p>
+            <w:r/>
+            <w:r>
+              <w:rPr>
+                <w:sz w:val="18"/>
+              </w:rPr>
               <w:t>0.64</w:t>
             </w:r>
           </w:p>
@@ -545,12 +5055,43 @@
       </w:tr>
     </w:tbl>
     <w:p>
+      <w:pPr>
+        <w:spacing w:after="120"/>
+      </w:pPr>
       <w:r>
         <w:rPr>
           <w:b w:val="0"/>
-          <w:i/>
+          <w:i w:val="0"/>
         </w:rPr>
-        <w:t>* The Gemini Pro models score below the Flash models (2.5-flash 65% &gt; 3.1-pro 58% &gt; 2.5-pro 43%), which is backwards. In id-probing the Pro models returned empty responses (thinking-mode), so these rows are most likely depressed by a harness interaction rather than true capability — see Section 6.</w:t>
+        <w:t xml:space="preserve">Claude Opus 4.7 (90%) sets the ceiling; Haiku 4.5 (82%) edging Sonnet 4.6 (78%) is plausible for this strong recent small model. </w:t>
+      </w:r>
+      <w:r>
+        <w:rPr>
+          <w:b/>
+          <w:i w:val="0"/>
+        </w:rPr>
+        <w:t>Gemini Pro anomaly:</w:t>
+      </w:r>
+      <w:r>
+        <w:rPr>
+          <w:b w:val="0"/>
+          <w:i w:val="0"/>
+        </w:rPr>
+        <w:t xml:space="preserve"> the Pro models score below the Flash models (2.5-flash 65% &gt; 3.1-pro 58% &gt; 2.5-pro 43%), which is backwards — the Pro models returned empty responses in id-probing (thinking-mode), so the Pro rows are </w:t>
+      </w:r>
+      <w:r>
+        <w:rPr>
+          <w:b/>
+          <w:i w:val="0"/>
+        </w:rPr>
+        <w:t>suspect pending a diagnostic</w:t>
+      </w:r>
+      <w:r>
+        <w:rPr>
+          <w:b w:val="0"/>
+          <w:i w:val="0"/>
+        </w:rPr>
+        <w:t xml:space="preserve"> rather than a true capability ranking.</w:t>
       </w:r>
     </w:p>
     <w:p>
@@ -558,14 +5099,25 @@
         <w:pStyle w:val="Heading2"/>
       </w:pPr>
       <w:r>
-        <w:t>4.2 Open-source models (deployment candidates)</w:t>
+        <w:t>5.2 Cloud open-weight via Vertex Model Garden (MaaS)</w:t>
+      </w:r>
+    </w:p>
+    <w:p>
+      <w:pPr>
+        <w:spacing w:after="120"/>
+      </w:pPr>
+      <w:r>
+        <w:rPr>
+          <w:b w:val="0"/>
+          <w:i w:val="0"/>
+        </w:rPr>
+        <w:t>Open-weight models served pay-per-token through Vertex AI Model Garden's OpenAI-compatible endpoint. All ran with 0 harness errors.</w:t>
       </w:r>
     </w:p>
     <w:tbl>
       <w:tblPr>
         <w:tblStyle w:val="LightGrid-Accent1"/>
         <w:tblW w:type="auto" w:w="0"/>
-        <w:jc w:val="left"/>
         <w:tblLook w:firstColumn="1" w:firstRow="1" w:lastColumn="0" w:lastRow="0" w:noHBand="0" w:noVBand="1" w:val="04A0"/>
       </w:tblPr>
       <w:tblGrid>
@@ -578,14 +5130,31 @@
       <w:tr>
         <w:tc>
           <w:tcPr>
+            <w:tcW w:type="dxa" w:w="3168"/>
+          </w:tcPr>
+          <w:p>
+            <w:r/>
+            <w:r>
+              <w:rPr>
+                <w:b/>
+                <w:sz w:val="18"/>
+              </w:rPr>
+              <w:t>Model</w:t>
+            </w:r>
+          </w:p>
+        </w:tc>
+        <w:tc>
+          <w:tcPr>
             <w:tcW w:type="dxa" w:w="1728"/>
           </w:tcPr>
           <w:p>
+            <w:r/>
             <w:r>
               <w:rPr>
                 <w:b/>
-              </w:rPr>
-              <w:t>Model</w:t>
+                <w:sz w:val="18"/>
+              </w:rPr>
+              <w:t>Vendor</w:t>
             </w:r>
           </w:p>
         </w:tc>
@@ -594,48 +5163,41 @@
             <w:tcW w:type="dxa" w:w="1728"/>
           </w:tcPr>
           <w:p>
+            <w:r/>
             <w:r>
               <w:rPr>
                 <w:b/>
-              </w:rPr>
-              <w:t>Params</w:t>
-            </w:r>
-          </w:p>
-        </w:tc>
-        <w:tc>
-          <w:tcPr>
-            <w:tcW w:type="dxa" w:w="1728"/>
-          </w:tcPr>
-          <w:p>
+                <w:sz w:val="18"/>
+              </w:rPr>
+              <w:t>Mode</w:t>
+            </w:r>
+          </w:p>
+        </w:tc>
+        <w:tc>
+          <w:tcPr>
+            <w:tcW w:type="dxa" w:w="1152"/>
+          </w:tcPr>
+          <w:p>
+            <w:r/>
             <w:r>
               <w:rPr>
                 <w:b/>
-              </w:rPr>
-              <w:t>Device tier</w:t>
-            </w:r>
-          </w:p>
-        </w:tc>
-        <w:tc>
-          <w:tcPr>
-            <w:tcW w:type="dxa" w:w="1728"/>
-          </w:tcPr>
-          <w:p>
+                <w:sz w:val="18"/>
+              </w:rPr>
+              <w:t>Pass</w:t>
+            </w:r>
+          </w:p>
+        </w:tc>
+        <w:tc>
+          <w:tcPr>
+            <w:tcW w:type="dxa" w:w="1152"/>
+          </w:tcPr>
+          <w:p>
+            <w:r/>
             <w:r>
               <w:rPr>
                 <w:b/>
-              </w:rPr>
-              <w:t>Pass rate</w:t>
-            </w:r>
-          </w:p>
-        </w:tc>
-        <w:tc>
-          <w:tcPr>
-            <w:tcW w:type="dxa" w:w="1728"/>
-          </w:tcPr>
-          <w:p>
-            <w:r>
-              <w:rPr>
-                <w:b/>
+                <w:sz w:val="18"/>
               </w:rPr>
               <w:t>Rubric</w:t>
             </w:r>
@@ -645,11 +5207,29 @@
       <w:tr>
         <w:tc>
           <w:tcPr>
+            <w:tcW w:type="dxa" w:w="3168"/>
+          </w:tcPr>
+          <w:p>
+            <w:r/>
+            <w:r>
+              <w:rPr>
+                <w:sz w:val="18"/>
+              </w:rPr>
+              <w:t>grok-4.1-fast-reasoning</w:t>
+            </w:r>
+          </w:p>
+        </w:tc>
+        <w:tc>
+          <w:tcPr>
             <w:tcW w:type="dxa" w:w="1728"/>
           </w:tcPr>
           <w:p>
-            <w:r>
-              <w:t>qwen2.5:14b</w:t>
+            <w:r/>
+            <w:r>
+              <w:rPr>
+                <w:sz w:val="18"/>
+              </w:rPr>
+              <w:t>xAI</w:t>
             </w:r>
           </w:p>
         </w:tc>
@@ -658,38 +5238,40 @@
             <w:tcW w:type="dxa" w:w="1728"/>
           </w:tcPr>
           <w:p>
-            <w:r>
-              <w:t>14B</w:t>
-            </w:r>
-          </w:p>
-        </w:tc>
-        <w:tc>
-          <w:tcPr>
-            <w:tcW w:type="dxa" w:w="1728"/>
-          </w:tcPr>
-          <w:p>
-            <w:r>
-              <w:t>GPU server</w:t>
-            </w:r>
-          </w:p>
-        </w:tc>
-        <w:tc>
-          <w:tcPr>
-            <w:tcW w:type="dxa" w:w="1728"/>
-          </w:tcPr>
-          <w:p>
-            <w:r>
-              <w:t>55%</w:t>
-            </w:r>
-          </w:p>
-        </w:tc>
-        <w:tc>
-          <w:tcPr>
-            <w:tcW w:type="dxa" w:w="1728"/>
-          </w:tcPr>
-          <w:p>
-            <w:r>
-              <w:t>0.66</w:t>
+            <w:r/>
+            <w:r>
+              <w:rPr>
+                <w:sz w:val="18"/>
+              </w:rPr>
+              <w:t>reasoning</w:t>
+            </w:r>
+          </w:p>
+        </w:tc>
+        <w:tc>
+          <w:tcPr>
+            <w:tcW w:type="dxa" w:w="1152"/>
+          </w:tcPr>
+          <w:p>
+            <w:r/>
+            <w:r>
+              <w:rPr>
+                <w:sz w:val="18"/>
+              </w:rPr>
+              <w:t>72%</w:t>
+            </w:r>
+          </w:p>
+        </w:tc>
+        <w:tc>
+          <w:tcPr>
+            <w:tcW w:type="dxa" w:w="1152"/>
+          </w:tcPr>
+          <w:p>
+            <w:r/>
+            <w:r>
+              <w:rPr>
+                <w:sz w:val="18"/>
+              </w:rPr>
+              <w:t>0.8</w:t>
             </w:r>
           </w:p>
         </w:tc>
@@ -697,11 +5279,29 @@
       <w:tr>
         <w:tc>
           <w:tcPr>
+            <w:tcW w:type="dxa" w:w="3168"/>
+          </w:tcPr>
+          <w:p>
+            <w:r/>
+            <w:r>
+              <w:rPr>
+                <w:sz w:val="18"/>
+              </w:rPr>
+              <w:t>qwen3-coder-480b</w:t>
+            </w:r>
+          </w:p>
+        </w:tc>
+        <w:tc>
+          <w:tcPr>
             <w:tcW w:type="dxa" w:w="1728"/>
           </w:tcPr>
           <w:p>
-            <w:r>
-              <w:t>mistral-nemo:12b</w:t>
+            <w:r/>
+            <w:r>
+              <w:rPr>
+                <w:sz w:val="18"/>
+              </w:rPr>
+              <w:t>Qwen</w:t>
             </w:r>
           </w:p>
         </w:tc>
@@ -710,38 +5310,40 @@
             <w:tcW w:type="dxa" w:w="1728"/>
           </w:tcPr>
           <w:p>
-            <w:r>
-              <w:t>12B</w:t>
-            </w:r>
-          </w:p>
-        </w:tc>
-        <w:tc>
-          <w:tcPr>
-            <w:tcW w:type="dxa" w:w="1728"/>
-          </w:tcPr>
-          <w:p>
-            <w:r>
-              <w:t>GPU server</w:t>
-            </w:r>
-          </w:p>
-        </w:tc>
-        <w:tc>
-          <w:tcPr>
-            <w:tcW w:type="dxa" w:w="1728"/>
-          </w:tcPr>
-          <w:p>
-            <w:r>
-              <w:t>53%</w:t>
-            </w:r>
-          </w:p>
-        </w:tc>
-        <w:tc>
-          <w:tcPr>
-            <w:tcW w:type="dxa" w:w="1728"/>
-          </w:tcPr>
-          <w:p>
-            <w:r>
-              <w:t>0.67</w:t>
+            <w:r/>
+            <w:r>
+              <w:rPr>
+                <w:sz w:val="18"/>
+              </w:rPr>
+              <w:t>instruct</w:t>
+            </w:r>
+          </w:p>
+        </w:tc>
+        <w:tc>
+          <w:tcPr>
+            <w:tcW w:type="dxa" w:w="1152"/>
+          </w:tcPr>
+          <w:p>
+            <w:r/>
+            <w:r>
+              <w:rPr>
+                <w:sz w:val="18"/>
+              </w:rPr>
+              <w:t>68%</w:t>
+            </w:r>
+          </w:p>
+        </w:tc>
+        <w:tc>
+          <w:tcPr>
+            <w:tcW w:type="dxa" w:w="1152"/>
+          </w:tcPr>
+          <w:p>
+            <w:r/>
+            <w:r>
+              <w:rPr>
+                <w:sz w:val="18"/>
+              </w:rPr>
+              <w:t>0.76</w:t>
             </w:r>
           </w:p>
         </w:tc>
@@ -749,11 +5351,29 @@
       <w:tr>
         <w:tc>
           <w:tcPr>
+            <w:tcW w:type="dxa" w:w="3168"/>
+          </w:tcPr>
+          <w:p>
+            <w:r/>
+            <w:r>
+              <w:rPr>
+                <w:sz w:val="18"/>
+              </w:rPr>
+              <w:t>glm-4.7</w:t>
+            </w:r>
+          </w:p>
+        </w:tc>
+        <w:tc>
+          <w:tcPr>
             <w:tcW w:type="dxa" w:w="1728"/>
           </w:tcPr>
           <w:p>
-            <w:r>
-              <w:t>qwen2.5:7b</w:t>
+            <w:r/>
+            <w:r>
+              <w:rPr>
+                <w:sz w:val="18"/>
+              </w:rPr>
+              <w:t>Zhipu</w:t>
             </w:r>
           </w:p>
         </w:tc>
@@ -762,38 +5382,40 @@
             <w:tcW w:type="dxa" w:w="1728"/>
           </w:tcPr>
           <w:p>
-            <w:r>
-              <w:t>7B</w:t>
-            </w:r>
-          </w:p>
-        </w:tc>
-        <w:tc>
-          <w:tcPr>
-            <w:tcW w:type="dxa" w:w="1728"/>
-          </w:tcPr>
-          <w:p>
-            <w:r>
-              <w:t>GPU laptop</w:t>
-            </w:r>
-          </w:p>
-        </w:tc>
-        <w:tc>
-          <w:tcPr>
-            <w:tcW w:type="dxa" w:w="1728"/>
-          </w:tcPr>
-          <w:p>
-            <w:r>
-              <w:t>52%</w:t>
-            </w:r>
-          </w:p>
-        </w:tc>
-        <w:tc>
-          <w:tcPr>
-            <w:tcW w:type="dxa" w:w="1728"/>
-          </w:tcPr>
-          <w:p>
-            <w:r>
-              <w:t>0.71</w:t>
+            <w:r/>
+            <w:r>
+              <w:rPr>
+                <w:sz w:val="18"/>
+              </w:rPr>
+              <w:t>—</w:t>
+            </w:r>
+          </w:p>
+        </w:tc>
+        <w:tc>
+          <w:tcPr>
+            <w:tcW w:type="dxa" w:w="1152"/>
+          </w:tcPr>
+          <w:p>
+            <w:r/>
+            <w:r>
+              <w:rPr>
+                <w:sz w:val="18"/>
+              </w:rPr>
+              <w:t>67%</w:t>
+            </w:r>
+          </w:p>
+        </w:tc>
+        <w:tc>
+          <w:tcPr>
+            <w:tcW w:type="dxa" w:w="1152"/>
+          </w:tcPr>
+          <w:p>
+            <w:r/>
+            <w:r>
+              <w:rPr>
+                <w:sz w:val="18"/>
+              </w:rPr>
+              <w:t>0.75</w:t>
             </w:r>
           </w:p>
         </w:tc>
@@ -801,11 +5423,29 @@
       <w:tr>
         <w:tc>
           <w:tcPr>
+            <w:tcW w:type="dxa" w:w="3168"/>
+          </w:tcPr>
+          <w:p>
+            <w:r/>
+            <w:r>
+              <w:rPr>
+                <w:sz w:val="18"/>
+              </w:rPr>
+              <w:t>qwen3-next-80b-instruct</w:t>
+            </w:r>
+          </w:p>
+        </w:tc>
+        <w:tc>
+          <w:tcPr>
             <w:tcW w:type="dxa" w:w="1728"/>
           </w:tcPr>
           <w:p>
-            <w:r>
-              <w:t>qwen2.5:3b</w:t>
+            <w:r/>
+            <w:r>
+              <w:rPr>
+                <w:sz w:val="18"/>
+              </w:rPr>
+              <w:t>Qwen</w:t>
             </w:r>
           </w:p>
         </w:tc>
@@ -814,38 +5454,40 @@
             <w:tcW w:type="dxa" w:w="1728"/>
           </w:tcPr>
           <w:p>
-            <w:r>
-              <w:t>3B</w:t>
-            </w:r>
-          </w:p>
-        </w:tc>
-        <w:tc>
-          <w:tcPr>
-            <w:tcW w:type="dxa" w:w="1728"/>
-          </w:tcPr>
-          <w:p>
-            <w:r>
-              <w:t>phone / tablet</w:t>
-            </w:r>
-          </w:p>
-        </w:tc>
-        <w:tc>
-          <w:tcPr>
-            <w:tcW w:type="dxa" w:w="1728"/>
-          </w:tcPr>
-          <w:p>
-            <w:r>
-              <w:t>45%</w:t>
-            </w:r>
-          </w:p>
-        </w:tc>
-        <w:tc>
-          <w:tcPr>
-            <w:tcW w:type="dxa" w:w="1728"/>
-          </w:tcPr>
-          <w:p>
-            <w:r>
-              <w:t>0.61</w:t>
+            <w:r/>
+            <w:r>
+              <w:rPr>
+                <w:sz w:val="18"/>
+              </w:rPr>
+              <w:t>instruct</w:t>
+            </w:r>
+          </w:p>
+        </w:tc>
+        <w:tc>
+          <w:tcPr>
+            <w:tcW w:type="dxa" w:w="1152"/>
+          </w:tcPr>
+          <w:p>
+            <w:r/>
+            <w:r>
+              <w:rPr>
+                <w:sz w:val="18"/>
+              </w:rPr>
+              <w:t>65%</w:t>
+            </w:r>
+          </w:p>
+        </w:tc>
+        <w:tc>
+          <w:tcPr>
+            <w:tcW w:type="dxa" w:w="1152"/>
+          </w:tcPr>
+          <w:p>
+            <w:r/>
+            <w:r>
+              <w:rPr>
+                <w:sz w:val="18"/>
+              </w:rPr>
+              <w:t>0.71</w:t>
             </w:r>
           </w:p>
         </w:tc>
@@ -853,11 +5495,29 @@
       <w:tr>
         <w:tc>
           <w:tcPr>
+            <w:tcW w:type="dxa" w:w="3168"/>
+          </w:tcPr>
+          <w:p>
+            <w:r/>
+            <w:r>
+              <w:rPr>
+                <w:sz w:val="18"/>
+              </w:rPr>
+              <w:t>qwen3-235b-instruct</w:t>
+            </w:r>
+          </w:p>
+        </w:tc>
+        <w:tc>
+          <w:tcPr>
             <w:tcW w:type="dxa" w:w="1728"/>
           </w:tcPr>
           <w:p>
-            <w:r>
-              <w:t>glm4:9b</w:t>
+            <w:r/>
+            <w:r>
+              <w:rPr>
+                <w:sz w:val="18"/>
+              </w:rPr>
+              <w:t>Qwen</w:t>
             </w:r>
           </w:p>
         </w:tc>
@@ -866,38 +5526,40 @@
             <w:tcW w:type="dxa" w:w="1728"/>
           </w:tcPr>
           <w:p>
-            <w:r>
-              <w:t>9B</w:t>
-            </w:r>
-          </w:p>
-        </w:tc>
-        <w:tc>
-          <w:tcPr>
-            <w:tcW w:type="dxa" w:w="1728"/>
-          </w:tcPr>
-          <w:p>
-            <w:r>
-              <w:t>GPU laptop</w:t>
-            </w:r>
-          </w:p>
-        </w:tc>
-        <w:tc>
-          <w:tcPr>
-            <w:tcW w:type="dxa" w:w="1728"/>
-          </w:tcPr>
-          <w:p>
-            <w:r>
-              <w:t>43%</w:t>
-            </w:r>
-          </w:p>
-        </w:tc>
-        <w:tc>
-          <w:tcPr>
-            <w:tcW w:type="dxa" w:w="1728"/>
-          </w:tcPr>
-          <w:p>
-            <w:r>
-              <w:t>0.60</w:t>
+            <w:r/>
+            <w:r>
+              <w:rPr>
+                <w:sz w:val="18"/>
+              </w:rPr>
+              <w:t>instruct</w:t>
+            </w:r>
+          </w:p>
+        </w:tc>
+        <w:tc>
+          <w:tcPr>
+            <w:tcW w:type="dxa" w:w="1152"/>
+          </w:tcPr>
+          <w:p>
+            <w:r/>
+            <w:r>
+              <w:rPr>
+                <w:sz w:val="18"/>
+              </w:rPr>
+              <w:t>63%</w:t>
+            </w:r>
+          </w:p>
+        </w:tc>
+        <w:tc>
+          <w:tcPr>
+            <w:tcW w:type="dxa" w:w="1152"/>
+          </w:tcPr>
+          <w:p>
+            <w:r/>
+            <w:r>
+              <w:rPr>
+                <w:sz w:val="18"/>
+              </w:rPr>
+              <w:t>0.74</w:t>
             </w:r>
           </w:p>
         </w:tc>
@@ -905,11 +5567,29 @@
       <w:tr>
         <w:tc>
           <w:tcPr>
+            <w:tcW w:type="dxa" w:w="3168"/>
+          </w:tcPr>
+          <w:p>
+            <w:r/>
+            <w:r>
+              <w:rPr>
+                <w:sz w:val="18"/>
+              </w:rPr>
+              <w:t>deepseek-v3.2</w:t>
+            </w:r>
+          </w:p>
+        </w:tc>
+        <w:tc>
+          <w:tcPr>
             <w:tcW w:type="dxa" w:w="1728"/>
           </w:tcPr>
           <w:p>
-            <w:r>
-              <w:t>granite3.1-dense:8b</w:t>
+            <w:r/>
+            <w:r>
+              <w:rPr>
+                <w:sz w:val="18"/>
+              </w:rPr>
+              <w:t>DeepSeek</w:t>
             </w:r>
           </w:p>
         </w:tc>
@@ -918,38 +5598,40 @@
             <w:tcW w:type="dxa" w:w="1728"/>
           </w:tcPr>
           <w:p>
-            <w:r>
-              <w:t>8B</w:t>
-            </w:r>
-          </w:p>
-        </w:tc>
-        <w:tc>
-          <w:tcPr>
-            <w:tcW w:type="dxa" w:w="1728"/>
-          </w:tcPr>
-          <w:p>
-            <w:r>
-              <w:t>GPU laptop</w:t>
-            </w:r>
-          </w:p>
-        </w:tc>
-        <w:tc>
-          <w:tcPr>
-            <w:tcW w:type="dxa" w:w="1728"/>
-          </w:tcPr>
-          <w:p>
-            <w:r>
-              <w:t>33%</w:t>
-            </w:r>
-          </w:p>
-        </w:tc>
-        <w:tc>
-          <w:tcPr>
-            <w:tcW w:type="dxa" w:w="1728"/>
-          </w:tcPr>
-          <w:p>
-            <w:r>
-              <w:t>0.56</w:t>
+            <w:r/>
+            <w:r>
+              <w:rPr>
+                <w:sz w:val="18"/>
+              </w:rPr>
+              <w:t>non-thinking</w:t>
+            </w:r>
+          </w:p>
+        </w:tc>
+        <w:tc>
+          <w:tcPr>
+            <w:tcW w:type="dxa" w:w="1152"/>
+          </w:tcPr>
+          <w:p>
+            <w:r/>
+            <w:r>
+              <w:rPr>
+                <w:sz w:val="18"/>
+              </w:rPr>
+              <w:t>58%</w:t>
+            </w:r>
+          </w:p>
+        </w:tc>
+        <w:tc>
+          <w:tcPr>
+            <w:tcW w:type="dxa" w:w="1152"/>
+          </w:tcPr>
+          <w:p>
+            <w:r/>
+            <w:r>
+              <w:rPr>
+                <w:sz w:val="18"/>
+              </w:rPr>
+              <w:t>0.71</w:t>
             </w:r>
           </w:p>
         </w:tc>
@@ -957,11 +5639,29 @@
       <w:tr>
         <w:tc>
           <w:tcPr>
+            <w:tcW w:type="dxa" w:w="3168"/>
+          </w:tcPr>
+          <w:p>
+            <w:r/>
+            <w:r>
+              <w:rPr>
+                <w:sz w:val="18"/>
+              </w:rPr>
+              <w:t>glm-5</w:t>
+            </w:r>
+          </w:p>
+        </w:tc>
+        <w:tc>
+          <w:tcPr>
             <w:tcW w:type="dxa" w:w="1728"/>
           </w:tcPr>
           <w:p>
-            <w:r>
-              <w:t>llama3.1:8b</w:t>
+            <w:r/>
+            <w:r>
+              <w:rPr>
+                <w:sz w:val="18"/>
+              </w:rPr>
+              <w:t>Zhipu</w:t>
             </w:r>
           </w:p>
         </w:tc>
@@ -970,38 +5670,40 @@
             <w:tcW w:type="dxa" w:w="1728"/>
           </w:tcPr>
           <w:p>
-            <w:r>
-              <w:t>8B</w:t>
-            </w:r>
-          </w:p>
-        </w:tc>
-        <w:tc>
-          <w:tcPr>
-            <w:tcW w:type="dxa" w:w="1728"/>
-          </w:tcPr>
-          <w:p>
-            <w:r>
-              <w:t>GPU laptop</w:t>
-            </w:r>
-          </w:p>
-        </w:tc>
-        <w:tc>
-          <w:tcPr>
-            <w:tcW w:type="dxa" w:w="1728"/>
-          </w:tcPr>
-          <w:p>
-            <w:r>
-              <w:t>33%</w:t>
-            </w:r>
-          </w:p>
-        </w:tc>
-        <w:tc>
-          <w:tcPr>
-            <w:tcW w:type="dxa" w:w="1728"/>
-          </w:tcPr>
-          <w:p>
-            <w:r>
-              <w:t>0.53</w:t>
+            <w:r/>
+            <w:r>
+              <w:rPr>
+                <w:sz w:val="18"/>
+              </w:rPr>
+              <w:t>—</w:t>
+            </w:r>
+          </w:p>
+        </w:tc>
+        <w:tc>
+          <w:tcPr>
+            <w:tcW w:type="dxa" w:w="1152"/>
+          </w:tcPr>
+          <w:p>
+            <w:r/>
+            <w:r>
+              <w:rPr>
+                <w:sz w:val="18"/>
+              </w:rPr>
+              <w:t>57%</w:t>
+            </w:r>
+          </w:p>
+        </w:tc>
+        <w:tc>
+          <w:tcPr>
+            <w:tcW w:type="dxa" w:w="1152"/>
+          </w:tcPr>
+          <w:p>
+            <w:r/>
+            <w:r>
+              <w:rPr>
+                <w:sz w:val="18"/>
+              </w:rPr>
+              <w:t>0.73</w:t>
             </w:r>
           </w:p>
         </w:tc>
@@ -1009,11 +5711,29 @@
       <w:tr>
         <w:tc>
           <w:tcPr>
+            <w:tcW w:type="dxa" w:w="3168"/>
+          </w:tcPr>
+          <w:p>
+            <w:r/>
+            <w:r>
+              <w:rPr>
+                <w:sz w:val="18"/>
+              </w:rPr>
+              <w:t>grok-4.1-fast-non-reasoning</w:t>
+            </w:r>
+          </w:p>
+        </w:tc>
+        <w:tc>
+          <w:tcPr>
             <w:tcW w:type="dxa" w:w="1728"/>
           </w:tcPr>
           <w:p>
-            <w:r>
-              <w:t>mistral:7b</w:t>
+            <w:r/>
+            <w:r>
+              <w:rPr>
+                <w:sz w:val="18"/>
+              </w:rPr>
+              <w:t>xAI</w:t>
             </w:r>
           </w:p>
         </w:tc>
@@ -1022,38 +5742,40 @@
             <w:tcW w:type="dxa" w:w="1728"/>
           </w:tcPr>
           <w:p>
-            <w:r>
-              <w:t>7B</w:t>
-            </w:r>
-          </w:p>
-        </w:tc>
-        <w:tc>
-          <w:tcPr>
-            <w:tcW w:type="dxa" w:w="1728"/>
-          </w:tcPr>
-          <w:p>
-            <w:r>
-              <w:t>GPU laptop</w:t>
-            </w:r>
-          </w:p>
-        </w:tc>
-        <w:tc>
-          <w:tcPr>
-            <w:tcW w:type="dxa" w:w="1728"/>
-          </w:tcPr>
-          <w:p>
-            <w:r>
-              <w:t>32%</w:t>
-            </w:r>
-          </w:p>
-        </w:tc>
-        <w:tc>
-          <w:tcPr>
-            <w:tcW w:type="dxa" w:w="1728"/>
-          </w:tcPr>
-          <w:p>
-            <w:r>
-              <w:t>0.54</w:t>
+            <w:r/>
+            <w:r>
+              <w:rPr>
+                <w:sz w:val="18"/>
+              </w:rPr>
+              <w:t>non-reasoning</w:t>
+            </w:r>
+          </w:p>
+        </w:tc>
+        <w:tc>
+          <w:tcPr>
+            <w:tcW w:type="dxa" w:w="1152"/>
+          </w:tcPr>
+          <w:p>
+            <w:r/>
+            <w:r>
+              <w:rPr>
+                <w:sz w:val="18"/>
+              </w:rPr>
+              <w:t>57%</w:t>
+            </w:r>
+          </w:p>
+        </w:tc>
+        <w:tc>
+          <w:tcPr>
+            <w:tcW w:type="dxa" w:w="1152"/>
+          </w:tcPr>
+          <w:p>
+            <w:r/>
+            <w:r>
+              <w:rPr>
+                <w:sz w:val="18"/>
+              </w:rPr>
+              <w:t>0.72</w:t>
             </w:r>
           </w:p>
         </w:tc>
@@ -1061,11 +5783,29 @@
       <w:tr>
         <w:tc>
           <w:tcPr>
+            <w:tcW w:type="dxa" w:w="3168"/>
+          </w:tcPr>
+          <w:p>
+            <w:r/>
+            <w:r>
+              <w:rPr>
+                <w:sz w:val="18"/>
+              </w:rPr>
+              <w:t>kimi-k2-thinking</w:t>
+            </w:r>
+          </w:p>
+        </w:tc>
+        <w:tc>
+          <w:tcPr>
             <w:tcW w:type="dxa" w:w="1728"/>
           </w:tcPr>
           <w:p>
-            <w:r>
-              <w:t>qwen2.5:1.5b</w:t>
+            <w:r/>
+            <w:r>
+              <w:rPr>
+                <w:sz w:val="18"/>
+              </w:rPr>
+              <w:t>Moonshot</w:t>
             </w:r>
           </w:p>
         </w:tc>
@@ -1074,38 +5814,40 @@
             <w:tcW w:type="dxa" w:w="1728"/>
           </w:tcPr>
           <w:p>
-            <w:r>
-              <w:t>1.5B</w:t>
-            </w:r>
-          </w:p>
-        </w:tc>
-        <w:tc>
-          <w:tcPr>
-            <w:tcW w:type="dxa" w:w="1728"/>
-          </w:tcPr>
-          <w:p>
-            <w:r>
-              <w:t>phone / tablet</w:t>
-            </w:r>
-          </w:p>
-        </w:tc>
-        <w:tc>
-          <w:tcPr>
-            <w:tcW w:type="dxa" w:w="1728"/>
-          </w:tcPr>
-          <w:p>
-            <w:r>
-              <w:t>28%</w:t>
-            </w:r>
-          </w:p>
-        </w:tc>
-        <w:tc>
-          <w:tcPr>
-            <w:tcW w:type="dxa" w:w="1728"/>
-          </w:tcPr>
-          <w:p>
-            <w:r>
-              <w:t>0.50</w:t>
+            <w:r/>
+            <w:r>
+              <w:rPr>
+                <w:sz w:val="18"/>
+              </w:rPr>
+              <w:t>thinking</w:t>
+            </w:r>
+          </w:p>
+        </w:tc>
+        <w:tc>
+          <w:tcPr>
+            <w:tcW w:type="dxa" w:w="1152"/>
+          </w:tcPr>
+          <w:p>
+            <w:r/>
+            <w:r>
+              <w:rPr>
+                <w:sz w:val="18"/>
+              </w:rPr>
+              <w:t>57%</w:t>
+            </w:r>
+          </w:p>
+        </w:tc>
+        <w:tc>
+          <w:tcPr>
+            <w:tcW w:type="dxa" w:w="1152"/>
+          </w:tcPr>
+          <w:p>
+            <w:r/>
+            <w:r>
+              <w:rPr>
+                <w:sz w:val="18"/>
+              </w:rPr>
+              <w:t>0.68</w:t>
             </w:r>
           </w:p>
         </w:tc>
@@ -1113,11 +5855,29 @@
       <w:tr>
         <w:tc>
           <w:tcPr>
+            <w:tcW w:type="dxa" w:w="3168"/>
+          </w:tcPr>
+          <w:p>
+            <w:r/>
+            <w:r>
+              <w:rPr>
+                <w:sz w:val="18"/>
+              </w:rPr>
+              <w:t>grok-4.20-non-reasoning</w:t>
+            </w:r>
+          </w:p>
+        </w:tc>
+        <w:tc>
+          <w:tcPr>
             <w:tcW w:type="dxa" w:w="1728"/>
           </w:tcPr>
           <w:p>
-            <w:r>
-              <w:t>(13 more, 28% down to 0%)</w:t>
+            <w:r/>
+            <w:r>
+              <w:rPr>
+                <w:sz w:val="18"/>
+              </w:rPr>
+              <w:t>xAI</w:t>
             </w:r>
           </w:p>
         </w:tc>
@@ -1126,8 +5886,56 @@
             <w:tcW w:type="dxa" w:w="1728"/>
           </w:tcPr>
           <w:p>
-            <w:r>
-              <w:t>0.5-10B</w:t>
+            <w:r/>
+            <w:r>
+              <w:rPr>
+                <w:sz w:val="18"/>
+              </w:rPr>
+              <w:t>non-reasoning</w:t>
+            </w:r>
+          </w:p>
+        </w:tc>
+        <w:tc>
+          <w:tcPr>
+            <w:tcW w:type="dxa" w:w="1152"/>
+          </w:tcPr>
+          <w:p>
+            <w:r/>
+            <w:r>
+              <w:rPr>
+                <w:sz w:val="18"/>
+              </w:rPr>
+              <w:t>48%</w:t>
+            </w:r>
+          </w:p>
+        </w:tc>
+        <w:tc>
+          <w:tcPr>
+            <w:tcW w:type="dxa" w:w="1152"/>
+          </w:tcPr>
+          <w:p>
+            <w:r/>
+            <w:r>
+              <w:rPr>
+                <w:sz w:val="18"/>
+              </w:rPr>
+              <w:t>0.64</w:t>
+            </w:r>
+          </w:p>
+        </w:tc>
+      </w:tr>
+      <w:tr>
+        <w:tc>
+          <w:tcPr>
+            <w:tcW w:type="dxa" w:w="3168"/>
+          </w:tcPr>
+          <w:p>
+            <w:r/>
+            <w:r>
+              <w:rPr>
+                <w:sz w:val="18"/>
+              </w:rPr>
+              <w:t>deepseek-v3.1</w:t>
             </w:r>
           </w:p>
         </w:tc>
@@ -1136,8 +5944,12 @@
             <w:tcW w:type="dxa" w:w="1728"/>
           </w:tcPr>
           <w:p>
-            <w:r>
-              <w:t>mixed</w:t>
+            <w:r/>
+            <w:r>
+              <w:rPr>
+                <w:sz w:val="18"/>
+              </w:rPr>
+              <w:t>DeepSeek</w:t>
             </w:r>
           </w:p>
         </w:tc>
@@ -1146,8 +5958,56 @@
             <w:tcW w:type="dxa" w:w="1728"/>
           </w:tcPr>
           <w:p>
-            <w:r>
-              <w:t>&lt;=28%</w:t>
+            <w:r/>
+            <w:r>
+              <w:rPr>
+                <w:sz w:val="18"/>
+              </w:rPr>
+              <w:t>non-thinking</w:t>
+            </w:r>
+          </w:p>
+        </w:tc>
+        <w:tc>
+          <w:tcPr>
+            <w:tcW w:type="dxa" w:w="1152"/>
+          </w:tcPr>
+          <w:p>
+            <w:r/>
+            <w:r>
+              <w:rPr>
+                <w:sz w:val="18"/>
+              </w:rPr>
+              <w:t>45%</w:t>
+            </w:r>
+          </w:p>
+        </w:tc>
+        <w:tc>
+          <w:tcPr>
+            <w:tcW w:type="dxa" w:w="1152"/>
+          </w:tcPr>
+          <w:p>
+            <w:r/>
+            <w:r>
+              <w:rPr>
+                <w:sz w:val="18"/>
+              </w:rPr>
+              <w:t>0.62</w:t>
+            </w:r>
+          </w:p>
+        </w:tc>
+      </w:tr>
+      <w:tr>
+        <w:tc>
+          <w:tcPr>
+            <w:tcW w:type="dxa" w:w="3168"/>
+          </w:tcPr>
+          <w:p>
+            <w:r/>
+            <w:r>
+              <w:rPr>
+                <w:sz w:val="18"/>
+              </w:rPr>
+              <w:t>grok-4.20-reasoning</w:t>
             </w:r>
           </w:p>
         </w:tc>
@@ -1156,37 +6016,2165 @@
             <w:tcW w:type="dxa" w:w="1728"/>
           </w:tcPr>
           <w:p>
-            <w:r>
-              <w:t>&lt;=0.46</w:t>
+            <w:r/>
+            <w:r>
+              <w:rPr>
+                <w:sz w:val="18"/>
+              </w:rPr>
+              <w:t>xAI</w:t>
+            </w:r>
+          </w:p>
+        </w:tc>
+        <w:tc>
+          <w:tcPr>
+            <w:tcW w:type="dxa" w:w="1728"/>
+          </w:tcPr>
+          <w:p>
+            <w:r/>
+            <w:r>
+              <w:rPr>
+                <w:sz w:val="18"/>
+              </w:rPr>
+              <w:t>reasoning</w:t>
+            </w:r>
+          </w:p>
+        </w:tc>
+        <w:tc>
+          <w:tcPr>
+            <w:tcW w:type="dxa" w:w="1152"/>
+          </w:tcPr>
+          <w:p>
+            <w:r/>
+            <w:r>
+              <w:rPr>
+                <w:sz w:val="18"/>
+              </w:rPr>
+              <w:t>45%</w:t>
+            </w:r>
+          </w:p>
+        </w:tc>
+        <w:tc>
+          <w:tcPr>
+            <w:tcW w:type="dxa" w:w="1152"/>
+          </w:tcPr>
+          <w:p>
+            <w:r/>
+            <w:r>
+              <w:rPr>
+                <w:sz w:val="18"/>
+              </w:rPr>
+              <w:t>0.65</w:t>
+            </w:r>
+          </w:p>
+        </w:tc>
+      </w:tr>
+      <w:tr>
+        <w:tc>
+          <w:tcPr>
+            <w:tcW w:type="dxa" w:w="3168"/>
+          </w:tcPr>
+          <w:p>
+            <w:r/>
+            <w:r>
+              <w:rPr>
+                <w:sz w:val="18"/>
+              </w:rPr>
+              <w:t>deepseek-r1</w:t>
+            </w:r>
+          </w:p>
+        </w:tc>
+        <w:tc>
+          <w:tcPr>
+            <w:tcW w:type="dxa" w:w="1728"/>
+          </w:tcPr>
+          <w:p>
+            <w:r/>
+            <w:r>
+              <w:rPr>
+                <w:sz w:val="18"/>
+              </w:rPr>
+              <w:t>DeepSeek</w:t>
+            </w:r>
+          </w:p>
+        </w:tc>
+        <w:tc>
+          <w:tcPr>
+            <w:tcW w:type="dxa" w:w="1728"/>
+          </w:tcPr>
+          <w:p>
+            <w:r/>
+            <w:r>
+              <w:rPr>
+                <w:sz w:val="18"/>
+              </w:rPr>
+              <w:t>thinking</w:t>
+            </w:r>
+          </w:p>
+        </w:tc>
+        <w:tc>
+          <w:tcPr>
+            <w:tcW w:type="dxa" w:w="1152"/>
+          </w:tcPr>
+          <w:p>
+            <w:r/>
+            <w:r>
+              <w:rPr>
+                <w:sz w:val="18"/>
+              </w:rPr>
+              <w:t>22%†</w:t>
+            </w:r>
+          </w:p>
+        </w:tc>
+        <w:tc>
+          <w:tcPr>
+            <w:tcW w:type="dxa" w:w="1152"/>
+          </w:tcPr>
+          <w:p>
+            <w:r/>
+            <w:r>
+              <w:rPr>
+                <w:sz w:val="18"/>
+              </w:rPr>
+              <w:t>0.41</w:t>
+            </w:r>
+          </w:p>
+        </w:tc>
+      </w:tr>
+      <w:tr>
+        <w:tc>
+          <w:tcPr>
+            <w:tcW w:type="dxa" w:w="3168"/>
+          </w:tcPr>
+          <w:p>
+            <w:r/>
+            <w:r>
+              <w:rPr>
+                <w:sz w:val="18"/>
+              </w:rPr>
+              <w:t>qwen3-next-80b-thinking</w:t>
+            </w:r>
+          </w:p>
+        </w:tc>
+        <w:tc>
+          <w:tcPr>
+            <w:tcW w:type="dxa" w:w="1728"/>
+          </w:tcPr>
+          <w:p>
+            <w:r/>
+            <w:r>
+              <w:rPr>
+                <w:sz w:val="18"/>
+              </w:rPr>
+              <w:t>Qwen</w:t>
+            </w:r>
+          </w:p>
+        </w:tc>
+        <w:tc>
+          <w:tcPr>
+            <w:tcW w:type="dxa" w:w="1728"/>
+          </w:tcPr>
+          <w:p>
+            <w:r/>
+            <w:r>
+              <w:rPr>
+                <w:sz w:val="18"/>
+              </w:rPr>
+              <w:t>thinking</w:t>
+            </w:r>
+          </w:p>
+        </w:tc>
+        <w:tc>
+          <w:tcPr>
+            <w:tcW w:type="dxa" w:w="1152"/>
+          </w:tcPr>
+          <w:p>
+            <w:r/>
+            <w:r>
+              <w:rPr>
+                <w:sz w:val="18"/>
+              </w:rPr>
+              <w:t>2%†</w:t>
+            </w:r>
+          </w:p>
+        </w:tc>
+        <w:tc>
+          <w:tcPr>
+            <w:tcW w:type="dxa" w:w="1152"/>
+          </w:tcPr>
+          <w:p>
+            <w:r/>
+            <w:r>
+              <w:rPr>
+                <w:sz w:val="18"/>
+              </w:rPr>
+              <w:t>0.34</w:t>
             </w:r>
           </w:p>
         </w:tc>
       </w:tr>
     </w:tbl>
-    <w:p>
-      <w:r>
-        <w:rPr>
-          <w:b w:val="0"/>
-          <w:i/>
-        </w:rPr>
-        <w:t>Three models scored 0% — falcon3:10b, phi4, and gemma2:2b. This is a tool-protocol failure, not a teaching failure: gemma2 has no tool capability, and falcon3/phi4 leak tool calls in a format the parser does not yet handle (the same trap GLM-4 was rescued from).</w:t>
-      </w:r>
-    </w:p>
     <w:p>
       <w:pPr>
         <w:pStyle w:val="Heading2"/>
       </w:pPr>
       <w:r>
-        <w:t>4.3 The combined picture</w:t>
+        <w:t>5.3 Local open-source (on-device deployment candidates)</w:t>
       </w:r>
     </w:p>
     <w:p>
+      <w:pPr>
+        <w:spacing w:after="120"/>
+      </w:pPr>
       <w:r>
         <w:rPr>
           <w:b w:val="0"/>
           <w:i w:val="0"/>
         </w:rPr>
-        <w:t>Placed on one scale, the field separates into three bands: a Claude frontier (78-90%), a Gemini/best-OSS middle band where Gemini Flash, Qwen2.5-14B/7B and Mistral-Nemo all cluster around 50-65%, and a long tail of smaller or tool-incompatible models. The most important comparison for this project is that the best laptop-class open model (Qwen2.5-7B, 52%, rubric 0.71) sits level with Gemini 3.5 Flash (50%, 0.66) — an open 7B matching a cloud model on teaching quality.</w:t>
+        <w:t>Run locally via Ollama — the realistic offline targets. Device tier indicates where the model fits.</w:t>
+      </w:r>
+    </w:p>
+    <w:tbl>
+      <w:tblPr>
+        <w:tblStyle w:val="LightGrid-Accent1"/>
+        <w:tblW w:type="auto" w:w="0"/>
+        <w:tblLook w:firstColumn="1" w:firstRow="1" w:lastColumn="0" w:lastRow="0" w:noHBand="0" w:noVBand="1" w:val="04A0"/>
+      </w:tblPr>
+      <w:tblGrid>
+        <w:gridCol w:w="1728"/>
+        <w:gridCol w:w="1728"/>
+        <w:gridCol w:w="1728"/>
+        <w:gridCol w:w="1728"/>
+        <w:gridCol w:w="1728"/>
+      </w:tblGrid>
+      <w:tr>
+        <w:tc>
+          <w:tcPr>
+            <w:tcW w:type="dxa" w:w="2880"/>
+          </w:tcPr>
+          <w:p>
+            <w:r/>
+            <w:r>
+              <w:rPr>
+                <w:b/>
+                <w:sz w:val="18"/>
+              </w:rPr>
+              <w:t>Model</w:t>
+            </w:r>
+          </w:p>
+        </w:tc>
+        <w:tc>
+          <w:tcPr>
+            <w:tcW w:type="dxa" w:w="1152"/>
+          </w:tcPr>
+          <w:p>
+            <w:r/>
+            <w:r>
+              <w:rPr>
+                <w:b/>
+                <w:sz w:val="18"/>
+              </w:rPr>
+              <w:t>Params</w:t>
+            </w:r>
+          </w:p>
+        </w:tc>
+        <w:tc>
+          <w:tcPr>
+            <w:tcW w:type="dxa" w:w="2304"/>
+          </w:tcPr>
+          <w:p>
+            <w:r/>
+            <w:r>
+              <w:rPr>
+                <w:b/>
+                <w:sz w:val="18"/>
+              </w:rPr>
+              <w:t>Device tier</w:t>
+            </w:r>
+          </w:p>
+        </w:tc>
+        <w:tc>
+          <w:tcPr>
+            <w:tcW w:type="dxa" w:w="1152"/>
+          </w:tcPr>
+          <w:p>
+            <w:r/>
+            <w:r>
+              <w:rPr>
+                <w:b/>
+                <w:sz w:val="18"/>
+              </w:rPr>
+              <w:t>Pass</w:t>
+            </w:r>
+          </w:p>
+        </w:tc>
+        <w:tc>
+          <w:tcPr>
+            <w:tcW w:type="dxa" w:w="1152"/>
+          </w:tcPr>
+          <w:p>
+            <w:r/>
+            <w:r>
+              <w:rPr>
+                <w:b/>
+                <w:sz w:val="18"/>
+              </w:rPr>
+              <w:t>Rubric</w:t>
+            </w:r>
+          </w:p>
+        </w:tc>
+      </w:tr>
+      <w:tr>
+        <w:tc>
+          <w:tcPr>
+            <w:tcW w:type="dxa" w:w="2880"/>
+          </w:tcPr>
+          <w:p>
+            <w:r/>
+            <w:r>
+              <w:rPr>
+                <w:sz w:val="18"/>
+              </w:rPr>
+              <w:t>qwen2.5:14b</w:t>
+            </w:r>
+          </w:p>
+        </w:tc>
+        <w:tc>
+          <w:tcPr>
+            <w:tcW w:type="dxa" w:w="1152"/>
+          </w:tcPr>
+          <w:p>
+            <w:r/>
+            <w:r>
+              <w:rPr>
+                <w:sz w:val="18"/>
+              </w:rPr>
+              <w:t>14B</w:t>
+            </w:r>
+          </w:p>
+        </w:tc>
+        <w:tc>
+          <w:tcPr>
+            <w:tcW w:type="dxa" w:w="2304"/>
+          </w:tcPr>
+          <w:p>
+            <w:r/>
+            <w:r>
+              <w:rPr>
+                <w:sz w:val="18"/>
+              </w:rPr>
+              <w:t>GPU laptop / server</w:t>
+            </w:r>
+          </w:p>
+        </w:tc>
+        <w:tc>
+          <w:tcPr>
+            <w:tcW w:type="dxa" w:w="1152"/>
+          </w:tcPr>
+          <w:p>
+            <w:r/>
+            <w:r>
+              <w:rPr>
+                <w:sz w:val="18"/>
+              </w:rPr>
+              <w:t>55%</w:t>
+            </w:r>
+          </w:p>
+        </w:tc>
+        <w:tc>
+          <w:tcPr>
+            <w:tcW w:type="dxa" w:w="1152"/>
+          </w:tcPr>
+          <w:p>
+            <w:r/>
+            <w:r>
+              <w:rPr>
+                <w:sz w:val="18"/>
+              </w:rPr>
+              <w:t>0.66</w:t>
+            </w:r>
+          </w:p>
+        </w:tc>
+      </w:tr>
+      <w:tr>
+        <w:tc>
+          <w:tcPr>
+            <w:tcW w:type="dxa" w:w="2880"/>
+          </w:tcPr>
+          <w:p>
+            <w:r/>
+            <w:r>
+              <w:rPr>
+                <w:sz w:val="18"/>
+              </w:rPr>
+              <w:t>mistral-nemo:12b</w:t>
+            </w:r>
+          </w:p>
+        </w:tc>
+        <w:tc>
+          <w:tcPr>
+            <w:tcW w:type="dxa" w:w="1152"/>
+          </w:tcPr>
+          <w:p>
+            <w:r/>
+            <w:r>
+              <w:rPr>
+                <w:sz w:val="18"/>
+              </w:rPr>
+              <w:t>12B</w:t>
+            </w:r>
+          </w:p>
+        </w:tc>
+        <w:tc>
+          <w:tcPr>
+            <w:tcW w:type="dxa" w:w="2304"/>
+          </w:tcPr>
+          <w:p>
+            <w:r/>
+            <w:r>
+              <w:rPr>
+                <w:sz w:val="18"/>
+              </w:rPr>
+              <w:t>GPU laptop / server</w:t>
+            </w:r>
+          </w:p>
+        </w:tc>
+        <w:tc>
+          <w:tcPr>
+            <w:tcW w:type="dxa" w:w="1152"/>
+          </w:tcPr>
+          <w:p>
+            <w:r/>
+            <w:r>
+              <w:rPr>
+                <w:sz w:val="18"/>
+              </w:rPr>
+              <w:t>53%</w:t>
+            </w:r>
+          </w:p>
+        </w:tc>
+        <w:tc>
+          <w:tcPr>
+            <w:tcW w:type="dxa" w:w="1152"/>
+          </w:tcPr>
+          <w:p>
+            <w:r/>
+            <w:r>
+              <w:rPr>
+                <w:sz w:val="18"/>
+              </w:rPr>
+              <w:t>0.67</w:t>
+            </w:r>
+          </w:p>
+        </w:tc>
+      </w:tr>
+      <w:tr>
+        <w:tc>
+          <w:tcPr>
+            <w:tcW w:type="dxa" w:w="2880"/>
+          </w:tcPr>
+          <w:p>
+            <w:r/>
+            <w:r>
+              <w:rPr>
+                <w:sz w:val="18"/>
+              </w:rPr>
+              <w:t>qwen2.5:7b</w:t>
+            </w:r>
+          </w:p>
+        </w:tc>
+        <w:tc>
+          <w:tcPr>
+            <w:tcW w:type="dxa" w:w="1152"/>
+          </w:tcPr>
+          <w:p>
+            <w:r/>
+            <w:r>
+              <w:rPr>
+                <w:sz w:val="18"/>
+              </w:rPr>
+              <w:t>7B</w:t>
+            </w:r>
+          </w:p>
+        </w:tc>
+        <w:tc>
+          <w:tcPr>
+            <w:tcW w:type="dxa" w:w="2304"/>
+          </w:tcPr>
+          <w:p>
+            <w:r/>
+            <w:r>
+              <w:rPr>
+                <w:sz w:val="18"/>
+              </w:rPr>
+              <w:t>GPU laptop</w:t>
+            </w:r>
+          </w:p>
+        </w:tc>
+        <w:tc>
+          <w:tcPr>
+            <w:tcW w:type="dxa" w:w="1152"/>
+          </w:tcPr>
+          <w:p>
+            <w:r/>
+            <w:r>
+              <w:rPr>
+                <w:sz w:val="18"/>
+              </w:rPr>
+              <w:t>52%</w:t>
+            </w:r>
+          </w:p>
+        </w:tc>
+        <w:tc>
+          <w:tcPr>
+            <w:tcW w:type="dxa" w:w="1152"/>
+          </w:tcPr>
+          <w:p>
+            <w:r/>
+            <w:r>
+              <w:rPr>
+                <w:sz w:val="18"/>
+              </w:rPr>
+              <w:t>0.71</w:t>
+            </w:r>
+          </w:p>
+        </w:tc>
+      </w:tr>
+      <w:tr>
+        <w:tc>
+          <w:tcPr>
+            <w:tcW w:type="dxa" w:w="2880"/>
+          </w:tcPr>
+          <w:p>
+            <w:r/>
+            <w:r>
+              <w:rPr>
+                <w:sz w:val="18"/>
+              </w:rPr>
+              <w:t>qwen2.5:3b</w:t>
+            </w:r>
+          </w:p>
+        </w:tc>
+        <w:tc>
+          <w:tcPr>
+            <w:tcW w:type="dxa" w:w="1152"/>
+          </w:tcPr>
+          <w:p>
+            <w:r/>
+            <w:r>
+              <w:rPr>
+                <w:sz w:val="18"/>
+              </w:rPr>
+              <w:t>3B</w:t>
+            </w:r>
+          </w:p>
+        </w:tc>
+        <w:tc>
+          <w:tcPr>
+            <w:tcW w:type="dxa" w:w="2304"/>
+          </w:tcPr>
+          <w:p>
+            <w:r/>
+            <w:r>
+              <w:rPr>
+                <w:sz w:val="18"/>
+              </w:rPr>
+              <w:t>phone / tablet</w:t>
+            </w:r>
+          </w:p>
+        </w:tc>
+        <w:tc>
+          <w:tcPr>
+            <w:tcW w:type="dxa" w:w="1152"/>
+          </w:tcPr>
+          <w:p>
+            <w:r/>
+            <w:r>
+              <w:rPr>
+                <w:sz w:val="18"/>
+              </w:rPr>
+              <w:t>45%</w:t>
+            </w:r>
+          </w:p>
+        </w:tc>
+        <w:tc>
+          <w:tcPr>
+            <w:tcW w:type="dxa" w:w="1152"/>
+          </w:tcPr>
+          <w:p>
+            <w:r/>
+            <w:r>
+              <w:rPr>
+                <w:sz w:val="18"/>
+              </w:rPr>
+              <w:t>0.61</w:t>
+            </w:r>
+          </w:p>
+        </w:tc>
+      </w:tr>
+      <w:tr>
+        <w:tc>
+          <w:tcPr>
+            <w:tcW w:type="dxa" w:w="2880"/>
+          </w:tcPr>
+          <w:p>
+            <w:r/>
+            <w:r>
+              <w:rPr>
+                <w:sz w:val="18"/>
+              </w:rPr>
+              <w:t>glm4:9b</w:t>
+            </w:r>
+          </w:p>
+        </w:tc>
+        <w:tc>
+          <w:tcPr>
+            <w:tcW w:type="dxa" w:w="1152"/>
+          </w:tcPr>
+          <w:p>
+            <w:r/>
+            <w:r>
+              <w:rPr>
+                <w:sz w:val="18"/>
+              </w:rPr>
+              <w:t>9B</w:t>
+            </w:r>
+          </w:p>
+        </w:tc>
+        <w:tc>
+          <w:tcPr>
+            <w:tcW w:type="dxa" w:w="2304"/>
+          </w:tcPr>
+          <w:p>
+            <w:r/>
+            <w:r>
+              <w:rPr>
+                <w:sz w:val="18"/>
+              </w:rPr>
+              <w:t>GPU laptop</w:t>
+            </w:r>
+          </w:p>
+        </w:tc>
+        <w:tc>
+          <w:tcPr>
+            <w:tcW w:type="dxa" w:w="1152"/>
+          </w:tcPr>
+          <w:p>
+            <w:r/>
+            <w:r>
+              <w:rPr>
+                <w:sz w:val="18"/>
+              </w:rPr>
+              <w:t>43%</w:t>
+            </w:r>
+          </w:p>
+        </w:tc>
+        <w:tc>
+          <w:tcPr>
+            <w:tcW w:type="dxa" w:w="1152"/>
+          </w:tcPr>
+          <w:p>
+            <w:r/>
+            <w:r>
+              <w:rPr>
+                <w:sz w:val="18"/>
+              </w:rPr>
+              <w:t>0.6</w:t>
+            </w:r>
+          </w:p>
+        </w:tc>
+      </w:tr>
+      <w:tr>
+        <w:tc>
+          <w:tcPr>
+            <w:tcW w:type="dxa" w:w="2880"/>
+          </w:tcPr>
+          <w:p>
+            <w:r/>
+            <w:r>
+              <w:rPr>
+                <w:sz w:val="18"/>
+              </w:rPr>
+              <w:t>granite3.1-dense:8b</w:t>
+            </w:r>
+          </w:p>
+        </w:tc>
+        <w:tc>
+          <w:tcPr>
+            <w:tcW w:type="dxa" w:w="1152"/>
+          </w:tcPr>
+          <w:p>
+            <w:r/>
+            <w:r>
+              <w:rPr>
+                <w:sz w:val="18"/>
+              </w:rPr>
+              <w:t>8B</w:t>
+            </w:r>
+          </w:p>
+        </w:tc>
+        <w:tc>
+          <w:tcPr>
+            <w:tcW w:type="dxa" w:w="2304"/>
+          </w:tcPr>
+          <w:p>
+            <w:r/>
+            <w:r>
+              <w:rPr>
+                <w:sz w:val="18"/>
+              </w:rPr>
+              <w:t>GPU laptop</w:t>
+            </w:r>
+          </w:p>
+        </w:tc>
+        <w:tc>
+          <w:tcPr>
+            <w:tcW w:type="dxa" w:w="1152"/>
+          </w:tcPr>
+          <w:p>
+            <w:r/>
+            <w:r>
+              <w:rPr>
+                <w:sz w:val="18"/>
+              </w:rPr>
+              <w:t>33%</w:t>
+            </w:r>
+          </w:p>
+        </w:tc>
+        <w:tc>
+          <w:tcPr>
+            <w:tcW w:type="dxa" w:w="1152"/>
+          </w:tcPr>
+          <w:p>
+            <w:r/>
+            <w:r>
+              <w:rPr>
+                <w:sz w:val="18"/>
+              </w:rPr>
+              <w:t>0.56</w:t>
+            </w:r>
+          </w:p>
+        </w:tc>
+      </w:tr>
+      <w:tr>
+        <w:tc>
+          <w:tcPr>
+            <w:tcW w:type="dxa" w:w="2880"/>
+          </w:tcPr>
+          <w:p>
+            <w:r/>
+            <w:r>
+              <w:rPr>
+                <w:sz w:val="18"/>
+              </w:rPr>
+              <w:t>llama3.1:8b</w:t>
+            </w:r>
+          </w:p>
+        </w:tc>
+        <w:tc>
+          <w:tcPr>
+            <w:tcW w:type="dxa" w:w="1152"/>
+          </w:tcPr>
+          <w:p>
+            <w:r/>
+            <w:r>
+              <w:rPr>
+                <w:sz w:val="18"/>
+              </w:rPr>
+              <w:t>8B</w:t>
+            </w:r>
+          </w:p>
+        </w:tc>
+        <w:tc>
+          <w:tcPr>
+            <w:tcW w:type="dxa" w:w="2304"/>
+          </w:tcPr>
+          <w:p>
+            <w:r/>
+            <w:r>
+              <w:rPr>
+                <w:sz w:val="18"/>
+              </w:rPr>
+              <w:t>GPU laptop</w:t>
+            </w:r>
+          </w:p>
+        </w:tc>
+        <w:tc>
+          <w:tcPr>
+            <w:tcW w:type="dxa" w:w="1152"/>
+          </w:tcPr>
+          <w:p>
+            <w:r/>
+            <w:r>
+              <w:rPr>
+                <w:sz w:val="18"/>
+              </w:rPr>
+              <w:t>33%</w:t>
+            </w:r>
+          </w:p>
+        </w:tc>
+        <w:tc>
+          <w:tcPr>
+            <w:tcW w:type="dxa" w:w="1152"/>
+          </w:tcPr>
+          <w:p>
+            <w:r/>
+            <w:r>
+              <w:rPr>
+                <w:sz w:val="18"/>
+              </w:rPr>
+              <w:t>0.53</w:t>
+            </w:r>
+          </w:p>
+        </w:tc>
+      </w:tr>
+      <w:tr>
+        <w:tc>
+          <w:tcPr>
+            <w:tcW w:type="dxa" w:w="2880"/>
+          </w:tcPr>
+          <w:p>
+            <w:r/>
+            <w:r>
+              <w:rPr>
+                <w:sz w:val="18"/>
+              </w:rPr>
+              <w:t>mistral:7b</w:t>
+            </w:r>
+          </w:p>
+        </w:tc>
+        <w:tc>
+          <w:tcPr>
+            <w:tcW w:type="dxa" w:w="1152"/>
+          </w:tcPr>
+          <w:p>
+            <w:r/>
+            <w:r>
+              <w:rPr>
+                <w:sz w:val="18"/>
+              </w:rPr>
+              <w:t>7B</w:t>
+            </w:r>
+          </w:p>
+        </w:tc>
+        <w:tc>
+          <w:tcPr>
+            <w:tcW w:type="dxa" w:w="2304"/>
+          </w:tcPr>
+          <w:p>
+            <w:r/>
+            <w:r>
+              <w:rPr>
+                <w:sz w:val="18"/>
+              </w:rPr>
+              <w:t>GPU laptop</w:t>
+            </w:r>
+          </w:p>
+        </w:tc>
+        <w:tc>
+          <w:tcPr>
+            <w:tcW w:type="dxa" w:w="1152"/>
+          </w:tcPr>
+          <w:p>
+            <w:r/>
+            <w:r>
+              <w:rPr>
+                <w:sz w:val="18"/>
+              </w:rPr>
+              <w:t>32%</w:t>
+            </w:r>
+          </w:p>
+        </w:tc>
+        <w:tc>
+          <w:tcPr>
+            <w:tcW w:type="dxa" w:w="1152"/>
+          </w:tcPr>
+          <w:p>
+            <w:r/>
+            <w:r>
+              <w:rPr>
+                <w:sz w:val="18"/>
+              </w:rPr>
+              <w:t>0.54</w:t>
+            </w:r>
+          </w:p>
+        </w:tc>
+      </w:tr>
+      <w:tr>
+        <w:tc>
+          <w:tcPr>
+            <w:tcW w:type="dxa" w:w="2880"/>
+          </w:tcPr>
+          <w:p>
+            <w:r/>
+            <w:r>
+              <w:rPr>
+                <w:sz w:val="18"/>
+              </w:rPr>
+              <w:t>llama3.2:3b</w:t>
+            </w:r>
+          </w:p>
+        </w:tc>
+        <w:tc>
+          <w:tcPr>
+            <w:tcW w:type="dxa" w:w="1152"/>
+          </w:tcPr>
+          <w:p>
+            <w:r/>
+            <w:r>
+              <w:rPr>
+                <w:sz w:val="18"/>
+              </w:rPr>
+              <w:t>3B</w:t>
+            </w:r>
+          </w:p>
+        </w:tc>
+        <w:tc>
+          <w:tcPr>
+            <w:tcW w:type="dxa" w:w="2304"/>
+          </w:tcPr>
+          <w:p>
+            <w:r/>
+            <w:r>
+              <w:rPr>
+                <w:sz w:val="18"/>
+              </w:rPr>
+              <w:t>phone / tablet</w:t>
+            </w:r>
+          </w:p>
+        </w:tc>
+        <w:tc>
+          <w:tcPr>
+            <w:tcW w:type="dxa" w:w="1152"/>
+          </w:tcPr>
+          <w:p>
+            <w:r/>
+            <w:r>
+              <w:rPr>
+                <w:sz w:val="18"/>
+              </w:rPr>
+              <w:t>28%</w:t>
+            </w:r>
+          </w:p>
+        </w:tc>
+        <w:tc>
+          <w:tcPr>
+            <w:tcW w:type="dxa" w:w="1152"/>
+          </w:tcPr>
+          <w:p>
+            <w:r/>
+            <w:r>
+              <w:rPr>
+                <w:sz w:val="18"/>
+              </w:rPr>
+              <w:t>0.46</w:t>
+            </w:r>
+          </w:p>
+        </w:tc>
+      </w:tr>
+      <w:tr>
+        <w:tc>
+          <w:tcPr>
+            <w:tcW w:type="dxa" w:w="2880"/>
+          </w:tcPr>
+          <w:p>
+            <w:r/>
+            <w:r>
+              <w:rPr>
+                <w:sz w:val="18"/>
+              </w:rPr>
+              <w:t>qwen2.5:1.5b</w:t>
+            </w:r>
+          </w:p>
+        </w:tc>
+        <w:tc>
+          <w:tcPr>
+            <w:tcW w:type="dxa" w:w="1152"/>
+          </w:tcPr>
+          <w:p>
+            <w:r/>
+            <w:r>
+              <w:rPr>
+                <w:sz w:val="18"/>
+              </w:rPr>
+              <w:t>1.5B</w:t>
+            </w:r>
+          </w:p>
+        </w:tc>
+        <w:tc>
+          <w:tcPr>
+            <w:tcW w:type="dxa" w:w="2304"/>
+          </w:tcPr>
+          <w:p>
+            <w:r/>
+            <w:r>
+              <w:rPr>
+                <w:sz w:val="18"/>
+              </w:rPr>
+              <w:t>phone / tablet</w:t>
+            </w:r>
+          </w:p>
+        </w:tc>
+        <w:tc>
+          <w:tcPr>
+            <w:tcW w:type="dxa" w:w="1152"/>
+          </w:tcPr>
+          <w:p>
+            <w:r/>
+            <w:r>
+              <w:rPr>
+                <w:sz w:val="18"/>
+              </w:rPr>
+              <w:t>28%</w:t>
+            </w:r>
+          </w:p>
+        </w:tc>
+        <w:tc>
+          <w:tcPr>
+            <w:tcW w:type="dxa" w:w="1152"/>
+          </w:tcPr>
+          <w:p>
+            <w:r/>
+            <w:r>
+              <w:rPr>
+                <w:sz w:val="18"/>
+              </w:rPr>
+              <w:t>0.5</w:t>
+            </w:r>
+          </w:p>
+        </w:tc>
+      </w:tr>
+      <w:tr>
+        <w:tc>
+          <w:tcPr>
+            <w:tcW w:type="dxa" w:w="2880"/>
+          </w:tcPr>
+          <w:p>
+            <w:r/>
+            <w:r>
+              <w:rPr>
+                <w:sz w:val="18"/>
+              </w:rPr>
+              <w:t>hermes3:8b</w:t>
+            </w:r>
+          </w:p>
+        </w:tc>
+        <w:tc>
+          <w:tcPr>
+            <w:tcW w:type="dxa" w:w="1152"/>
+          </w:tcPr>
+          <w:p>
+            <w:r/>
+            <w:r>
+              <w:rPr>
+                <w:sz w:val="18"/>
+              </w:rPr>
+              <w:t>8B</w:t>
+            </w:r>
+          </w:p>
+        </w:tc>
+        <w:tc>
+          <w:tcPr>
+            <w:tcW w:type="dxa" w:w="2304"/>
+          </w:tcPr>
+          <w:p>
+            <w:r/>
+            <w:r>
+              <w:rPr>
+                <w:sz w:val="18"/>
+              </w:rPr>
+              <w:t>GPU laptop</w:t>
+            </w:r>
+          </w:p>
+        </w:tc>
+        <w:tc>
+          <w:tcPr>
+            <w:tcW w:type="dxa" w:w="1152"/>
+          </w:tcPr>
+          <w:p>
+            <w:r/>
+            <w:r>
+              <w:rPr>
+                <w:sz w:val="18"/>
+              </w:rPr>
+              <w:t>22%</w:t>
+            </w:r>
+          </w:p>
+        </w:tc>
+        <w:tc>
+          <w:tcPr>
+            <w:tcW w:type="dxa" w:w="1152"/>
+          </w:tcPr>
+          <w:p>
+            <w:r/>
+            <w:r>
+              <w:rPr>
+                <w:sz w:val="18"/>
+              </w:rPr>
+              <w:t>0.43</w:t>
+            </w:r>
+          </w:p>
+        </w:tc>
+      </w:tr>
+      <w:tr>
+        <w:tc>
+          <w:tcPr>
+            <w:tcW w:type="dxa" w:w="2880"/>
+          </w:tcPr>
+          <w:p>
+            <w:r/>
+            <w:r>
+              <w:rPr>
+                <w:sz w:val="18"/>
+              </w:rPr>
+              <w:t>llama3-groq-tool-use:8b</w:t>
+            </w:r>
+          </w:p>
+        </w:tc>
+        <w:tc>
+          <w:tcPr>
+            <w:tcW w:type="dxa" w:w="1152"/>
+          </w:tcPr>
+          <w:p>
+            <w:r/>
+            <w:r>
+              <w:rPr>
+                <w:sz w:val="18"/>
+              </w:rPr>
+              <w:t>8B</w:t>
+            </w:r>
+          </w:p>
+        </w:tc>
+        <w:tc>
+          <w:tcPr>
+            <w:tcW w:type="dxa" w:w="2304"/>
+          </w:tcPr>
+          <w:p>
+            <w:r/>
+            <w:r>
+              <w:rPr>
+                <w:sz w:val="18"/>
+              </w:rPr>
+              <w:t>GPU laptop</w:t>
+            </w:r>
+          </w:p>
+        </w:tc>
+        <w:tc>
+          <w:tcPr>
+            <w:tcW w:type="dxa" w:w="1152"/>
+          </w:tcPr>
+          <w:p>
+            <w:r/>
+            <w:r>
+              <w:rPr>
+                <w:sz w:val="18"/>
+              </w:rPr>
+              <w:t>22%</w:t>
+            </w:r>
+          </w:p>
+        </w:tc>
+        <w:tc>
+          <w:tcPr>
+            <w:tcW w:type="dxa" w:w="1152"/>
+          </w:tcPr>
+          <w:p>
+            <w:r/>
+            <w:r>
+              <w:rPr>
+                <w:sz w:val="18"/>
+              </w:rPr>
+              <w:t>0.46</w:t>
+            </w:r>
+          </w:p>
+        </w:tc>
+      </w:tr>
+      <w:tr>
+        <w:tc>
+          <w:tcPr>
+            <w:tcW w:type="dxa" w:w="2880"/>
+          </w:tcPr>
+          <w:p>
+            <w:r/>
+            <w:r>
+              <w:rPr>
+                <w:sz w:val="18"/>
+              </w:rPr>
+              <w:t>command-r7b</w:t>
+            </w:r>
+          </w:p>
+        </w:tc>
+        <w:tc>
+          <w:tcPr>
+            <w:tcW w:type="dxa" w:w="1152"/>
+          </w:tcPr>
+          <w:p>
+            <w:r/>
+            <w:r>
+              <w:rPr>
+                <w:sz w:val="18"/>
+              </w:rPr>
+              <w:t>7B</w:t>
+            </w:r>
+          </w:p>
+        </w:tc>
+        <w:tc>
+          <w:tcPr>
+            <w:tcW w:type="dxa" w:w="2304"/>
+          </w:tcPr>
+          <w:p>
+            <w:r/>
+            <w:r>
+              <w:rPr>
+                <w:sz w:val="18"/>
+              </w:rPr>
+              <w:t>GPU laptop</w:t>
+            </w:r>
+          </w:p>
+        </w:tc>
+        <w:tc>
+          <w:tcPr>
+            <w:tcW w:type="dxa" w:w="1152"/>
+          </w:tcPr>
+          <w:p>
+            <w:r/>
+            <w:r>
+              <w:rPr>
+                <w:sz w:val="18"/>
+              </w:rPr>
+              <w:t>15%</w:t>
+            </w:r>
+          </w:p>
+        </w:tc>
+        <w:tc>
+          <w:tcPr>
+            <w:tcW w:type="dxa" w:w="1152"/>
+          </w:tcPr>
+          <w:p>
+            <w:r/>
+            <w:r>
+              <w:rPr>
+                <w:sz w:val="18"/>
+              </w:rPr>
+              <w:t>0.42</w:t>
+            </w:r>
+          </w:p>
+        </w:tc>
+      </w:tr>
+      <w:tr>
+        <w:tc>
+          <w:tcPr>
+            <w:tcW w:type="dxa" w:w="2880"/>
+          </w:tcPr>
+          <w:p>
+            <w:r/>
+            <w:r>
+              <w:rPr>
+                <w:sz w:val="18"/>
+              </w:rPr>
+              <w:t>granite3.1-dense:2b</w:t>
+            </w:r>
+          </w:p>
+        </w:tc>
+        <w:tc>
+          <w:tcPr>
+            <w:tcW w:type="dxa" w:w="1152"/>
+          </w:tcPr>
+          <w:p>
+            <w:r/>
+            <w:r>
+              <w:rPr>
+                <w:sz w:val="18"/>
+              </w:rPr>
+              <w:t>2B</w:t>
+            </w:r>
+          </w:p>
+        </w:tc>
+        <w:tc>
+          <w:tcPr>
+            <w:tcW w:type="dxa" w:w="2304"/>
+          </w:tcPr>
+          <w:p>
+            <w:r/>
+            <w:r>
+              <w:rPr>
+                <w:sz w:val="18"/>
+              </w:rPr>
+              <w:t>phone / tablet</w:t>
+            </w:r>
+          </w:p>
+        </w:tc>
+        <w:tc>
+          <w:tcPr>
+            <w:tcW w:type="dxa" w:w="1152"/>
+          </w:tcPr>
+          <w:p>
+            <w:r/>
+            <w:r>
+              <w:rPr>
+                <w:sz w:val="18"/>
+              </w:rPr>
+              <w:t>15%</w:t>
+            </w:r>
+          </w:p>
+        </w:tc>
+        <w:tc>
+          <w:tcPr>
+            <w:tcW w:type="dxa" w:w="1152"/>
+          </w:tcPr>
+          <w:p>
+            <w:r/>
+            <w:r>
+              <w:rPr>
+                <w:sz w:val="18"/>
+              </w:rPr>
+              <w:t>0.41</w:t>
+            </w:r>
+          </w:p>
+        </w:tc>
+      </w:tr>
+      <w:tr>
+        <w:tc>
+          <w:tcPr>
+            <w:tcW w:type="dxa" w:w="2880"/>
+          </w:tcPr>
+          <w:p>
+            <w:r/>
+            <w:r>
+              <w:rPr>
+                <w:sz w:val="18"/>
+              </w:rPr>
+              <w:t>granite3.1-moe:3b</w:t>
+            </w:r>
+          </w:p>
+        </w:tc>
+        <w:tc>
+          <w:tcPr>
+            <w:tcW w:type="dxa" w:w="1152"/>
+          </w:tcPr>
+          <w:p>
+            <w:r/>
+            <w:r>
+              <w:rPr>
+                <w:sz w:val="18"/>
+              </w:rPr>
+              <w:t>3B</w:t>
+            </w:r>
+          </w:p>
+        </w:tc>
+        <w:tc>
+          <w:tcPr>
+            <w:tcW w:type="dxa" w:w="2304"/>
+          </w:tcPr>
+          <w:p>
+            <w:r/>
+            <w:r>
+              <w:rPr>
+                <w:sz w:val="18"/>
+              </w:rPr>
+              <w:t>phone / tablet</w:t>
+            </w:r>
+          </w:p>
+        </w:tc>
+        <w:tc>
+          <w:tcPr>
+            <w:tcW w:type="dxa" w:w="1152"/>
+          </w:tcPr>
+          <w:p>
+            <w:r/>
+            <w:r>
+              <w:rPr>
+                <w:sz w:val="18"/>
+              </w:rPr>
+              <w:t>15%</w:t>
+            </w:r>
+          </w:p>
+        </w:tc>
+        <w:tc>
+          <w:tcPr>
+            <w:tcW w:type="dxa" w:w="1152"/>
+          </w:tcPr>
+          <w:p>
+            <w:r/>
+            <w:r>
+              <w:rPr>
+                <w:sz w:val="18"/>
+              </w:rPr>
+              <w:t>0.37</w:t>
+            </w:r>
+          </w:p>
+        </w:tc>
+      </w:tr>
+      <w:tr>
+        <w:tc>
+          <w:tcPr>
+            <w:tcW w:type="dxa" w:w="2880"/>
+          </w:tcPr>
+          <w:p>
+            <w:r/>
+            <w:r>
+              <w:rPr>
+                <w:sz w:val="18"/>
+              </w:rPr>
+              <w:t>aya-expanse:8b</w:t>
+            </w:r>
+          </w:p>
+        </w:tc>
+        <w:tc>
+          <w:tcPr>
+            <w:tcW w:type="dxa" w:w="1152"/>
+          </w:tcPr>
+          <w:p>
+            <w:r/>
+            <w:r>
+              <w:rPr>
+                <w:sz w:val="18"/>
+              </w:rPr>
+              <w:t>8B</w:t>
+            </w:r>
+          </w:p>
+        </w:tc>
+        <w:tc>
+          <w:tcPr>
+            <w:tcW w:type="dxa" w:w="2304"/>
+          </w:tcPr>
+          <w:p>
+            <w:r/>
+            <w:r>
+              <w:rPr>
+                <w:sz w:val="18"/>
+              </w:rPr>
+              <w:t>GPU laptop</w:t>
+            </w:r>
+          </w:p>
+        </w:tc>
+        <w:tc>
+          <w:tcPr>
+            <w:tcW w:type="dxa" w:w="1152"/>
+          </w:tcPr>
+          <w:p>
+            <w:r/>
+            <w:r>
+              <w:rPr>
+                <w:sz w:val="18"/>
+              </w:rPr>
+              <w:t>10%</w:t>
+            </w:r>
+          </w:p>
+        </w:tc>
+        <w:tc>
+          <w:tcPr>
+            <w:tcW w:type="dxa" w:w="1152"/>
+          </w:tcPr>
+          <w:p>
+            <w:r/>
+            <w:r>
+              <w:rPr>
+                <w:sz w:val="18"/>
+              </w:rPr>
+              <w:t>0.38</w:t>
+            </w:r>
+          </w:p>
+        </w:tc>
+      </w:tr>
+      <w:tr>
+        <w:tc>
+          <w:tcPr>
+            <w:tcW w:type="dxa" w:w="2880"/>
+          </w:tcPr>
+          <w:p>
+            <w:r/>
+            <w:r>
+              <w:rPr>
+                <w:sz w:val="18"/>
+              </w:rPr>
+              <w:t>llama3.2:1b</w:t>
+            </w:r>
+          </w:p>
+        </w:tc>
+        <w:tc>
+          <w:tcPr>
+            <w:tcW w:type="dxa" w:w="1152"/>
+          </w:tcPr>
+          <w:p>
+            <w:r/>
+            <w:r>
+              <w:rPr>
+                <w:sz w:val="18"/>
+              </w:rPr>
+              <w:t>1B</w:t>
+            </w:r>
+          </w:p>
+        </w:tc>
+        <w:tc>
+          <w:tcPr>
+            <w:tcW w:type="dxa" w:w="2304"/>
+          </w:tcPr>
+          <w:p>
+            <w:r/>
+            <w:r>
+              <w:rPr>
+                <w:sz w:val="18"/>
+              </w:rPr>
+              <w:t>phone / tablet</w:t>
+            </w:r>
+          </w:p>
+        </w:tc>
+        <w:tc>
+          <w:tcPr>
+            <w:tcW w:type="dxa" w:w="1152"/>
+          </w:tcPr>
+          <w:p>
+            <w:r/>
+            <w:r>
+              <w:rPr>
+                <w:sz w:val="18"/>
+              </w:rPr>
+              <w:t>8%</w:t>
+            </w:r>
+          </w:p>
+        </w:tc>
+        <w:tc>
+          <w:tcPr>
+            <w:tcW w:type="dxa" w:w="1152"/>
+          </w:tcPr>
+          <w:p>
+            <w:r/>
+            <w:r>
+              <w:rPr>
+                <w:sz w:val="18"/>
+              </w:rPr>
+              <w:t>0.29</w:t>
+            </w:r>
+          </w:p>
+        </w:tc>
+      </w:tr>
+      <w:tr>
+        <w:tc>
+          <w:tcPr>
+            <w:tcW w:type="dxa" w:w="2880"/>
+          </w:tcPr>
+          <w:p>
+            <w:r/>
+            <w:r>
+              <w:rPr>
+                <w:sz w:val="18"/>
+              </w:rPr>
+              <w:t>nemotron-mini</w:t>
+            </w:r>
+          </w:p>
+        </w:tc>
+        <w:tc>
+          <w:tcPr>
+            <w:tcW w:type="dxa" w:w="1152"/>
+          </w:tcPr>
+          <w:p>
+            <w:r/>
+            <w:r>
+              <w:rPr>
+                <w:sz w:val="18"/>
+              </w:rPr>
+              <w:t>~4B</w:t>
+            </w:r>
+          </w:p>
+        </w:tc>
+        <w:tc>
+          <w:tcPr>
+            <w:tcW w:type="dxa" w:w="2304"/>
+          </w:tcPr>
+          <w:p>
+            <w:r/>
+            <w:r>
+              <w:rPr>
+                <w:sz w:val="18"/>
+              </w:rPr>
+              <w:t>phone / tablet</w:t>
+            </w:r>
+          </w:p>
+        </w:tc>
+        <w:tc>
+          <w:tcPr>
+            <w:tcW w:type="dxa" w:w="1152"/>
+          </w:tcPr>
+          <w:p>
+            <w:r/>
+            <w:r>
+              <w:rPr>
+                <w:sz w:val="18"/>
+              </w:rPr>
+              <w:t>8%</w:t>
+            </w:r>
+          </w:p>
+        </w:tc>
+        <w:tc>
+          <w:tcPr>
+            <w:tcW w:type="dxa" w:w="1152"/>
+          </w:tcPr>
+          <w:p>
+            <w:r/>
+            <w:r>
+              <w:rPr>
+                <w:sz w:val="18"/>
+              </w:rPr>
+              <w:t>0.39</w:t>
+            </w:r>
+          </w:p>
+        </w:tc>
+      </w:tr>
+      <w:tr>
+        <w:tc>
+          <w:tcPr>
+            <w:tcW w:type="dxa" w:w="2880"/>
+          </w:tcPr>
+          <w:p>
+            <w:r/>
+            <w:r>
+              <w:rPr>
+                <w:sz w:val="18"/>
+              </w:rPr>
+              <w:t>qwen2.5:0.5b</w:t>
+            </w:r>
+          </w:p>
+        </w:tc>
+        <w:tc>
+          <w:tcPr>
+            <w:tcW w:type="dxa" w:w="1152"/>
+          </w:tcPr>
+          <w:p>
+            <w:r/>
+            <w:r>
+              <w:rPr>
+                <w:sz w:val="18"/>
+              </w:rPr>
+              <w:t>0.5B</w:t>
+            </w:r>
+          </w:p>
+        </w:tc>
+        <w:tc>
+          <w:tcPr>
+            <w:tcW w:type="dxa" w:w="2304"/>
+          </w:tcPr>
+          <w:p>
+            <w:r/>
+            <w:r>
+              <w:rPr>
+                <w:sz w:val="18"/>
+              </w:rPr>
+              <w:t>phone / tablet</w:t>
+            </w:r>
+          </w:p>
+        </w:tc>
+        <w:tc>
+          <w:tcPr>
+            <w:tcW w:type="dxa" w:w="1152"/>
+          </w:tcPr>
+          <w:p>
+            <w:r/>
+            <w:r>
+              <w:rPr>
+                <w:sz w:val="18"/>
+              </w:rPr>
+              <w:t>7%</w:t>
+            </w:r>
+          </w:p>
+        </w:tc>
+        <w:tc>
+          <w:tcPr>
+            <w:tcW w:type="dxa" w:w="1152"/>
+          </w:tcPr>
+          <w:p>
+            <w:r/>
+            <w:r>
+              <w:rPr>
+                <w:sz w:val="18"/>
+              </w:rPr>
+              <w:t>0.37</w:t>
+            </w:r>
+          </w:p>
+        </w:tc>
+      </w:tr>
+      <w:tr>
+        <w:tc>
+          <w:tcPr>
+            <w:tcW w:type="dxa" w:w="2880"/>
+          </w:tcPr>
+          <w:p>
+            <w:r/>
+            <w:r>
+              <w:rPr>
+                <w:sz w:val="18"/>
+              </w:rPr>
+              <w:t>hermes3:3b</w:t>
+            </w:r>
+          </w:p>
+        </w:tc>
+        <w:tc>
+          <w:tcPr>
+            <w:tcW w:type="dxa" w:w="1152"/>
+          </w:tcPr>
+          <w:p>
+            <w:r/>
+            <w:r>
+              <w:rPr>
+                <w:sz w:val="18"/>
+              </w:rPr>
+              <w:t>3B</w:t>
+            </w:r>
+          </w:p>
+        </w:tc>
+        <w:tc>
+          <w:tcPr>
+            <w:tcW w:type="dxa" w:w="2304"/>
+          </w:tcPr>
+          <w:p>
+            <w:r/>
+            <w:r>
+              <w:rPr>
+                <w:sz w:val="18"/>
+              </w:rPr>
+              <w:t>phone / tablet</w:t>
+            </w:r>
+          </w:p>
+        </w:tc>
+        <w:tc>
+          <w:tcPr>
+            <w:tcW w:type="dxa" w:w="1152"/>
+          </w:tcPr>
+          <w:p>
+            <w:r/>
+            <w:r>
+              <w:rPr>
+                <w:sz w:val="18"/>
+              </w:rPr>
+              <w:t>3%</w:t>
+            </w:r>
+          </w:p>
+        </w:tc>
+        <w:tc>
+          <w:tcPr>
+            <w:tcW w:type="dxa" w:w="1152"/>
+          </w:tcPr>
+          <w:p>
+            <w:r/>
+            <w:r>
+              <w:rPr>
+                <w:sz w:val="18"/>
+              </w:rPr>
+              <w:t>0.34</w:t>
+            </w:r>
+          </w:p>
+        </w:tc>
+      </w:tr>
+      <w:tr>
+        <w:tc>
+          <w:tcPr>
+            <w:tcW w:type="dxa" w:w="2880"/>
+          </w:tcPr>
+          <w:p>
+            <w:r/>
+            <w:r>
+              <w:rPr>
+                <w:sz w:val="18"/>
+              </w:rPr>
+              <w:t>falcon3:10b</w:t>
+            </w:r>
+          </w:p>
+        </w:tc>
+        <w:tc>
+          <w:tcPr>
+            <w:tcW w:type="dxa" w:w="1152"/>
+          </w:tcPr>
+          <w:p>
+            <w:r/>
+            <w:r>
+              <w:rPr>
+                <w:sz w:val="18"/>
+              </w:rPr>
+              <w:t>10B</w:t>
+            </w:r>
+          </w:p>
+        </w:tc>
+        <w:tc>
+          <w:tcPr>
+            <w:tcW w:type="dxa" w:w="2304"/>
+          </w:tcPr>
+          <w:p>
+            <w:r/>
+            <w:r>
+              <w:rPr>
+                <w:sz w:val="18"/>
+              </w:rPr>
+              <w:t>—</w:t>
+            </w:r>
+          </w:p>
+        </w:tc>
+        <w:tc>
+          <w:tcPr>
+            <w:tcW w:type="dxa" w:w="1152"/>
+          </w:tcPr>
+          <w:p>
+            <w:r/>
+            <w:r>
+              <w:rPr>
+                <w:sz w:val="18"/>
+              </w:rPr>
+              <w:t>0%‡</w:t>
+            </w:r>
+          </w:p>
+        </w:tc>
+        <w:tc>
+          <w:tcPr>
+            <w:tcW w:type="dxa" w:w="1152"/>
+          </w:tcPr>
+          <w:p>
+            <w:r/>
+            <w:r>
+              <w:rPr>
+                <w:sz w:val="18"/>
+              </w:rPr>
+              <w:t>0.32</w:t>
+            </w:r>
+          </w:p>
+        </w:tc>
+      </w:tr>
+      <w:tr>
+        <w:tc>
+          <w:tcPr>
+            <w:tcW w:type="dxa" w:w="2880"/>
+          </w:tcPr>
+          <w:p>
+            <w:r/>
+            <w:r>
+              <w:rPr>
+                <w:sz w:val="18"/>
+              </w:rPr>
+              <w:t>gemma2:2b</w:t>
+            </w:r>
+          </w:p>
+        </w:tc>
+        <w:tc>
+          <w:tcPr>
+            <w:tcW w:type="dxa" w:w="1152"/>
+          </w:tcPr>
+          <w:p>
+            <w:r/>
+            <w:r>
+              <w:rPr>
+                <w:sz w:val="18"/>
+              </w:rPr>
+              <w:t>2B</w:t>
+            </w:r>
+          </w:p>
+        </w:tc>
+        <w:tc>
+          <w:tcPr>
+            <w:tcW w:type="dxa" w:w="2304"/>
+          </w:tcPr>
+          <w:p>
+            <w:r/>
+            <w:r>
+              <w:rPr>
+                <w:sz w:val="18"/>
+              </w:rPr>
+              <w:t>phone / tablet</w:t>
+            </w:r>
+          </w:p>
+        </w:tc>
+        <w:tc>
+          <w:tcPr>
+            <w:tcW w:type="dxa" w:w="1152"/>
+          </w:tcPr>
+          <w:p>
+            <w:r/>
+            <w:r>
+              <w:rPr>
+                <w:sz w:val="18"/>
+              </w:rPr>
+              <w:t>0%‡</w:t>
+            </w:r>
+          </w:p>
+        </w:tc>
+        <w:tc>
+          <w:tcPr>
+            <w:tcW w:type="dxa" w:w="1152"/>
+          </w:tcPr>
+          <w:p>
+            <w:r/>
+            <w:r>
+              <w:rPr>
+                <w:sz w:val="18"/>
+              </w:rPr>
+              <w:t>0.32</w:t>
+            </w:r>
+          </w:p>
+        </w:tc>
+      </w:tr>
+      <w:tr>
+        <w:tc>
+          <w:tcPr>
+            <w:tcW w:type="dxa" w:w="2880"/>
+          </w:tcPr>
+          <w:p>
+            <w:r/>
+            <w:r>
+              <w:rPr>
+                <w:sz w:val="18"/>
+              </w:rPr>
+              <w:t>phi4</w:t>
+            </w:r>
+          </w:p>
+        </w:tc>
+        <w:tc>
+          <w:tcPr>
+            <w:tcW w:type="dxa" w:w="1152"/>
+          </w:tcPr>
+          <w:p>
+            <w:r/>
+            <w:r>
+              <w:rPr>
+                <w:sz w:val="18"/>
+              </w:rPr>
+              <w:t>14B</w:t>
+            </w:r>
+          </w:p>
+        </w:tc>
+        <w:tc>
+          <w:tcPr>
+            <w:tcW w:type="dxa" w:w="2304"/>
+          </w:tcPr>
+          <w:p>
+            <w:r/>
+            <w:r>
+              <w:rPr>
+                <w:sz w:val="18"/>
+              </w:rPr>
+              <w:t>—</w:t>
+            </w:r>
+          </w:p>
+        </w:tc>
+        <w:tc>
+          <w:tcPr>
+            <w:tcW w:type="dxa" w:w="1152"/>
+          </w:tcPr>
+          <w:p>
+            <w:r/>
+            <w:r>
+              <w:rPr>
+                <w:sz w:val="18"/>
+              </w:rPr>
+              <w:t>0%‡</w:t>
+            </w:r>
+          </w:p>
+        </w:tc>
+        <w:tc>
+          <w:tcPr>
+            <w:tcW w:type="dxa" w:w="1152"/>
+          </w:tcPr>
+          <w:p>
+            <w:r/>
+            <w:r>
+              <w:rPr>
+                <w:sz w:val="18"/>
+              </w:rPr>
+              <w:t>0.33</w:t>
+            </w:r>
+          </w:p>
+        </w:tc>
+      </w:tr>
+    </w:tbl>
+    <w:p>
+      <w:pPr>
+        <w:pStyle w:val="Heading1"/>
+      </w:pPr>
+      <w:r>
+        <w:t>6. Key Findings &amp; Insights</w:t>
+      </w:r>
+    </w:p>
+    <w:p>
+      <w:pPr>
+        <w:pStyle w:val="ListNumber"/>
+      </w:pPr>
+      <w:r>
+        <w:rPr>
+          <w:b/>
+        </w:rPr>
+        <w:t>The frontier ceiling is Claude Opus 4.7 at 90%.</w:t>
+      </w:r>
+      <w:r>
+        <w:rPr>
+          <w:b w:val="0"/>
+        </w:rPr>
+        <w:t xml:space="preserve"> The best locally-run open model (qwen2.5:14b, 55%) reaches ~61% of that — a real but closeable gap, especially given no tutor-specific tuning has been applied yet.</w:t>
+      </w:r>
+    </w:p>
+    <w:p>
+      <w:pPr>
+        <w:pStyle w:val="ListNumber"/>
+      </w:pPr>
+      <w:r>
+        <w:rPr>
+          <w:b/>
+        </w:rPr>
+        <w:t>Grok 4.1-fast (reasoning, 72%) is the best non-Anthropic model in the benchmark</w:t>
+      </w:r>
+      <w:r>
+        <w:rPr>
+          <w:b w:val="0"/>
+        </w:rPr>
+        <w:t xml:space="preserve"> — ahead of every Gemini, DeepSeek, Qwen, and GLM, and behind only the three Claude models. As cloud MaaS it is a strong frontier option when on-device isn't required.</w:t>
+      </w:r>
+    </w:p>
+    <w:p>
+      <w:pPr>
+        <w:pStyle w:val="ListNumber"/>
+      </w:pPr>
+      <w:r>
+        <w:rPr>
+          <w:b/>
+        </w:rPr>
+        <w:t>A cloud open-weight tier rivals proprietary Flash models.</w:t>
+      </w:r>
+      <w:r>
+        <w:rPr>
+          <w:b w:val="0"/>
+        </w:rPr>
+        <w:t xml:space="preserve"> Qwen3-Coder 480B (68%), GLM-4.7 (67%), Qwen3-Next-80B-Instruct (65%), and Qwen3-235B (63%) all beat Gemini 2.5 Flash (65%) or sit alongside it — and beat every locally-run open model. Hostable open weights can reach the Flash tier.</w:t>
+      </w:r>
+    </w:p>
+    <w:p>
+      <w:pPr>
+        <w:pStyle w:val="ListNumber"/>
+      </w:pPr>
+      <w:r>
+        <w:rPr>
+          <w:b/>
+        </w:rPr>
+        <w:t>Instruct/non-thinking beats pure-thinking for this tool-driven tutor.</w:t>
+      </w:r>
+      <w:r>
+        <w:rPr>
+          <w:b w:val="0"/>
+        </w:rPr>
+        <w:t xml:space="preserve"> The biggest single effect in the study: qwen3-next-80b-</w:t>
+      </w:r>
+      <w:r>
+        <w:rPr>
+          <w:b/>
+        </w:rPr>
+        <w:t>thinking</w:t>
+      </w:r>
+      <w:r>
+        <w:rPr>
+          <w:b w:val="0"/>
+        </w:rPr>
+        <w:t xml:space="preserve"> scored 2% versus 65% for its </w:t>
+      </w:r>
+      <w:r>
+        <w:rPr>
+          <w:b/>
+        </w:rPr>
+        <w:t>instruct</w:t>
+      </w:r>
+      <w:r>
+        <w:rPr>
+          <w:b w:val="0"/>
+        </w:rPr>
+        <w:t xml:space="preserve"> sibling, and deepseek-r1 (reasoning-only) scored 22%. Reasoning tokens exhaust the response budget before the model emits its tool-call. </w:t>
+      </w:r>
+      <w:r>
+        <w:rPr>
+          <w:b/>
+        </w:rPr>
+        <w:t>Default to instruct/non-thinking variants</w:t>
+      </w:r>
+      <w:r>
+        <w:rPr>
+          <w:b w:val="0"/>
+        </w:rPr>
+        <w:t xml:space="preserve"> for the tutor.</w:t>
+      </w:r>
+    </w:p>
+    <w:p>
+      <w:pPr>
+        <w:pStyle w:val="ListNumber"/>
+      </w:pPr>
+      <w:r>
+        <w:rPr>
+          <w:b/>
+        </w:rPr>
+        <w:t>Reasoning mode is model-dependent.</w:t>
+      </w:r>
+      <w:r>
+        <w:rPr>
+          <w:b w:val="0"/>
+        </w:rPr>
+        <w:t xml:space="preserve"> It helps Grok 4.1-fast (72% reasoning vs 57% non-reasoning) but hurts Grok 4.20 (45% vs 48%). Test both modes per model rather than assuming reasoning always helps.</w:t>
+      </w:r>
+    </w:p>
+    <w:p>
+      <w:pPr>
+        <w:pStyle w:val="ListNumber"/>
+      </w:pPr>
+      <w:r>
+        <w:rPr>
+          <w:b/>
+        </w:rPr>
+        <w:t>Newer is not always better.</w:t>
+      </w:r>
+      <w:r>
+        <w:rPr>
+          <w:b w:val="0"/>
+        </w:rPr>
+        <w:t xml:space="preserve"> GLM-4.7 (67%) beats GLM-5 (57%), and Grok 4.1-fast beats Grok 4.20 on both modes. Always re-measure new versions against the harness.</w:t>
+      </w:r>
+    </w:p>
+    <w:p>
+      <w:pPr>
+        <w:pStyle w:val="ListNumber"/>
+      </w:pPr>
+      <w:r>
+        <w:rPr>
+          <w:b/>
+        </w:rPr>
+        <w:t>Model family matters more than size.</w:t>
+      </w:r>
+      <w:r>
+        <w:rPr>
+          <w:b w:val="0"/>
+        </w:rPr>
+        <w:t xml:space="preserve"> mistral-nemo:12b (53%) beats llama3.1:8b (33%) by 20 points; picking the right family beats simply going bigger.</w:t>
+      </w:r>
+    </w:p>
+    <w:p>
+      <w:pPr>
+        <w:pStyle w:val="ListNumber"/>
+      </w:pPr>
+      <w:r>
+        <w:rPr>
+          <w:b/>
+        </w:rPr>
+        <w:t>Universal weak spots: math reasoning and persona/tone adaptation</w:t>
+      </w:r>
+      <w:r>
+        <w:rPr>
+          <w:b w:val="0"/>
+        </w:rPr>
+        <w:t xml:space="preserve"> are the top two failure categories across nearly the entire field — both addressable with targeted prompt or fine-tuning on the chosen model.</w:t>
+      </w:r>
+    </w:p>
+    <w:p>
+      <w:pPr>
+        <w:pStyle w:val="ListNumber"/>
+      </w:pPr>
+      <w:r>
+        <w:rPr>
+          <w:b/>
+        </w:rPr>
+        <w:t>Three local models scored 0% on a tool-protocol failure, not a teaching failure</w:t>
+      </w:r>
+      <w:r>
+        <w:rPr>
+          <w:b w:val="0"/>
+        </w:rPr>
+        <w:t xml:space="preserve"> (falcon3:10b, gemma2:2b, phi4) — they emit no or malformed tool-calls. phi4 (a strong 14B) is worth recovering with a format-specific parser, as was done for GLM-4.</w:t>
       </w:r>
     </w:p>
     <w:p>
@@ -1194,7 +8182,95 @@
         <w:pStyle w:val="Heading1"/>
       </w:pPr>
       <w:r>
-        <w:t>5. Key Findings</w:t>
+        <w:t>7. Data Integrity &amp; Reliability</w:t>
+      </w:r>
+    </w:p>
+    <w:p>
+      <w:pPr>
+        <w:spacing w:after="120"/>
+      </w:pPr>
+      <w:r>
+        <w:rPr>
+          <w:b w:val="0"/>
+          <w:i w:val="0"/>
+        </w:rPr>
+        <w:t xml:space="preserve">The Qwen3/Grok/GLM batch was first run during a </w:t>
+      </w:r>
+      <w:r>
+        <w:rPr>
+          <w:b/>
+          <w:i w:val="0"/>
+        </w:rPr>
+        <w:t>client-side internet outage</w:t>
+      </w:r>
+      <w:r>
+        <w:rPr>
+          <w:b w:val="0"/>
+          <w:i w:val="0"/>
+        </w:rPr>
+        <w:t xml:space="preserve">. The tutoring itself completed (tool-calls verified working), but the Anthropic rubric-judge calls failed with `APIConnectionError` for 7 of 10 models, which the harness recorded as scenario </w:t>
+      </w:r>
+      <w:r>
+        <w:rPr>
+          <w:b/>
+          <w:i w:val="0"/>
+        </w:rPr>
+        <w:t>failures</w:t>
+      </w:r>
+      <w:r>
+        <w:rPr>
+          <w:b w:val="0"/>
+          <w:i w:val="0"/>
+        </w:rPr>
+        <w:t xml:space="preserve"> — making several capable models appear to score 0%.</w:t>
+      </w:r>
+    </w:p>
+    <w:p>
+      <w:pPr>
+        <w:spacing w:after="120"/>
+      </w:pPr>
+      <w:r>
+        <w:rPr>
+          <w:b w:val="0"/>
+          <w:i w:val="0"/>
+        </w:rPr>
+        <w:t xml:space="preserve">This was caught by inspecting per-model judge-failure counts rather than trusting raw pass rates: the three models that ran during connected windows had 0 judge failures, while the others had 56–60 of 60. Once connectivity returned, the affected models were re-run; </w:t>
+      </w:r>
+      <w:r>
+        <w:rPr>
+          <w:b/>
+          <w:i w:val="0"/>
+        </w:rPr>
+        <w:t>every number in this report comes from a run with `judge_failed = 0`.</w:t>
+      </w:r>
+      <w:r>
+        <w:rPr>
+          <w:b w:val="0"/>
+          <w:i w:val="0"/>
+        </w:rPr>
+        <w:t xml:space="preserve"> The episode is a reminder to verify judge health before trusting a sweep — and a flagged follow-up is to harden the harness so a judge connectivity failure is recorded as an </w:t>
+      </w:r>
+      <w:r>
+        <w:rPr>
+          <w:b/>
+          <w:i w:val="0"/>
+        </w:rPr>
+        <w:t>errored</w:t>
+      </w:r>
+      <w:r>
+        <w:rPr>
+          <w:b w:val="0"/>
+          <w:i w:val="0"/>
+        </w:rPr>
+        <w:t xml:space="preserve"> scenario (or retried) rather than silently scored as a model failure.</w:t>
+      </w:r>
+    </w:p>
+    <w:p>
+      <w:pPr>
+        <w:pStyle w:val="Heading1"/>
+      </w:pPr>
+      <w:r>
+        <w:t>8. Cost &amp; Footprint</w:t>
       </w:r>
     </w:p>
     <w:p>
@@ -1205,10 +8281,13 @@
         <w:rPr>
           <w:b/>
         </w:rPr>
-        <w:t xml:space="preserve">Offline tutoring is viable. </w:t>
+        <w:t>Local OSS:</w:t>
       </w:r>
       <w:r>
-        <w:t>a ~3B model is viable on phones/tablets today (45%), and a 7B on a school server is meaningfully better (52%) at the best teaching quality of any open model.</w:t>
+        <w:rPr>
+          <w:b w:val="0"/>
+        </w:rPr>
+        <w:t xml:space="preserve"> ≤9B models ran on an 8 GB CPU laptop (zero infra cost); 7–14B on a free Colab T4. Fully offline-capable — the deployment goal.</w:t>
       </w:r>
     </w:p>
     <w:p>
@@ -1219,10 +8298,13 @@
         <w:rPr>
           <w:b/>
         </w:rPr>
-        <w:t xml:space="preserve">Qwen2.5 is the family to back. </w:t>
+        <w:t>Cloud MaaS (Vertex Model Garden):</w:t>
       </w:r>
       <w:r>
-        <w:t>Qwen2.5 leads at 3B, 7B, and 14B. Scaling helps with diminishing returns (45% -&gt; 52% -&gt; 55%), and the 7B has the single best rubric score of all open models.</w:t>
+        <w:rPr>
+          <w:b w:val="0"/>
+        </w:rPr>
+        <w:t xml:space="preserve"> pay-per-token only, no hourly endpoint charge (no GPU endpoints deployed). A 60-scenario single-turn sweep is roughly US$0.50–$2 per model.</w:t>
       </w:r>
     </w:p>
     <w:p>
@@ -1233,10 +8315,21 @@
         <w:rPr>
           <w:b/>
         </w:rPr>
-        <w:t xml:space="preserve">Family matters more than size. </w:t>
+        <w:t>Scoring:</w:t>
       </w:r>
       <w:r>
-        <w:t>Mistral-Nemo-12B (53%) beats Llama-3.1-8B (33%) by 20 points; the largest model that fit the 8 GB laptop sat mid-pack. Choosing the right family beats simply going bigger.</w:t>
+        <w:rPr>
+          <w:b w:val="0"/>
+        </w:rPr>
+        <w:t xml:space="preserve"> Anthropic judge + student-simulator calls are constant across every run and are a small, fixed per-sweep cost.</w:t>
+      </w:r>
+    </w:p>
+    <w:p>
+      <w:pPr>
+        <w:pStyle w:val="Heading1"/>
+      </w:pPr>
+      <w:r>
+        <w:t>9. Limitations &amp; Next Steps</w:t>
       </w:r>
     </w:p>
     <w:p>
@@ -1247,10 +8340,13 @@
         <w:rPr>
           <w:b/>
         </w:rPr>
-        <w:t xml:space="preserve">The cloud gap is closable. </w:t>
+        <w:t>Single-turn only.</w:t>
       </w:r>
       <w:r>
-        <w:t>Opus 4.7 sets a 90% ceiling; the best offline model reaches ~61% of that pass rate. The gap is real but realistically closable with tuning.</w:t>
+        <w:rPr>
+          <w:b w:val="0"/>
+        </w:rPr>
+        <w:t xml:space="preserve"> This sweep uses the 60 single-turn scenarios for fast, comparable signal; multi-turn evaluation of the finalists is the next measurement step.</w:t>
       </w:r>
     </w:p>
     <w:p>
@@ -1261,10 +8357,47 @@
         <w:rPr>
           <w:b/>
         </w:rPr>
-        <w:t xml:space="preserve">Two universal weak spots. </w:t>
+        <w:t>Stock models, no tuning.</w:t>
       </w:r>
       <w:r>
-        <w:t>Math reasoning and persona/tone adaptation are the two most common failure categories across nearly every model — the obvious first targets for prompt tuning.</w:t>
+        <w:rPr>
+          <w:b w:val="0"/>
+        </w:rPr>
+        <w:t xml:space="preserve"> All scores are out-of-the-box. The gap to the ceiling is the target for prompt-engineering and fine-tuning on the leading candidates.</w:t>
+      </w:r>
+    </w:p>
+    <w:p>
+      <w:pPr>
+        <w:pStyle w:val="ListBullet"/>
+      </w:pPr>
+      <w:r>
+        <w:rPr>
+          <w:b/>
+        </w:rPr>
+        <w:t>Suspect rows to diagnose:</w:t>
+      </w:r>
+      <w:r>
+        <w:rPr>
+          <w:b w:val="0"/>
+        </w:rPr>
+        <w:t xml:space="preserve"> the Gemini-Pro anomaly and the 0% tool-protocol models (phi4, falcon3) are under-measured by harness artifacts, not ability — worth re-scoring.</w:t>
+      </w:r>
+    </w:p>
+    <w:p>
+      <w:pPr>
+        <w:pStyle w:val="ListBullet"/>
+      </w:pPr>
+      <w:r>
+        <w:rPr>
+          <w:b/>
+        </w:rPr>
+        <w:t>Recommended path:</w:t>
+      </w:r>
+      <w:r>
+        <w:rPr>
+          <w:b w:val="0"/>
+        </w:rPr>
+        <w:t xml:space="preserve"> (1) prompt-tune the leading on-device candidate (qwen2.5:7b / :3b) on math + persona; (2) decide the deployment tier (3B on-device vs 7–14B on a school server vs cloud MaaS for connected sites); (3) re-measure finalists multi-turn.</w:t>
       </w:r>
     </w:p>
     <w:p>
@@ -1272,52 +8405,27 @@
         <w:pStyle w:val="Heading1"/>
       </w:pPr>
       <w:r>
-        <w:t>6. What Can Be Improved</w:t>
+        <w:t>10. Reproducibility</w:t>
       </w:r>
     </w:p>
     <w:p>
-      <w:r>
-        <w:rPr>
-          <w:b/>
-          <w:i w:val="0"/>
-        </w:rPr>
-        <w:t>Recover models under-measured by harness artifacts.</w:t>
-      </w:r>
-    </w:p>
-    <w:p>
+      <w:pPr>
+        <w:spacing w:after="120"/>
+      </w:pPr>
       <w:r>
         <w:rPr>
           <w:b w:val="0"/>
           <w:i w:val="0"/>
         </w:rPr>
-        <w:t>Three capable models are currently scored below their real ability: phi4 and falcon3 (0%, tool-call leak format) and the Gemini Pro models (thinking-mode). Each should be given a short diagnostic run that captures its raw output, after which the parser/handler can be extended and the model re-scored — exactly the path that recovered GLM-4 from 0% to 43%.</w:t>
+        <w:t>The entire benchmark is scripted and the headline table in this report is generated directly from committed data. To reproduce or extend it:</w:t>
       </w:r>
     </w:p>
     <w:p>
+      <w:pPr>
+        <w:pStyle w:val="Heading2"/>
+      </w:pPr>
       <w:r>
-        <w:rPr>
-          <w:b/>
-          <w:i w:val="0"/>
-        </w:rPr>
-        <w:t>Tutor-specific tuning.</w:t>
-      </w:r>
-    </w:p>
-    <w:p>
-      <w:r>
-        <w:rPr>
-          <w:b w:val="0"/>
-          <w:i w:val="0"/>
-        </w:rPr>
-        <w:t>All numbers here are stock models with no prompt or fine-tuning. The leading offline candidate (Qwen2.5-7B/3B) should be prompt-tuned on its two weak spots — math and persona handling — and re-measured against the ceiling. This is the most likely lever to close the gap to the cloud models.</w:t>
-      </w:r>
-    </w:p>
-    <w:p>
-      <w:r>
-        <w:rPr>
-          <w:b/>
-          <w:i w:val="0"/>
-        </w:rPr>
-        <w:t>Broaden the evaluation.</w:t>
+        <w:t>10.1 What lives where</w:t>
       </w:r>
     </w:p>
     <w:p>
@@ -1325,7 +8433,10 @@
         <w:pStyle w:val="ListBullet"/>
       </w:pPr>
       <w:r>
-        <w:t>Add multi-turn scenarios — the current run is single-turn only; session-level failures (loops, premature advance) are not yet measured per model.</w:t>
+        <w:rPr>
+          <w:b w:val="0"/>
+        </w:rPr>
+        <w:t>`offline_eval/cloud_models.txt` — the model matrix: `provider/model  safe_name  [region]` (third column = Vertex region; differs per model — most are `global`).</w:t>
       </w:r>
     </w:p>
     <w:p>
@@ -1333,7 +8444,10 @@
         <w:pStyle w:val="ListBullet"/>
       </w:pPr>
       <w:r>
-        <w:t>Test the larger open tier (32B-70B: Qwen2.5-32B/72B, Command-R, Mixtral, Llama-3.3-70B) on an A100 to see whether scaling past 14B is worth a heavier server.</w:t>
+        <w:rPr>
+          <w:b w:val="0"/>
+        </w:rPr>
+        <w:t>`offline_eval/run_cloud.sh` — runs the harness once per model, swapping only the tutor.</w:t>
       </w:r>
     </w:p>
     <w:p>
@@ -1341,241 +8455,405 @@
         <w:pStyle w:val="ListBullet"/>
       </w:pPr>
       <w:r>
-        <w:t>Grow scenario coverage toward the full failure-category vocabulary and add USD cost tracking per model.</w:t>
+        <w:rPr>
+          <w:b w:val="0"/>
+        </w:rPr>
+        <w:t>`offline_eval/_probe_cloud_models.py` — 1-token reachability probe; validates IDs/regions before a full run.</w:t>
       </w:r>
     </w:p>
     <w:p>
+      <w:pPr>
+        <w:pStyle w:val="ListBullet"/>
+      </w:pPr>
       <w:r>
         <w:rPr>
-          <w:b/>
-          <w:i w:val="0"/>
+          <w:b w:val="0"/>
         </w:rPr>
-        <w:t>Tighten methodology for the benchmark rows.</w:t>
+        <w:t>`offline_eval/aggregate.py` — ranks `results/*.json` into the leaderboard.</w:t>
       </w:r>
     </w:p>
     <w:p>
+      <w:pPr>
+        <w:pStyle w:val="ListBullet"/>
+      </w:pPr>
+      <w:r>
+        <w:rPr>
+          <w:b w:val="0"/>
+        </w:rPr>
+        <w:t>`offline_eval/leaderboard_combined.csv` — the combined table as data (this report's §4 is built from it via `offline_eval/_make_report.py`).</w:t>
+      </w:r>
+    </w:p>
+    <w:p>
+      <w:pPr>
+        <w:pStyle w:val="ListBullet"/>
+      </w:pPr>
+      <w:r>
+        <w:rPr>
+          <w:b w:val="0"/>
+        </w:rPr>
+        <w:t>`offline_eval/results/*.json` — per-model run records (a curated set is committed for reproducibility).</w:t>
+      </w:r>
+    </w:p>
+    <w:p>
+      <w:pPr>
+        <w:pStyle w:val="ListBullet"/>
+      </w:pPr>
+      <w:r>
+        <w:rPr>
+          <w:b w:val="0"/>
+        </w:rPr>
+        <w:t>Integration: `apps/llm/client.py::VertexModelGardenClient`. Design + plan: `docs/superpowers/specs/2026-06-17-vertex-model-garden-eval-design.md` and the matching plan under `docs/superpowers/plans/`.</w:t>
+      </w:r>
+    </w:p>
+    <w:p>
+      <w:pPr>
+        <w:pStyle w:val="Heading2"/>
+      </w:pPr>
+      <w:r>
+        <w:t>10.2 How the swap works</w:t>
+      </w:r>
+    </w:p>
+    <w:p>
+      <w:pPr>
+        <w:spacing w:after="120"/>
+      </w:pPr>
       <w:r>
         <w:rPr>
           <w:b w:val="0"/>
           <w:i w:val="0"/>
         </w:rPr>
-        <w:t>The headline pass rate is already cross-family judged. To make the secondary rubric fully vendor-neutral for the Claude/Gemini tutor rows, the rubric judge could be pinned to a third vendor (e.g. OpenAI) for those runs.</w:t>
+        <w:t>The harness sets the `TUTOR_MODEL_OVERRIDE="provider/model"` environment variable, which routes only the tutor through the chosen model. The judge and student-simulator stay on Anthropic, so the yardstick is identical for every model and the grader is always cross-family.</w:t>
       </w:r>
     </w:p>
     <w:p>
       <w:pPr>
-        <w:pStyle w:val="Heading1"/>
+        <w:pStyle w:val="Heading2"/>
       </w:pPr>
       <w:r>
-        <w:t>7. Recommendation</w:t>
+        <w:t>10.3 Google Cloud setup (Vertex Model Garden MaaS)</w:t>
       </w:r>
     </w:p>
-    <w:tbl>
-      <w:tblPr>
-        <w:tblStyle w:val="LightGrid-Accent1"/>
-        <w:tblW w:type="auto" w:w="0"/>
-        <w:jc w:val="left"/>
-        <w:tblLook w:firstColumn="1" w:firstRow="1" w:lastColumn="0" w:lastRow="0" w:noHBand="0" w:noVBand="1" w:val="04A0"/>
-      </w:tblPr>
-      <w:tblGrid>
-        <w:gridCol w:w="2880"/>
-        <w:gridCol w:w="2880"/>
-        <w:gridCol w:w="2880"/>
-      </w:tblGrid>
-      <w:tr>
-        <w:tc>
-          <w:tcPr>
-            <w:tcW w:type="dxa" w:w="2880"/>
-          </w:tcPr>
-          <w:p>
-            <w:r>
-              <w:rPr>
-                <w:b/>
-              </w:rPr>
-              <w:t>Deployment target</w:t>
-            </w:r>
-          </w:p>
-        </w:tc>
-        <w:tc>
-          <w:tcPr>
-            <w:tcW w:type="dxa" w:w="2880"/>
-          </w:tcPr>
-          <w:p>
-            <w:r>
-              <w:rPr>
-                <w:b/>
-              </w:rPr>
-              <w:t>Recommended model</w:t>
-            </w:r>
-          </w:p>
-        </w:tc>
-        <w:tc>
-          <w:tcPr>
-            <w:tcW w:type="dxa" w:w="2880"/>
-          </w:tcPr>
-          <w:p>
-            <w:r>
-              <w:rPr>
-                <w:b/>
-              </w:rPr>
-              <w:t>Pass rate</w:t>
-            </w:r>
-          </w:p>
-        </w:tc>
-      </w:tr>
-      <w:tr>
-        <w:tc>
-          <w:tcPr>
-            <w:tcW w:type="dxa" w:w="2880"/>
-          </w:tcPr>
-          <w:p>
-            <w:r>
-              <w:t>Phone / tablet (on-device)</w:t>
-            </w:r>
-          </w:p>
-        </w:tc>
-        <w:tc>
-          <w:tcPr>
-            <w:tcW w:type="dxa" w:w="2880"/>
-          </w:tcPr>
-          <w:p>
-            <w:r>
-              <w:t>qwen2.5:3b</w:t>
-            </w:r>
-          </w:p>
-        </w:tc>
-        <w:tc>
-          <w:tcPr>
-            <w:tcW w:type="dxa" w:w="2880"/>
-          </w:tcPr>
-          <w:p>
-            <w:r>
-              <w:t>45%</w:t>
-            </w:r>
-          </w:p>
-        </w:tc>
-      </w:tr>
-      <w:tr>
-        <w:tc>
-          <w:tcPr>
-            <w:tcW w:type="dxa" w:w="2880"/>
-          </w:tcPr>
-          <w:p>
-            <w:r>
-              <w:t>Laptop / school server</w:t>
-            </w:r>
-          </w:p>
-        </w:tc>
-        <w:tc>
-          <w:tcPr>
-            <w:tcW w:type="dxa" w:w="2880"/>
-          </w:tcPr>
-          <w:p>
-            <w:r>
-              <w:t>qwen2.5:7b</w:t>
-            </w:r>
-          </w:p>
-        </w:tc>
-        <w:tc>
-          <w:tcPr>
-            <w:tcW w:type="dxa" w:w="2880"/>
-          </w:tcPr>
-          <w:p>
-            <w:r>
-              <w:t>52% (rubric 0.71)</w:t>
-            </w:r>
-          </w:p>
-        </w:tc>
-      </w:tr>
-      <w:tr>
-        <w:tc>
-          <w:tcPr>
-            <w:tcW w:type="dxa" w:w="2880"/>
-          </w:tcPr>
-          <w:p>
-            <w:r>
-              <w:t>Higher-spec server</w:t>
-            </w:r>
-          </w:p>
-        </w:tc>
-        <w:tc>
-          <w:tcPr>
-            <w:tcW w:type="dxa" w:w="2880"/>
-          </w:tcPr>
-          <w:p>
-            <w:r>
-              <w:t>qwen2.5:14b</w:t>
-            </w:r>
-          </w:p>
-        </w:tc>
-        <w:tc>
-          <w:tcPr>
-            <w:tcW w:type="dxa" w:w="2880"/>
-          </w:tcPr>
-          <w:p>
-            <w:r>
-              <w:t>55%</w:t>
-            </w:r>
-          </w:p>
-        </w:tc>
-      </w:tr>
-      <w:tr>
-        <w:tc>
-          <w:tcPr>
-            <w:tcW w:type="dxa" w:w="2880"/>
-          </w:tcPr>
-          <w:p>
-            <w:r>
-              <w:t>Cloud reference (today's pilot)</w:t>
-            </w:r>
-          </w:p>
-        </w:tc>
-        <w:tc>
-          <w:tcPr>
-            <w:tcW w:type="dxa" w:w="2880"/>
-          </w:tcPr>
-          <w:p>
-            <w:r>
-              <w:t>claude-opus-4-7</w:t>
-            </w:r>
-          </w:p>
-        </w:tc>
-        <w:tc>
-          <w:tcPr>
-            <w:tcW w:type="dxa" w:w="2880"/>
-          </w:tcPr>
-          <w:p>
-            <w:r>
-              <w:t>90%</w:t>
-            </w:r>
-          </w:p>
-        </w:tc>
-      </w:tr>
-    </w:tbl>
     <w:p>
+      <w:pPr>
+        <w:pStyle w:val="ListNumber"/>
+      </w:pPr>
+      <w:r>
+        <w:rPr>
+          <w:b w:val="0"/>
+        </w:rPr>
+        <w:t>Authenticate Application Default Credentials and pin the project. Auth is isolated in a dedicated config directory so it never touches a personal gcloud profile:</w:t>
+      </w:r>
+    </w:p>
+    <w:p>
+      <w:pPr>
+        <w:spacing w:after="80"/>
+        <w:ind w:left="432"/>
+      </w:pPr>
+      <w:r>
+        <w:rPr>
+          <w:rFonts w:ascii="Consolas" w:hAnsi="Consolas"/>
+          <w:sz w:val="18"/>
+        </w:rPr>
+        <w:t>export CLOUDSDK_CONFIG="$HOME/.config/gcloud-pixeldesignlabs"</w:t>
+      </w:r>
+    </w:p>
+    <w:p>
+      <w:pPr>
+        <w:spacing w:after="80"/>
+        <w:ind w:left="432"/>
+      </w:pPr>
+      <w:r>
+        <w:rPr>
+          <w:rFonts w:ascii="Consolas" w:hAnsi="Consolas"/>
+          <w:sz w:val="18"/>
+        </w:rPr>
+        <w:t>gcloud auth application-default login</w:t>
+      </w:r>
+    </w:p>
+    <w:p>
+      <w:pPr>
+        <w:spacing w:after="80"/>
+        <w:ind w:left="432"/>
+      </w:pPr>
+      <w:r>
+        <w:rPr>
+          <w:rFonts w:ascii="Consolas" w:hAnsi="Consolas"/>
+          <w:sz w:val="18"/>
+        </w:rPr>
+        <w:t>gcloud auth application-default set-quota-project ai-tutor-499714</w:t>
+      </w:r>
+    </w:p>
+    <w:p>
+      <w:pPr>
+        <w:pStyle w:val="ListNumber"/>
+      </w:pPr>
+      <w:r>
+        <w:rPr>
+          <w:b w:val="0"/>
+        </w:rPr>
+        <w:t>Enable the Vertex AI API:</w:t>
+      </w:r>
+    </w:p>
+    <w:p>
+      <w:pPr>
+        <w:spacing w:after="80"/>
+        <w:ind w:left="432"/>
+      </w:pPr>
+      <w:r>
+        <w:rPr>
+          <w:rFonts w:ascii="Consolas" w:hAnsi="Consolas"/>
+          <w:sz w:val="18"/>
+        </w:rPr>
+        <w:t>gcloud services enable aiplatform.googleapis.com --project=ai-tutor-499714</w:t>
+      </w:r>
+    </w:p>
+    <w:p>
+      <w:pPr>
+        <w:pStyle w:val="ListNumber"/>
+      </w:pPr>
+      <w:r>
+        <w:rPr>
+          <w:b w:val="0"/>
+        </w:rPr>
+        <w:t>In Model Garden (console.cloud.google.com/agent-platform/model-garden), enable each model — choose the “… API Service” (MaaS, pay-per-token) cards, not the “Serve with …” / GPU-endpoint cards. The card shows the exact model ID and region.</w:t>
+      </w:r>
+    </w:p>
+    <w:p>
+      <w:pPr>
+        <w:pStyle w:val="ListNumber"/>
+      </w:pPr>
+      <w:r>
+        <w:rPr>
+          <w:b w:val="0"/>
+        </w:rPr>
+        <w:t>`.env` carries `CLOUDSDK_CONFIG` + `GOOGLE_CLOUD_PROJECT` so the harness picks up the isolated credentials automatically (it calls `load_dotenv()`).</w:t>
+      </w:r>
+    </w:p>
+    <w:p>
+      <w:pPr>
+        <w:pStyle w:val="Heading2"/>
+      </w:pPr>
+      <w:r>
+        <w:t>10.4 Run a sweep</w:t>
+      </w:r>
+    </w:p>
+    <w:p>
+      <w:pPr>
+        <w:spacing w:after="80"/>
+        <w:ind w:left="432"/>
+      </w:pPr>
+      <w:r>
+        <w:rPr>
+          <w:rFonts w:ascii="Consolas" w:hAnsi="Consolas"/>
+          <w:sz w:val="18"/>
+        </w:rPr>
+        <w:t># validate model IDs + regions are reachable (cheap):</w:t>
+      </w:r>
+    </w:p>
+    <w:p>
+      <w:pPr>
+        <w:spacing w:after="80"/>
+        <w:ind w:left="432"/>
+      </w:pPr>
+      <w:r>
+        <w:rPr>
+          <w:rFonts w:ascii="Consolas" w:hAnsi="Consolas"/>
+          <w:sz w:val="18"/>
+        </w:rPr>
+        <w:t>CLOUDSDK_CONFIG=$HOME/.config/gcloud-pixeldesignlabs \</w:t>
+      </w:r>
+    </w:p>
+    <w:p>
+      <w:pPr>
+        <w:spacing w:after="80"/>
+        <w:ind w:left="432"/>
+      </w:pPr>
+      <w:r>
+        <w:rPr>
+          <w:rFonts w:ascii="Consolas" w:hAnsi="Consolas"/>
+          <w:sz w:val="18"/>
+        </w:rPr>
+        <w:t xml:space="preserve">  venv/bin/python offline_eval/_probe_cloud_models.py</w:t>
+      </w:r>
+    </w:p>
+    <w:p>
+      <w:pPr>
+        <w:spacing w:after="80"/>
+        <w:ind w:left="432"/>
+      </w:pPr>
+      <w:r>
+        <w:rPr>
+          <w:rFonts w:ascii="Consolas" w:hAnsi="Consolas"/>
+          <w:sz w:val="18"/>
+        </w:rPr>
+      </w:r>
+    </w:p>
+    <w:p>
+      <w:pPr>
+        <w:spacing w:after="80"/>
+        <w:ind w:left="432"/>
+      </w:pPr>
+      <w:r>
+        <w:rPr>
+          <w:rFonts w:ascii="Consolas" w:hAnsi="Consolas"/>
+          <w:sz w:val="18"/>
+        </w:rPr>
+        <w:t># run the full sweep (skips models that already have results/*.json):</w:t>
+      </w:r>
+    </w:p>
+    <w:p>
+      <w:pPr>
+        <w:spacing w:after="80"/>
+        <w:ind w:left="432"/>
+      </w:pPr>
+      <w:r>
+        <w:rPr>
+          <w:rFonts w:ascii="Consolas" w:hAnsi="Consolas"/>
+          <w:sz w:val="18"/>
+        </w:rPr>
+        <w:t>CLOUDSDK_CONFIG=$HOME/.config/gcloud-pixeldesignlabs \</w:t>
+      </w:r>
+    </w:p>
+    <w:p>
+      <w:pPr>
+        <w:spacing w:after="80"/>
+        <w:ind w:left="432"/>
+      </w:pPr>
+      <w:r>
+        <w:rPr>
+          <w:rFonts w:ascii="Consolas" w:hAnsi="Consolas"/>
+          <w:sz w:val="18"/>
+        </w:rPr>
+        <w:t xml:space="preserve">  bash offline_eval/run_cloud.sh</w:t>
+      </w:r>
+    </w:p>
+    <w:p>
+      <w:pPr>
+        <w:spacing w:after="80"/>
+        <w:ind w:left="432"/>
+      </w:pPr>
+      <w:r>
+        <w:rPr>
+          <w:rFonts w:ascii="Consolas" w:hAnsi="Consolas"/>
+          <w:sz w:val="18"/>
+        </w:rPr>
+      </w:r>
+    </w:p>
+    <w:p>
+      <w:pPr>
+        <w:spacing w:after="80"/>
+        <w:ind w:left="432"/>
+      </w:pPr>
+      <w:r>
+        <w:rPr>
+          <w:rFonts w:ascii="Consolas" w:hAnsi="Consolas"/>
+          <w:sz w:val="18"/>
+        </w:rPr>
+        <w:t># rebuild the leaderboard + CSV + this report:</w:t>
+      </w:r>
+    </w:p>
+    <w:p>
+      <w:pPr>
+        <w:spacing w:after="80"/>
+        <w:ind w:left="432"/>
+      </w:pPr>
+      <w:r>
+        <w:rPr>
+          <w:rFonts w:ascii="Consolas" w:hAnsi="Consolas"/>
+          <w:sz w:val="18"/>
+        </w:rPr>
+        <w:t>venv/bin/python offline_eval/aggregate.py</w:t>
+      </w:r>
+    </w:p>
+    <w:p>
+      <w:pPr>
+        <w:spacing w:after="80"/>
+        <w:ind w:left="432"/>
+      </w:pPr>
+      <w:r>
+        <w:rPr>
+          <w:rFonts w:ascii="Consolas" w:hAnsi="Consolas"/>
+          <w:sz w:val="18"/>
+        </w:rPr>
+        <w:t>venv/bin/python offline_eval/_make_report.py</w:t>
+      </w:r>
+    </w:p>
+    <w:p>
+      <w:pPr>
+        <w:pStyle w:val="Heading2"/>
+      </w:pPr>
+      <w:r>
+        <w:t>10.5 Verify judge health (do this before trusting a sweep)</w:t>
+      </w:r>
+    </w:p>
+    <w:p>
+      <w:pPr>
+        <w:spacing w:after="120"/>
+      </w:pPr>
       <w:r>
         <w:rPr>
           <w:b w:val="0"/>
           <w:i w:val="0"/>
         </w:rPr>
-        <w:t>Back the Qwen2.5 family for offline deployment, sized to the target device. Treat 45-55% as a starting baseline, prioritise a prompt-tuning pass on math and persona handling, and recover the three artifact-suppressed models before finalising the shortlist.</w:t>
+        <w:t>A network/judge outage during a run can silently score capable models as failures (see §7). After any sweep, confirm each model's judge-failure count is zero:</w:t>
       </w:r>
     </w:p>
     <w:p>
       <w:pPr>
-        <w:pStyle w:val="Heading1"/>
+        <w:spacing w:after="80"/>
+        <w:ind w:left="432"/>
       </w:pPr>
       <w:r>
-        <w:t>8. Reproducibility</w:t>
+        <w:rPr>
+          <w:rFonts w:ascii="Consolas" w:hAnsi="Consolas"/>
+          <w:sz w:val="18"/>
+        </w:rPr>
+        <w:t>grep -c "judge call failed\|APIConnectionError" offline_eval/results/&lt;safe&gt;.log   # expect 0</w:t>
       </w:r>
     </w:p>
     <w:p>
+      <w:pPr>
+        <w:spacing w:after="120"/>
+      </w:pPr>
       <w:r>
         <w:rPr>
           <w:b w:val="0"/>
           <w:i w:val="0"/>
         </w:rPr>
-        <w:t>The full harness, model lists, runners, and per-model result files live under offline_eval/ in the repository; the leaderboard is regenerated with offline_eval/aggregate.py. Open models run via run_matrix.sh (Ollama) and the Colab notebook colab_eval.ipynb; cloud benchmarks via run_cloud.sh. Detailed findings accompany this report in offline_eval/FINDINGS_offline_model_eval.md.</w:t>
+        <w:t>Re-run any affected model once connectivity returns:</w:t>
+      </w:r>
+    </w:p>
+    <w:p>
+      <w:pPr>
+        <w:spacing w:after="80"/>
+        <w:ind w:left="432"/>
+      </w:pPr>
+      <w:r>
+        <w:rPr>
+          <w:rFonts w:ascii="Consolas" w:hAnsi="Consolas"/>
+          <w:sz w:val="18"/>
+        </w:rPr>
+        <w:t>CLOUD_MODELS_FILE=&lt;subset.txt&gt; FORCE=1 bash offline_eval/run_cloud.sh</w:t>
+      </w:r>
+    </w:p>
+    <w:p>
+      <w:pPr>
+        <w:pStyle w:val="Heading2"/>
+      </w:pPr>
+      <w:r>
+        <w:t>10.6 Add a new model</w:t>
+      </w:r>
+    </w:p>
+    <w:p>
+      <w:pPr>
+        <w:spacing w:after="120"/>
+      </w:pPr>
+      <w:r>
+        <w:rPr>
+          <w:b w:val="0"/>
+          <w:i w:val="0"/>
+        </w:rPr>
+        <w:t>Append one row to `cloud_models.txt` (`provider/model  safe_name  region`), add the same candidate to `_probe_cloud_models.py`, then run §10.4. No code changes are needed for a new Vertex MaaS model — the provider client is generic.</w:t>
       </w:r>
     </w:p>
     <w:sectPr>
@@ -1951,6 +9229,10 @@
     <w:name w:val="Normal"/>
     <w:qFormat/>
     <w:rsid w:val="00FC693F"/>
+    <w:rPr>
+      <w:rFonts w:ascii="Calibri" w:hAnsi="Calibri"/>
+      <w:sz w:val="21"/>
+    </w:rPr>
   </w:style>
   <w:style w:type="paragraph" w:styleId="Header">
     <w:name w:val="header"/>
